--- a/Docs/диплом/Диплом_Берлова.docx
+++ b/Docs/диплом/Диплом_Берлова.docx
@@ -1,6 +1,6 @@
 
 <file path=word/document.xml><?xml version="1.0" encoding="utf-8"?>
-<w:document xmlns:wpc="http://schemas.microsoft.com/office/word/2010/wordprocessingCanvas" xmlns:cx="http://schemas.microsoft.com/office/drawing/2014/chartex" xmlns:cx1="http://schemas.microsoft.com/office/drawing/2015/9/8/chartex" xmlns:cx2="http://schemas.microsoft.com/office/drawing/2015/10/21/chartex" xmlns:cx3="http://schemas.microsoft.com/office/drawing/2016/5/9/chartex" xmlns:cx4="http://schemas.microsoft.com/office/drawing/2016/5/10/chartex" xmlns:cx5="http://schemas.microsoft.com/office/drawing/2016/5/11/chartex" xmlns:cx6="http://schemas.microsoft.com/office/drawing/2016/5/12/chartex" xmlns:cx7="http://schemas.microsoft.com/office/drawing/2016/5/13/chartex" xmlns:cx8="http://schemas.microsoft.com/office/drawing/2016/5/14/chartex" xmlns:mc="http://schemas.openxmlformats.org/markup-compatibility/2006" xmlns:aink="http://schemas.microsoft.com/office/drawing/2016/ink" xmlns:am3d="http://schemas.microsoft.com/office/drawing/2017/model3d" xmlns:o="urn:schemas-microsoft-com:office:office" xmlns:oel="http://schemas.microsoft.com/office/2019/extlst" xmlns:r="http://schemas.openxmlformats.org/officeDocument/2006/relationships" xmlns:m="http://schemas.openxmlformats.org/officeDocument/2006/math" xmlns:v="urn:schemas-microsoft-com:vml" xmlns:wp14="http://schemas.microsoft.com/office/word/2010/wordprocessingDrawing" xmlns:wp="http://schemas.openxmlformats.org/drawingml/2006/wordprocessingDrawing" xmlns:w10="urn:schemas-microsoft-com:office:word" xmlns:w="http://schemas.openxmlformats.org/wordprocessingml/2006/main" xmlns:w14="http://schemas.microsoft.com/office/word/2010/wordml" xmlns:w15="http://schemas.microsoft.com/office/word/2012/wordml" xmlns:w16cex="http://schemas.microsoft.com/office/word/2018/wordml/cex" xmlns:w16cid="http://schemas.microsoft.com/office/word/2016/wordml/cid" xmlns:w16="http://schemas.microsoft.com/office/word/2018/wordml" xmlns:w16sdtdh="http://schemas.microsoft.com/office/word/2020/wordml/sdtdatahash" xmlns:w16se="http://schemas.microsoft.com/office/word/2015/wordml/symex" xmlns:wpg="http://schemas.microsoft.com/office/word/2010/wordprocessingGroup" xmlns:wpi="http://schemas.microsoft.com/office/word/2010/wordprocessingInk" xmlns:wne="http://schemas.microsoft.com/office/word/2006/wordml" xmlns:wps="http://schemas.microsoft.com/office/word/2010/wordprocessingShape" mc:Ignorable="w14 w15 w16se w16cid w16 w16cex w16sdtdh wp14">
+<w:document xmlns:wpc="http://schemas.microsoft.com/office/word/2010/wordprocessingCanvas" xmlns:cx="http://schemas.microsoft.com/office/drawing/2014/chartex" xmlns:cx1="http://schemas.microsoft.com/office/drawing/2015/9/8/chartex" xmlns:cx2="http://schemas.microsoft.com/office/drawing/2015/10/21/chartex" xmlns:cx3="http://schemas.microsoft.com/office/drawing/2016/5/9/chartex" xmlns:cx4="http://schemas.microsoft.com/office/drawing/2016/5/10/chartex" xmlns:cx5="http://schemas.microsoft.com/office/drawing/2016/5/11/chartex" xmlns:cx6="http://schemas.microsoft.com/office/drawing/2016/5/12/chartex" xmlns:cx7="http://schemas.microsoft.com/office/drawing/2016/5/13/chartex" xmlns:cx8="http://schemas.microsoft.com/office/drawing/2016/5/14/chartex" xmlns:mc="http://schemas.openxmlformats.org/markup-compatibility/2006" xmlns:aink="http://schemas.microsoft.com/office/drawing/2016/ink" xmlns:am3d="http://schemas.microsoft.com/office/drawing/2017/model3d" xmlns:o="urn:schemas-microsoft-com:office:office" xmlns:oel="http://schemas.microsoft.com/office/2019/extlst" xmlns:r="http://schemas.openxmlformats.org/officeDocument/2006/relationships" xmlns:m="http://schemas.openxmlformats.org/officeDocument/2006/math" xmlns:v="urn:schemas-microsoft-com:vml" xmlns:wp14="http://schemas.microsoft.com/office/word/2010/wordprocessingDrawing" xmlns:wp="http://schemas.openxmlformats.org/drawingml/2006/wordprocessingDrawing" xmlns:w10="urn:schemas-microsoft-com:office:word" xmlns:w="http://schemas.openxmlformats.org/wordprocessingml/2006/main" xmlns:w14="http://schemas.microsoft.com/office/word/2010/wordml" xmlns:w15="http://schemas.microsoft.com/office/word/2012/wordml" xmlns:w16cex="http://schemas.microsoft.com/office/word/2018/wordml/cex" xmlns:w16cid="http://schemas.microsoft.com/office/word/2016/wordml/cid" xmlns:w16="http://schemas.microsoft.com/office/word/2018/wordml" xmlns:w16du="http://schemas.microsoft.com/office/word/2023/wordml/word16du" xmlns:w16sdtdh="http://schemas.microsoft.com/office/word/2020/wordml/sdtdatahash" xmlns:w16sdtfl="http://schemas.microsoft.com/office/word/2024/wordml/sdtformatlock" xmlns:w16se="http://schemas.microsoft.com/office/word/2015/wordml/symex" xmlns:wpg="http://schemas.microsoft.com/office/word/2010/wordprocessingGroup" xmlns:wpi="http://schemas.microsoft.com/office/word/2010/wordprocessingInk" xmlns:wne="http://schemas.microsoft.com/office/word/2006/wordml" xmlns:wps="http://schemas.microsoft.com/office/word/2010/wordprocessingShape" mc:Ignorable="w14 w15 w16se w16cid w16 w16cex w16sdtdh w16sdtfl w16du wp14">
   <w:body>
     <w:p>
       <w:pPr>
@@ -685,14 +685,13 @@
       <w:pPr>
         <w:spacing w:line="360" w:lineRule="auto"/>
         <w:ind w:firstLine="709"/>
-        <w:jc w:val="center"/>
         <w:rPr>
           <w:b/>
           <w:sz w:val="28"/>
           <w:szCs w:val="28"/>
         </w:rPr>
         <w:sectPr>
-          <w:footerReference w:type="default" r:id="rId4"/>
+          <w:footerReference w:type="default" r:id="rId6"/>
           <w:pgSz w:w="11906" w:h="16838"/>
           <w:pgMar w:top="1134" w:right="850" w:bottom="1134" w:left="1701" w:header="708" w:footer="708" w:gutter="0"/>
           <w:cols w:space="708"/>
@@ -709,19 +708,11 @@
           <w:sz w:val="28"/>
         </w:rPr>
       </w:pPr>
-      <w:r>
-        <w:rPr>
-          <w:b/>
-          <w:sz w:val="28"/>
-        </w:rPr>
-        <w:lastRenderedPageBreak/>
-        <w:br w:type="page"/>
-      </w:r>
     </w:p>
     <w:sdt>
       <w:sdtPr>
         <w:rPr>
-          <w:rFonts w:ascii="Times New Roman" w:hAnsi="Times New Roman" w:cs="Times New Roman"/>
+          <w:rFonts w:ascii="Times New Roman" w:eastAsia="Times New Roman" w:hAnsi="Times New Roman" w:cs="Times New Roman"/>
           <w:color w:val="000000" w:themeColor="text1"/>
           <w:sz w:val="28"/>
           <w:szCs w:val="28"/>
@@ -732,11 +723,6 @@
           <w:docPartUnique/>
         </w:docPartObj>
       </w:sdtPr>
-      <w:sdtEndPr>
-        <w:rPr>
-          <w:rFonts w:eastAsia="Times New Roman"/>
-        </w:rPr>
-      </w:sdtEndPr>
       <w:sdtContent>
         <w:p>
           <w:pPr>
@@ -4170,21 +4156,7 @@
         <w:rPr>
           <w:sz w:val="28"/>
         </w:rPr>
-        <w:t>В Алтайском государственном университете (</w:t>
-      </w:r>
-      <w:proofErr w:type="spellStart"/>
-      <w:r>
-        <w:rPr>
-          <w:sz w:val="28"/>
-        </w:rPr>
-        <w:t>АлтГУ</w:t>
-      </w:r>
-      <w:proofErr w:type="spellEnd"/>
-      <w:r>
-        <w:rPr>
-          <w:sz w:val="28"/>
-        </w:rPr>
-        <w:t>) расписание до настоящего времени составляется преимущественно вручную. Этим занимается бюро расписаний, в состав которого входят семь сотрудников; между ними распределены институты и реализуемые образовательные программы. Сведения об учебной нагрузке сотрудники получают из системы «Нагрузка ВУЗа», а данные о студенческих группах и преподавателях — из системы ММИС «Деканат», после чего расписание формируется вручную и заносится в таблицы Microsoft Excel с макросами на языке VBA, созданными ещё в начале 2000-х годов, а готовый результат публикуется на официальном сайте университета.</w:t>
+        <w:t>В Алтайском государственном университете (АлтГУ) расписание до настоящего времени составляется преимущественно вручную. Этим занимается бюро расписаний, в состав которого входят семь сотрудников; между ними распределены институты и реализуемые образовательные программы. Сведения об учебной нагрузке сотрудники получают из системы «Нагрузка ВУЗа», а данные о студенческих группах и преподавателях — из системы ММИС «Деканат», после чего расписание формируется вручную и заносится в таблицы Microsoft Excel с макросами на языке VBA, созданными ещё в начале 2000-х годов, а готовый результат публикуется на официальном сайте университета.</w:t>
       </w:r>
     </w:p>
     <w:p>
@@ -4415,21 +4387,7 @@
         <w:rPr>
           <w:sz w:val="28"/>
         </w:rPr>
-        <w:t xml:space="preserve">Научная и практическая новизна работы заключается в создании специализированного интерактивного пользовательского интерфейса, адаптированного под регламенты работы бюро расписаний </w:t>
-      </w:r>
-      <w:proofErr w:type="spellStart"/>
-      <w:r>
-        <w:rPr>
-          <w:sz w:val="28"/>
-        </w:rPr>
-        <w:t>АлтГУ</w:t>
-      </w:r>
-      <w:proofErr w:type="spellEnd"/>
-      <w:r>
-        <w:rPr>
-          <w:sz w:val="28"/>
-        </w:rPr>
-        <w:t xml:space="preserve"> и обеспечивающего совместную работу сотрудников с отображением изменений в режиме реального времени, а также в применении </w:t>
+        <w:t xml:space="preserve">Научная и практическая новизна работы заключается в создании специализированного интерактивного пользовательского интерфейса, адаптированного под регламенты работы бюро расписаний АлтГУ и обеспечивающего совместную работу сотрудников с отображением изменений в режиме реального времени, а также в применении </w:t>
       </w:r>
       <w:proofErr w:type="spellStart"/>
       <w:r>
@@ -4764,21 +4722,7 @@
         <w:rPr>
           <w:sz w:val="28"/>
         </w:rPr>
-        <w:t xml:space="preserve">В настоящей главе рассматриваются теоретические основы разработки клиентской части веб-приложения для автоматизированного составления учебного расписания. Определяются предметная область и роль пользовательского интерфейса, анализируется сложившийся процесс работы бюро расписаний </w:t>
-      </w:r>
-      <w:proofErr w:type="spellStart"/>
-      <w:r>
-        <w:rPr>
-          <w:sz w:val="28"/>
-        </w:rPr>
-        <w:t>АлтГУ</w:t>
-      </w:r>
-      <w:proofErr w:type="spellEnd"/>
-      <w:r>
-        <w:rPr>
-          <w:sz w:val="28"/>
-        </w:rPr>
-        <w:t xml:space="preserve"> и формируются требования к интерфейсу системы, рассматриваются современные архитектурные подходы к построению клиентских веб-приложений и технологии их контейнеризации, после чего выполняется сравнительный анализ существующих систем с точки зрения пользовательского интерфейса, на основании которого формулируется задача на разработку.</w:t>
+        <w:t>В настоящей главе рассматриваются теоретические основы разработки клиентской части веб-приложения для автоматизированного составления учебного расписания. Определяются предметная область и роль пользовательского интерфейса, анализируется сложившийся процесс работы бюро расписаний АлтГУ и формируются требования к интерфейсу системы, рассматриваются современные архитектурные подходы к построению клиентских веб-приложений и технологии их контейнеризации, после чего выполняется сравнительный анализ существующих систем с точки зрения пользовательского интерфейса, на основании которого формулируется задача на разработку.</w:t>
       </w:r>
     </w:p>
     <w:p>
@@ -4820,21 +4764,7 @@
         <w:rPr>
           <w:sz w:val="28"/>
         </w:rPr>
-        <w:t xml:space="preserve">Для понимания требований к разрабатываемой системе необходимо выделить основные понятия предметной области. Учебная нагрузка определяет объём занятий в академических часах, которые должны быть проведены по каждой дисциплине за учебный период; в </w:t>
-      </w:r>
-      <w:proofErr w:type="spellStart"/>
-      <w:r>
-        <w:rPr>
-          <w:sz w:val="28"/>
-        </w:rPr>
-        <w:t>АлтГУ</w:t>
-      </w:r>
-      <w:proofErr w:type="spellEnd"/>
-      <w:r>
-        <w:rPr>
-          <w:sz w:val="28"/>
-        </w:rPr>
-        <w:t xml:space="preserve"> сведения о нагрузке формируются в системе «Нагрузка ВУЗа». Аудиторный фонд образуют учебные корпуса и входящие в них аудитории, характеризующиеся вместимостью и набором оборудования. Время </w:t>
+        <w:t xml:space="preserve">Для понимания требований к разрабатываемой системе необходимо выделить основные понятия предметной области. Учебная нагрузка определяет объём занятий в академических часах, которые должны быть проведены по каждой дисциплине за учебный период; в АлтГУ сведения о нагрузке формируются в системе «Нагрузка ВУЗа». Аудиторный фонд образуют учебные корпуса и входящие в них аудитории, характеризующиеся вместимостью и набором оборудования. Время </w:t>
       </w:r>
       <w:proofErr w:type="spellStart"/>
       <w:r>
@@ -4883,23 +4813,7 @@
           <w:b/>
           <w:sz w:val="28"/>
         </w:rPr>
-        <w:t xml:space="preserve">1.2 Анализ процесса составления расписания в </w:t>
-      </w:r>
-      <w:proofErr w:type="spellStart"/>
-      <w:r>
-        <w:rPr>
-          <w:b/>
-          <w:sz w:val="28"/>
-        </w:rPr>
-        <w:t>АлтГУ</w:t>
-      </w:r>
-      <w:proofErr w:type="spellEnd"/>
-      <w:r>
-        <w:rPr>
-          <w:b/>
-          <w:sz w:val="28"/>
-        </w:rPr>
-        <w:t xml:space="preserve"> и формирование требований к пользовательскому интерфейсу</w:t>
+        <w:t>1.2 Анализ процесса составления расписания в АлтГУ и формирование требований к пользовательскому интерфейсу</w:t>
       </w:r>
       <w:bookmarkEnd w:id="3"/>
     </w:p>
@@ -4920,21 +4834,7 @@
           <w:sz w:val="28"/>
         </w:rPr>
         <w:lastRenderedPageBreak/>
-        <w:t xml:space="preserve">системы «Нагрузка ВУЗа», сведения о студенческих группах и преподавателях — из системы ММИС «Деканат», первичное распределение занятий выполняется на бумаге, затем переносится в таблицы Microsoft Excel с макросами на языке VBA, а готовое расписание выгружается на сайт университета. Обобщённая схема процесса приведена на рисунке 1.1. Сведения о действующем процессе получены в ходе обследования работы бюро расписаний </w:t>
-      </w:r>
-      <w:proofErr w:type="spellStart"/>
-      <w:r>
-        <w:rPr>
-          <w:sz w:val="28"/>
-        </w:rPr>
-        <w:t>АлтГУ</w:t>
-      </w:r>
-      <w:proofErr w:type="spellEnd"/>
-      <w:r>
-        <w:rPr>
-          <w:sz w:val="28"/>
-        </w:rPr>
-        <w:t>.</w:t>
+        <w:t>системы «Нагрузка ВУЗа», сведения о студенческих группах и преподавателях — из системы ММИС «Деканат», первичное распределение занятий выполняется на бумаге, затем переносится в таблицы Microsoft Excel с макросами на языке VBA, а готовое расписание выгружается на сайт университета. Обобщённая схема процесса приведена на рисунке 1.1. Сведения о действующем процессе получены в ходе обследования работы бюро расписаний АлтГУ.</w:t>
       </w:r>
     </w:p>
     <w:p>
@@ -4944,12 +4844,13 @@
       <w:r>
         <w:rPr>
           <w:noProof/>
+          <w14:ligatures w14:val="standardContextual"/>
         </w:rPr>
         <w:drawing>
-          <wp:inline distT="0" distB="0" distL="0" distR="0" wp14:anchorId="2CB2A6E4" wp14:editId="5CB95477">
-            <wp:extent cx="3931920" cy="4217878"/>
-            <wp:effectExtent l="0" t="0" r="0" b="0"/>
-            <wp:docPr id="33" name="Picture 33"/>
+          <wp:inline distT="0" distB="0" distL="0" distR="0" wp14:anchorId="5B4A1481" wp14:editId="4207B8E4">
+            <wp:extent cx="5940425" cy="3273425"/>
+            <wp:effectExtent l="0" t="0" r="3175" b="3175"/>
+            <wp:docPr id="235446767" name="Рисунок 2"/>
             <wp:cNvGraphicFramePr>
               <a:graphicFrameLocks xmlns:a="http://schemas.openxmlformats.org/drawingml/2006/main" noChangeAspect="1"/>
             </wp:cNvGraphicFramePr>
@@ -4957,11 +4858,17 @@
               <a:graphicData uri="http://schemas.openxmlformats.org/drawingml/2006/picture">
                 <pic:pic xmlns:pic="http://schemas.openxmlformats.org/drawingml/2006/picture">
                   <pic:nvPicPr>
-                    <pic:cNvPr id="0" name="fig_k_1_1.png"/>
+                    <pic:cNvPr id="235446767" name=""/>
                     <pic:cNvPicPr/>
                   </pic:nvPicPr>
                   <pic:blipFill>
-                    <a:blip r:embed="rId5"/>
+                    <a:blip r:embed="rId7">
+                      <a:extLst>
+                        <a:ext uri="{96DAC541-7B7A-43D3-8B79-37D633B846F1}">
+                          <asvg:svgBlip xmlns:asvg="http://schemas.microsoft.com/office/drawing/2016/SVG/main" r:embed="rId8"/>
+                        </a:ext>
+                      </a:extLst>
+                    </a:blip>
                     <a:stretch>
                       <a:fillRect/>
                     </a:stretch>
@@ -4969,7 +4876,7 @@
                   <pic:spPr>
                     <a:xfrm>
                       <a:off x="0" y="0"/>
-                      <a:ext cx="3931920" cy="4217878"/>
+                      <a:ext cx="5940425" cy="3273425"/>
                     </a:xfrm>
                     <a:prstGeom prst="rect">
                       <a:avLst/>
@@ -4988,13 +4895,8 @@
         <w:jc w:val="center"/>
       </w:pPr>
       <w:r>
-        <w:t xml:space="preserve">Рисунок 1.1 — Схема существующего процесса составления расписания в </w:t>
-      </w:r>
-      <w:proofErr w:type="spellStart"/>
-      <w:r>
-        <w:t>АлтГУ</w:t>
-      </w:r>
-      <w:proofErr w:type="spellEnd"/>
+        <w:t>Рисунок 1.1 — Схема существующего процесса составления расписания в АлтГУ</w:t>
+      </w:r>
     </w:p>
     <w:p>
       <w:pPr>
@@ -5020,14 +4922,7 @@
         <w:rPr>
           <w:sz w:val="28"/>
         </w:rPr>
-        <w:t xml:space="preserve"> составление расписания. Университет» не дала результата: по отзывам сотрудников, система оказалась неудобной в работе, при одновременном сохранении </w:t>
-      </w:r>
-      <w:r>
-        <w:rPr>
-          <w:sz w:val="28"/>
-        </w:rPr>
-        <w:lastRenderedPageBreak/>
-        <w:t>расписания возникали накладки, а задавать специфичные для вуза правила фактически не удавалось. Эти наблюдения позволяют сформулировать требования к пользовательскому интерфейсу разрабатываемой системы.</w:t>
+        <w:t xml:space="preserve"> составление расписания. Университет» не дала результата: по отзывам сотрудников, система оказалась неудобной в работе, при одновременном сохранении расписания возникали накладки, а задавать специфичные для вуза правила фактически не удавалось. Эти наблюдения позволяют сформулировать требования к пользовательскому интерфейсу разрабатываемой системы.</w:t>
       </w:r>
     </w:p>
     <w:p>
@@ -5040,6 +4935,7 @@
         <w:rPr>
           <w:sz w:val="28"/>
         </w:rPr>
+        <w:lastRenderedPageBreak/>
         <w:t>Функциональные требования к клиентской части:</w:t>
       </w:r>
     </w:p>
@@ -5248,21 +5144,7 @@
         <w:rPr>
           <w:sz w:val="28"/>
         </w:rPr>
-        <w:t xml:space="preserve">– единообразие визуального оформления за счёт </w:t>
-      </w:r>
-      <w:proofErr w:type="spellStart"/>
-      <w:r>
-        <w:rPr>
-          <w:sz w:val="28"/>
-        </w:rPr>
-        <w:t>переиспользуемых</w:t>
-      </w:r>
-      <w:proofErr w:type="spellEnd"/>
-      <w:r>
-        <w:rPr>
-          <w:sz w:val="28"/>
-        </w:rPr>
-        <w:t xml:space="preserve"> компонентов;</w:t>
+        <w:t>– единообразие визуального оформления за счёт переиспользуемых компонентов;</w:t>
       </w:r>
     </w:p>
     <w:p>
@@ -5317,7 +5199,6 @@
           <w:b/>
           <w:sz w:val="28"/>
         </w:rPr>
-        <w:lastRenderedPageBreak/>
         <w:t>1.3 Архитектурные подходы к построению клиентских веб-приложений</w:t>
       </w:r>
       <w:bookmarkEnd w:id="4"/>
@@ -5332,6 +5213,7 @@
         <w:rPr>
           <w:sz w:val="28"/>
         </w:rPr>
+        <w:lastRenderedPageBreak/>
         <w:t>Современные веб-приложения строятся по архитектуре «клиент — сервер», в которой клиентская часть исполняется в браузере пользователя, а серверная предоставляет данные и бизнес-логику. Исторически выделяют два подхода к организации клиентской части. В многостраничных приложениях (Multi-Page Application, MPA) каждое действие пользователя приводит к полной перезагрузке страницы, формируемой на сервере. В одностраничных приложениях (Single-Page Application, SPA) браузер однократно загружает приложение, после чего оно динамически обновляет содержимое страницы, асинхронно обмениваясь с сервером только данными [3]. Для системы составления расписания, предполагающей интенсивное интерактивное редактирование без перезагрузок, целесообразен подход SPA.</w:t>
       </w:r>
     </w:p>
@@ -5397,13 +5279,13 @@
       <w:r>
         <w:rPr>
           <w:noProof/>
-        </w:rPr>
-        <w:lastRenderedPageBreak/>
+          <w14:ligatures w14:val="standardContextual"/>
+        </w:rPr>
         <w:drawing>
-          <wp:inline distT="0" distB="0" distL="0" distR="0" wp14:anchorId="4CEA38B0" wp14:editId="508DA183">
-            <wp:extent cx="5120640" cy="4252735"/>
-            <wp:effectExtent l="0" t="0" r="0" b="0"/>
-            <wp:docPr id="34" name="Picture 34"/>
+          <wp:inline distT="0" distB="0" distL="0" distR="0" wp14:anchorId="3CB03E27" wp14:editId="3E737D96">
+            <wp:extent cx="5940425" cy="2838450"/>
+            <wp:effectExtent l="0" t="0" r="3175" b="0"/>
+            <wp:docPr id="5996711" name="Рисунок 2"/>
             <wp:cNvGraphicFramePr>
               <a:graphicFrameLocks xmlns:a="http://schemas.openxmlformats.org/drawingml/2006/main" noChangeAspect="1"/>
             </wp:cNvGraphicFramePr>
@@ -5411,11 +5293,17 @@
               <a:graphicData uri="http://schemas.openxmlformats.org/drawingml/2006/picture">
                 <pic:pic xmlns:pic="http://schemas.openxmlformats.org/drawingml/2006/picture">
                   <pic:nvPicPr>
-                    <pic:cNvPr id="0" name="fig_k_1_2.png"/>
+                    <pic:cNvPr id="5996711" name=""/>
                     <pic:cNvPicPr/>
                   </pic:nvPicPr>
                   <pic:blipFill>
-                    <a:blip r:embed="rId6"/>
+                    <a:blip r:embed="rId9">
+                      <a:extLst>
+                        <a:ext uri="{96DAC541-7B7A-43D3-8B79-37D633B846F1}">
+                          <asvg:svgBlip xmlns:asvg="http://schemas.microsoft.com/office/drawing/2016/SVG/main" r:embed="rId10"/>
+                        </a:ext>
+                      </a:extLst>
+                    </a:blip>
                     <a:stretch>
                       <a:fillRect/>
                     </a:stretch>
@@ -5423,7 +5311,7 @@
                   <pic:spPr>
                     <a:xfrm>
                       <a:off x="0" y="0"/>
-                      <a:ext cx="5120640" cy="4252735"/>
+                      <a:ext cx="5940425" cy="2838450"/>
                     </a:xfrm>
                     <a:prstGeom prst="rect">
                       <a:avLst/>
@@ -5455,21 +5343,8 @@
         <w:rPr>
           <w:sz w:val="28"/>
         </w:rPr>
-        <w:t xml:space="preserve">В основе современной разработки клиентских приложений лежит компонентный подход: интерфейс собирается из независимых </w:t>
-      </w:r>
-      <w:proofErr w:type="spellStart"/>
-      <w:r>
-        <w:rPr>
-          <w:sz w:val="28"/>
-        </w:rPr>
-        <w:t>переиспользуемых</w:t>
-      </w:r>
-      <w:proofErr w:type="spellEnd"/>
-      <w:r>
-        <w:rPr>
-          <w:sz w:val="28"/>
-        </w:rPr>
-        <w:t xml:space="preserve"> компонентов, каждый из которых инкапсулирует разметку, стили и поведение. Связь данных и представления обеспечивается механизмом реактивности, автоматически обновляющим интерфейс при изменении состояния. Применение языка </w:t>
+        <w:lastRenderedPageBreak/>
+        <w:t xml:space="preserve">В основе современной разработки клиентских приложений лежит компонентный подход: интерфейс собирается из независимых переиспользуемых компонентов, каждый из которых инкапсулирует разметку, стили и поведение. Связь данных и представления обеспечивается механизмом реактивности, автоматически обновляющим интерфейс при изменении состояния. Применение языка </w:t>
       </w:r>
       <w:proofErr w:type="spellStart"/>
       <w:r>
@@ -5768,7 +5643,6 @@
           </w:tcPr>
           <w:p>
             <w:r>
-              <w:lastRenderedPageBreak/>
               <w:t>Встроенная реактивность</w:t>
             </w:r>
           </w:p>
@@ -6089,21 +5963,14 @@
         <w:rPr>
           <w:sz w:val="28"/>
         </w:rPr>
-        <w:t xml:space="preserve">, обеспечивающий быструю </w:t>
-      </w:r>
-      <w:proofErr w:type="spellStart"/>
-      <w:r>
-        <w:rPr>
-          <w:sz w:val="28"/>
-        </w:rPr>
-        <w:t>пересборку</w:t>
-      </w:r>
-      <w:proofErr w:type="spellEnd"/>
-      <w:r>
-        <w:rPr>
-          <w:sz w:val="28"/>
-        </w:rPr>
-        <w:t xml:space="preserve"> и горячую замену модулей [10]. Для двунаправленного обмена сообщениями с сервером в реальном времени на стороне клиента применяется клиент </w:t>
+        <w:t xml:space="preserve">, обеспечивающий быструю пересборку и горячую замену модулей [10]. Для двунаправленного обмена сообщениями с сервером в реальном времени на </w:t>
+      </w:r>
+      <w:r>
+        <w:rPr>
+          <w:sz w:val="28"/>
+        </w:rPr>
+        <w:lastRenderedPageBreak/>
+        <w:t xml:space="preserve">стороне клиента применяется клиент </w:t>
       </w:r>
       <w:proofErr w:type="spellStart"/>
       <w:r>
@@ -6173,14 +6040,7 @@
         <w:rPr>
           <w:sz w:val="28"/>
         </w:rPr>
-        <w:t xml:space="preserve">Контейнеризация представляет собой виртуализацию на уровне операционной системы, при которой приложение вместе со всеми зависимостями упаковывается в изолированный контейнер, исполняемый </w:t>
-      </w:r>
-      <w:r>
-        <w:rPr>
-          <w:sz w:val="28"/>
-        </w:rPr>
-        <w:lastRenderedPageBreak/>
-        <w:t xml:space="preserve">поверх общего ядра операционной системы. В отличие от классической виртуализации, использующей гипервизор и полноценные гостевые операционные системы, контейнеры существенно легче, запускаются за доли секунды и потребляют меньше ресурсов [11]. Наиболее распространённой платформой контейнеризации является </w:t>
+        <w:t xml:space="preserve">Контейнеризация представляет собой виртуализацию на уровне операционной системы, при которой приложение вместе со всеми зависимостями упаковывается в изолированный контейнер, исполняемый поверх общего ядра операционной системы. В отличие от классической виртуализации, использующей гипервизор и полноценные гостевые операционные системы, контейнеры существенно легче, запускаются за доли секунды и потребляют меньше ресурсов [11]. Наиболее распространённой платформой контейнеризации является </w:t>
       </w:r>
       <w:proofErr w:type="spellStart"/>
       <w:r>
@@ -6291,7 +6151,14 @@
         <w:rPr>
           <w:sz w:val="28"/>
         </w:rPr>
-        <w:t xml:space="preserve">. Для автономного тестирования этот набор дополняется вспомогательными контейнерами, имитирующими внешние системы вуза (учёт учебной нагрузки, сведения о группах и преподавателях, службу каталогов) с тестовыми данными. Раздачу статических файлов SPA и </w:t>
+        <w:t xml:space="preserve">. Для </w:t>
+      </w:r>
+      <w:r>
+        <w:rPr>
+          <w:sz w:val="28"/>
+        </w:rPr>
+        <w:lastRenderedPageBreak/>
+        <w:t xml:space="preserve">автономного тестирования этот набор дополняется вспомогательными контейнерами, имитирующими внешние системы вуза (учёт учебной нагрузки, сведения о группах и преподавателях, службу каталогов) с тестовыми данными. Раздачу статических файлов SPA и </w:t>
       </w:r>
       <w:proofErr w:type="spellStart"/>
       <w:r>
@@ -6343,13 +6210,13 @@
       <w:r>
         <w:rPr>
           <w:noProof/>
-        </w:rPr>
-        <w:lastRenderedPageBreak/>
+          <w14:ligatures w14:val="standardContextual"/>
+        </w:rPr>
         <w:drawing>
-          <wp:inline distT="0" distB="0" distL="0" distR="0" wp14:anchorId="6479F5CE" wp14:editId="35D7CA29">
-            <wp:extent cx="5486400" cy="3347634"/>
-            <wp:effectExtent l="0" t="0" r="0" b="0"/>
-            <wp:docPr id="35" name="Picture 35"/>
+          <wp:inline distT="0" distB="0" distL="0" distR="0" wp14:anchorId="0483D76F" wp14:editId="077C7ADF">
+            <wp:extent cx="5940425" cy="3187700"/>
+            <wp:effectExtent l="0" t="0" r="3175" b="0"/>
+            <wp:docPr id="467883735" name="Рисунок 2"/>
             <wp:cNvGraphicFramePr>
               <a:graphicFrameLocks xmlns:a="http://schemas.openxmlformats.org/drawingml/2006/main" noChangeAspect="1"/>
             </wp:cNvGraphicFramePr>
@@ -6357,11 +6224,17 @@
               <a:graphicData uri="http://schemas.openxmlformats.org/drawingml/2006/picture">
                 <pic:pic xmlns:pic="http://schemas.openxmlformats.org/drawingml/2006/picture">
                   <pic:nvPicPr>
-                    <pic:cNvPr id="0" name="fig_k_1_3.png"/>
+                    <pic:cNvPr id="467883735" name=""/>
                     <pic:cNvPicPr/>
                   </pic:nvPicPr>
                   <pic:blipFill>
-                    <a:blip r:embed="rId7"/>
+                    <a:blip r:embed="rId11">
+                      <a:extLst>
+                        <a:ext uri="{96DAC541-7B7A-43D3-8B79-37D633B846F1}">
+                          <asvg:svgBlip xmlns:asvg="http://schemas.microsoft.com/office/drawing/2016/SVG/main" r:embed="rId12"/>
+                        </a:ext>
+                      </a:extLst>
+                    </a:blip>
                     <a:stretch>
                       <a:fillRect/>
                     </a:stretch>
@@ -6369,7 +6242,7 @@
                   <pic:spPr>
                     <a:xfrm>
                       <a:off x="0" y="0"/>
-                      <a:ext cx="5486400" cy="3347634"/>
+                      <a:ext cx="5940425" cy="3187700"/>
                     </a:xfrm>
                     <a:prstGeom prst="rect">
                       <a:avLst/>
@@ -6438,7 +6311,14 @@
         <w:rPr>
           <w:sz w:val="28"/>
         </w:rPr>
-        <w:t>Для обоснования целесообразности собственной разработки рассмотрены наиболее распространённые системы составления учебного расписания с акцентом на характеристики их пользовательского интерфейса и удобство совместной работы.</w:t>
+        <w:t xml:space="preserve">Для обоснования целесообразности собственной разработки рассмотрены наиболее распространённые системы составления учебного </w:t>
+      </w:r>
+      <w:r>
+        <w:rPr>
+          <w:sz w:val="28"/>
+        </w:rPr>
+        <w:lastRenderedPageBreak/>
+        <w:t>расписания с акцентом на характеристики их пользовательского интерфейса и удобство совместной работы.</w:t>
       </w:r>
     </w:p>
     <w:p>
@@ -6504,7 +6384,6 @@
         <w:rPr>
           <w:sz w:val="28"/>
         </w:rPr>
-        <w:lastRenderedPageBreak/>
         <w:t>«Апекс-ВУЗ» — отечественная автоматизированная система управления учебным процессом вуза, включающая веб-модуль составления расписания [17].</w:t>
       </w:r>
     </w:p>
@@ -6644,6 +6523,7 @@
         <w:rPr>
           <w:sz w:val="28"/>
         </w:rPr>
+        <w:lastRenderedPageBreak/>
         <w:t>Обобщённое сравнение рассмотренных систем по характеристикам пользовательского интерфейса приведено в таблице 1.2.</w:t>
       </w:r>
     </w:p>
@@ -7132,7 +7012,6 @@
           </w:tcPr>
           <w:p>
             <w:r>
-              <w:lastRenderedPageBreak/>
               <w:t>Русская локализация</w:t>
             </w:r>
           </w:p>
@@ -7294,21 +7173,7 @@
         <w:rPr>
           <w:sz w:val="28"/>
         </w:rPr>
-        <w:t xml:space="preserve">Проведённый анализ показывает, что ни одно из рассмотренных решений не сочетает одновременно современный веб-интерфейс с наглядным интерактивным редактированием, поддержку совместной работы с отображением изменений в реальном времени, полную русскую локализацию и адаптацию под регламенты конкретного вуза. Следует отметить, что разрабатываемая система носит узкоспециализированный характер и ориентирована на бюро расписаний </w:t>
-      </w:r>
-      <w:proofErr w:type="spellStart"/>
-      <w:r>
-        <w:rPr>
-          <w:sz w:val="28"/>
-        </w:rPr>
-        <w:t>АлтГУ</w:t>
-      </w:r>
-      <w:proofErr w:type="spellEnd"/>
-      <w:r>
-        <w:rPr>
-          <w:sz w:val="28"/>
-        </w:rPr>
-        <w:t>; вместе с тем именно такая специализация позволяет обеспечить перечисленные свойства. На основании выполненного в данной главе анализа предметной области, сформированных требований к пользовательскому интерфейсу и обзора архитектурных подходов, технологий контейнеризации и существующих систем формулируется задача на разработку клиентской части системы автоматизированного составления учебного расписания и организацию её развёртывания, проектированию и реализации которых посвящены последующие главы работы.</w:t>
+        <w:t>Проведённый анализ показывает, что ни одно из рассмотренных решений не сочетает одновременно современный веб-интерфейс с наглядным интерактивным редактированием, поддержку совместной работы с отображением изменений в реальном времени, полную русскую локализацию и адаптацию под регламенты конкретного вуза. Следует отметить, что разрабатываемая система носит узкоспециализированный характер и ориентирована на бюро расписаний АлтГУ; вместе с тем именно такая специализация позволяет обеспечить перечисленные свойства. На основании выполненного в данной главе анализа предметной области, сформированных требований к пользовательскому интерфейсу и обзора архитектурных подходов, технологий контейнеризации и существующих систем формулируется задача на разработку клиентской части системы автоматизированного составления учебного расписания и организацию её развёртывания, проектированию и реализации которых посвящены последующие главы работы.</w:t>
       </w:r>
     </w:p>
     <w:p>
@@ -7589,21 +7454,7 @@
         <w:rPr>
           <w:sz w:val="28"/>
         </w:rPr>
-        <w:t xml:space="preserve">– единообразие визуального оформления за счёт </w:t>
-      </w:r>
-      <w:proofErr w:type="spellStart"/>
-      <w:r>
-        <w:rPr>
-          <w:sz w:val="28"/>
-        </w:rPr>
-        <w:t>переиспользуемых</w:t>
-      </w:r>
-      <w:proofErr w:type="spellEnd"/>
-      <w:r>
-        <w:rPr>
-          <w:sz w:val="28"/>
-        </w:rPr>
-        <w:t xml:space="preserve"> компонентов;</w:t>
+        <w:t>– единообразие визуального оформления за счёт переиспользуемых компонентов;</w:t>
       </w:r>
     </w:p>
     <w:p>
@@ -7898,13 +7749,8 @@
             <w:pPr>
               <w:jc w:val="center"/>
             </w:pPr>
-            <w:proofErr w:type="spellStart"/>
-            <w:r>
-              <w:t>Переиспользуемая</w:t>
-            </w:r>
-            <w:proofErr w:type="spellEnd"/>
-            <w:r>
-              <w:t xml:space="preserve"> логика композиции: уведомления, всплывающие сообщения, асинхронные состояния</w:t>
+            <w:r>
+              <w:t>Переиспользуемая логика композиции: уведомления, всплывающие сообщения, асинхронные состояния</w:t>
             </w:r>
           </w:p>
         </w:tc>
@@ -7931,15 +7777,7 @@
               <w:jc w:val="center"/>
             </w:pPr>
             <w:r>
-              <w:t xml:space="preserve">Компоненты интерфейса: разделы-вкладки, сетки, а также базовые </w:t>
-            </w:r>
-            <w:proofErr w:type="spellStart"/>
-            <w:r>
-              <w:t>переиспользуемые</w:t>
-            </w:r>
-            <w:proofErr w:type="spellEnd"/>
-            <w:r>
-              <w:t xml:space="preserve"> элементы</w:t>
+              <w:t>Компоненты интерфейса: разделы-вкладки, сетки, а также базовые переиспользуемые элементы</w:t>
             </w:r>
           </w:p>
         </w:tc>
@@ -8003,6 +7841,63 @@
       <w:pPr>
         <w:spacing w:line="360" w:lineRule="auto"/>
         <w:jc w:val="center"/>
+        <w:rPr>
+          <w:sz w:val="28"/>
+        </w:rPr>
+      </w:pPr>
+      <w:r>
+        <w:rPr>
+          <w:noProof/>
+          <w:sz w:val="28"/>
+          <w14:ligatures w14:val="standardContextual"/>
+        </w:rPr>
+        <w:drawing>
+          <wp:inline distT="0" distB="0" distL="0" distR="0" wp14:anchorId="094D5D3A" wp14:editId="39AF168D">
+            <wp:extent cx="5940425" cy="4026535"/>
+            <wp:effectExtent l="0" t="0" r="3175" b="0"/>
+            <wp:docPr id="477350761" name="Рисунок 2"/>
+            <wp:cNvGraphicFramePr>
+              <a:graphicFrameLocks xmlns:a="http://schemas.openxmlformats.org/drawingml/2006/main" noChangeAspect="1"/>
+            </wp:cNvGraphicFramePr>
+            <a:graphic xmlns:a="http://schemas.openxmlformats.org/drawingml/2006/main">
+              <a:graphicData uri="http://schemas.openxmlformats.org/drawingml/2006/picture">
+                <pic:pic xmlns:pic="http://schemas.openxmlformats.org/drawingml/2006/picture">
+                  <pic:nvPicPr>
+                    <pic:cNvPr id="477350761" name=""/>
+                    <pic:cNvPicPr/>
+                  </pic:nvPicPr>
+                  <pic:blipFill>
+                    <a:blip r:embed="rId13">
+                      <a:extLst>
+                        <a:ext uri="{96DAC541-7B7A-43D3-8B79-37D633B846F1}">
+                          <asvg:svgBlip xmlns:asvg="http://schemas.microsoft.com/office/drawing/2016/SVG/main" r:embed="rId14"/>
+                        </a:ext>
+                      </a:extLst>
+                    </a:blip>
+                    <a:stretch>
+                      <a:fillRect/>
+                    </a:stretch>
+                  </pic:blipFill>
+                  <pic:spPr>
+                    <a:xfrm>
+                      <a:off x="0" y="0"/>
+                      <a:ext cx="5940425" cy="4026535"/>
+                    </a:xfrm>
+                    <a:prstGeom prst="rect">
+                      <a:avLst/>
+                    </a:prstGeom>
+                  </pic:spPr>
+                </pic:pic>
+              </a:graphicData>
+            </a:graphic>
+          </wp:inline>
+        </w:drawing>
+      </w:r>
+    </w:p>
+    <w:p>
+      <w:pPr>
+        <w:spacing w:line="360" w:lineRule="auto"/>
+        <w:jc w:val="center"/>
       </w:pPr>
       <w:r>
         <w:rPr>
@@ -8021,6 +7916,7 @@
         <w:rPr>
           <w:sz w:val="28"/>
         </w:rPr>
+        <w:lastRenderedPageBreak/>
         <w:t xml:space="preserve">Точка входа приложения создаёт корневой экземпляр </w:t>
       </w:r>
       <w:proofErr w:type="spellStart"/>
@@ -8118,22 +8014,7 @@
         <w:rPr>
           <w:sz w:val="28"/>
         </w:rPr>
-        <w:lastRenderedPageBreak/>
-        <w:t xml:space="preserve">Единообразие интерфейса обеспечивается набором базовых </w:t>
-      </w:r>
-      <w:proofErr w:type="spellStart"/>
-      <w:r>
-        <w:rPr>
-          <w:sz w:val="28"/>
-        </w:rPr>
-        <w:t>переиспользуемых</w:t>
-      </w:r>
-      <w:proofErr w:type="spellEnd"/>
-      <w:r>
-        <w:rPr>
-          <w:sz w:val="28"/>
-        </w:rPr>
-        <w:t xml:space="preserve"> компонентов — кнопки, поля ввода и выпадающие списки, — на основе которых строятся все экраны. Связь данных и представления реализуется встроенной системой реактивности </w:t>
+        <w:t xml:space="preserve">Единообразие интерфейса обеспечивается набором базовых переиспользуемых компонентов — кнопки, поля ввода и выпадающие списки, — на основе которых строятся все экраны. Связь данных и представления реализуется встроенной системой реактивности </w:t>
       </w:r>
       <w:proofErr w:type="spellStart"/>
       <w:r>
@@ -8217,6 +8098,7 @@
         <w:rPr>
           <w:sz w:val="28"/>
         </w:rPr>
+        <w:lastRenderedPageBreak/>
         <w:t>Обработка ошибок унифицирована: ответы сервера в формате стандартизированного описания проблемы (</w:t>
       </w:r>
       <w:proofErr w:type="spellStart"/>
@@ -8258,14 +8140,7 @@
         <w:rPr>
           <w:sz w:val="28"/>
         </w:rPr>
-        <w:t xml:space="preserve">Сессия пользователя представлена токеном доступа в формате JWT [23] и сведениями о пользователе. Состояние сессии реактивно и </w:t>
-      </w:r>
-      <w:r>
-        <w:rPr>
-          <w:sz w:val="28"/>
-        </w:rPr>
-        <w:lastRenderedPageBreak/>
-        <w:t>синхронизировано с локальным хранилищем браузера (</w:t>
+        <w:t>Сессия пользователя представлена токеном доступа в формате JWT [23] и сведениями о пользователе. Состояние сессии реактивно и синхронизировано с локальным хранилищем браузера (</w:t>
       </w:r>
       <w:proofErr w:type="spellStart"/>
       <w:r>
@@ -8348,7 +8223,71 @@
         <w:rPr>
           <w:sz w:val="28"/>
         </w:rPr>
-        <w:t xml:space="preserve"> при разрывах. Входящие события — изменение расписания и изменение нагрузки — публикуются как реактивные сигналы-счётчики: компоненты следят за их приращением и перезагружают данные без постоянного опроса сервера. Канал односторонний (сервер → клиент), а при недоступности соединения источником истины остаётся REST, поэтому сбой реального времени не нарушает работу. Жизненный цикл соединения привязан к состоянию аутентификации: оно устанавливается при входе и закрывается при выходе. Схема взаимодействия клиентской и серверной частей приведена на рисунке 2.2.</w:t>
+        <w:t xml:space="preserve"> при разрывах. Входящие события — изменение расписания и изменение нагрузки — публикуются как реактивные сигналы-счётчики: компоненты следят за их приращением и перезагружают данные без постоянного опроса сервера. Канал односторонний (сервер → клиент), а при недоступности соединения источником истины остаётся REST, поэтому сбой реального времени не нарушает работу. Жизненный цикл соединения привязан к состоянию </w:t>
+      </w:r>
+      <w:r>
+        <w:rPr>
+          <w:sz w:val="28"/>
+        </w:rPr>
+        <w:lastRenderedPageBreak/>
+        <w:t>аутентификации: оно устанавливается при входе и закрывается при выходе. Схема взаимодействия клиентской и серверной частей приведена на рисунке 2.2.</w:t>
+      </w:r>
+    </w:p>
+    <w:p>
+      <w:pPr>
+        <w:spacing w:line="360" w:lineRule="auto"/>
+        <w:jc w:val="center"/>
+        <w:rPr>
+          <w:sz w:val="28"/>
+        </w:rPr>
+      </w:pPr>
+      <w:r>
+        <w:rPr>
+          <w:noProof/>
+          <w:sz w:val="28"/>
+          <w14:ligatures w14:val="standardContextual"/>
+        </w:rPr>
+        <w:drawing>
+          <wp:inline distT="0" distB="0" distL="0" distR="0" wp14:anchorId="7FB8092B" wp14:editId="5E29F90E">
+            <wp:extent cx="5940425" cy="3394710"/>
+            <wp:effectExtent l="0" t="0" r="3175" b="0"/>
+            <wp:docPr id="1814748423" name="Рисунок 2"/>
+            <wp:cNvGraphicFramePr>
+              <a:graphicFrameLocks xmlns:a="http://schemas.openxmlformats.org/drawingml/2006/main" noChangeAspect="1"/>
+            </wp:cNvGraphicFramePr>
+            <a:graphic xmlns:a="http://schemas.openxmlformats.org/drawingml/2006/main">
+              <a:graphicData uri="http://schemas.openxmlformats.org/drawingml/2006/picture">
+                <pic:pic xmlns:pic="http://schemas.openxmlformats.org/drawingml/2006/picture">
+                  <pic:nvPicPr>
+                    <pic:cNvPr id="1814748423" name=""/>
+                    <pic:cNvPicPr/>
+                  </pic:nvPicPr>
+                  <pic:blipFill>
+                    <a:blip r:embed="rId15">
+                      <a:extLst>
+                        <a:ext uri="{96DAC541-7B7A-43D3-8B79-37D633B846F1}">
+                          <asvg:svgBlip xmlns:asvg="http://schemas.microsoft.com/office/drawing/2016/SVG/main" r:embed="rId16"/>
+                        </a:ext>
+                      </a:extLst>
+                    </a:blip>
+                    <a:stretch>
+                      <a:fillRect/>
+                    </a:stretch>
+                  </pic:blipFill>
+                  <pic:spPr>
+                    <a:xfrm>
+                      <a:off x="0" y="0"/>
+                      <a:ext cx="5940425" cy="3394710"/>
+                    </a:xfrm>
+                    <a:prstGeom prst="rect">
+                      <a:avLst/>
+                    </a:prstGeom>
+                  </pic:spPr>
+                </pic:pic>
+              </a:graphicData>
+            </a:graphic>
+          </wp:inline>
+        </w:drawing>
       </w:r>
     </w:p>
     <w:p>
@@ -8419,14 +8358,14 @@
         <w:rPr>
           <w:sz w:val="28"/>
         </w:rPr>
-        <w:t xml:space="preserve">Структура экранов организована средствами маршрутизатора с использованием истории браузера, благодаря чему активный раздел отражается в адресе и поддерживаются глубокие ссылки, переходы «назад/вперёд» и обновление страницы без потери контекста. Выделены два уровня маршрутов: публичный экран входа и защищённая область </w:t>
+        <w:t xml:space="preserve">Структура экранов организована средствами маршрутизатора с использованием истории браузера, благодаря чему активный раздел отражается в адресе и поддерживаются глубокие ссылки, переходы «назад/вперёд» и обновление страницы без потери контекста. Выделены два уровня маршрутов: публичный экран входа и защищённая область приложения. Защищённая область построена по схеме «панель управления»: боковое меню разделов, шапка с заголовком текущего раздела и колокольчиком уведомлений и область содержимого, в которую подставляется выбранный раздел-вкладка. Доступ разграничивается навигационным контролем: переход к защищённым маршрутам без действующей сессии перенаправляет на экран входа, а уже авторизованного </w:t>
       </w:r>
       <w:r>
         <w:rPr>
           <w:sz w:val="28"/>
         </w:rPr>
         <w:lastRenderedPageBreak/>
-        <w:t>приложения. Защищённая область построена по схеме «панель управления»: боковое меню разделов, шапка с заголовком текущего раздела и колокольчиком уведомлений и область содержимого, в которую подставляется выбранный раздел-вкладка. Доступ разграничивается навигационным контролем: переход к защищённым маршрутам без действующей сессии перенаправляет на экран входа, а уже авторизованного пользователя — с экрана входа в приложение. Перечень основных разделов приведён в таблице 2.2, а карта экранов и навигации — на рисунке 2.3.</w:t>
+        <w:t>пользователя — с экрана входа в приложение. Перечень основных разделов приведён в таблице 2.2, а карта экранов и навигации — на рисунке 2.3.</w:t>
       </w:r>
     </w:p>
     <w:p>
@@ -8668,6 +8607,63 @@
       <w:pPr>
         <w:spacing w:line="360" w:lineRule="auto"/>
         <w:jc w:val="center"/>
+        <w:rPr>
+          <w:sz w:val="28"/>
+        </w:rPr>
+      </w:pPr>
+      <w:r>
+        <w:rPr>
+          <w:noProof/>
+          <w:sz w:val="28"/>
+          <w14:ligatures w14:val="standardContextual"/>
+        </w:rPr>
+        <w:drawing>
+          <wp:inline distT="0" distB="0" distL="0" distR="0" wp14:anchorId="5733AD46" wp14:editId="1E4A5181">
+            <wp:extent cx="5940425" cy="3432175"/>
+            <wp:effectExtent l="0" t="0" r="3175" b="0"/>
+            <wp:docPr id="952270208" name="Рисунок 2"/>
+            <wp:cNvGraphicFramePr>
+              <a:graphicFrameLocks xmlns:a="http://schemas.openxmlformats.org/drawingml/2006/main" noChangeAspect="1"/>
+            </wp:cNvGraphicFramePr>
+            <a:graphic xmlns:a="http://schemas.openxmlformats.org/drawingml/2006/main">
+              <a:graphicData uri="http://schemas.openxmlformats.org/drawingml/2006/picture">
+                <pic:pic xmlns:pic="http://schemas.openxmlformats.org/drawingml/2006/picture">
+                  <pic:nvPicPr>
+                    <pic:cNvPr id="952270208" name=""/>
+                    <pic:cNvPicPr/>
+                  </pic:nvPicPr>
+                  <pic:blipFill>
+                    <a:blip r:embed="rId17">
+                      <a:extLst>
+                        <a:ext uri="{96DAC541-7B7A-43D3-8B79-37D633B846F1}">
+                          <asvg:svgBlip xmlns:asvg="http://schemas.microsoft.com/office/drawing/2016/SVG/main" r:embed="rId18"/>
+                        </a:ext>
+                      </a:extLst>
+                    </a:blip>
+                    <a:stretch>
+                      <a:fillRect/>
+                    </a:stretch>
+                  </pic:blipFill>
+                  <pic:spPr>
+                    <a:xfrm>
+                      <a:off x="0" y="0"/>
+                      <a:ext cx="5940425" cy="3432175"/>
+                    </a:xfrm>
+                    <a:prstGeom prst="rect">
+                      <a:avLst/>
+                    </a:prstGeom>
+                  </pic:spPr>
+                </pic:pic>
+              </a:graphicData>
+            </a:graphic>
+          </wp:inline>
+        </w:drawing>
+      </w:r>
+    </w:p>
+    <w:p>
+      <w:pPr>
+        <w:spacing w:line="360" w:lineRule="auto"/>
+        <w:jc w:val="center"/>
       </w:pPr>
       <w:r>
         <w:rPr>
@@ -8702,7 +8698,14 @@
         <w:rPr>
           <w:sz w:val="28"/>
         </w:rPr>
-        <w:t>Экран входа предоставляет форму с полями имени пользователя и пароля. При отправке формы выполняется запрос аутентификации к серверу; в случае успеха полученный токен и сведения о пользователе сохраняются в хранилище сессии и в локальном хранилище браузера, после чего устанавливается соединение реального времени и происходит переход в основную область приложения. Ошибки входа отображаются пользователю понятным сообщением. Выход из системы очищает сессию, закрывает соединение реального времени и возвращает на экран входа.</w:t>
+        <w:t xml:space="preserve">Экран входа предоставляет форму с полями имени пользователя и пароля. При отправке формы выполняется запрос аутентификации к серверу; в случае успеха полученный токен и сведения о пользователе сохраняются в хранилище сессии и в локальном хранилище браузера, после чего устанавливается соединение реального времени и происходит переход в основную область приложения. Ошибки входа отображаются пользователю </w:t>
+      </w:r>
+      <w:r>
+        <w:rPr>
+          <w:sz w:val="28"/>
+        </w:rPr>
+        <w:lastRenderedPageBreak/>
+        <w:t>понятным сообщением. Выход из системы очищает сессию, закрывает соединение реального времени и возвращает на экран входа.</w:t>
       </w:r>
     </w:p>
     <w:p>
@@ -8731,14 +8734,7 @@
         <w:rPr>
           <w:sz w:val="28"/>
         </w:rPr>
-        <w:t xml:space="preserve">Раздел расписания — центральный экран приложения. Пользователь выбирает семестр и учебную неделю (недели отображаются диапазонами дат с указанием типа — «красная» или «синяя» — и выделением текущей недели), </w:t>
-      </w:r>
-      <w:r>
-        <w:rPr>
-          <w:sz w:val="28"/>
-        </w:rPr>
-        <w:lastRenderedPageBreak/>
-        <w:t xml:space="preserve">а также объект просмотра: преподавателя, студенческую группу или аудиторию. Списки выбора организованы </w:t>
+        <w:t xml:space="preserve">Раздел расписания — центральный экран приложения. Пользователь выбирает семестр и учебную неделю (недели отображаются диапазонами дат с указанием типа — «красная» или «синяя» — и выделением текущей недели), а также объект просмотра: преподавателя, студенческую группу или аудиторию. Списки выбора организованы </w:t>
       </w:r>
       <w:proofErr w:type="spellStart"/>
       <w:r>
@@ -8836,14 +8832,8 @@
         <w:rPr>
           <w:sz w:val="28"/>
         </w:rPr>
-        <w:t xml:space="preserve">Запуск автоматического построения расписания выполняется из раздела расписания через модальное окно, в котором задаётся охват генерации — отдельный институт или весь университет. Поскольку генерация на сервере выполняется в фоне, клиент инициирует её асинхронно, получает идентификатор задачи и далее периодически опрашивает её статус. По мере выполнения отображается прогресс по неделям — номер и диапазон дат </w:t>
-      </w:r>
-      <w:r>
-        <w:rPr>
-          <w:sz w:val="28"/>
-        </w:rPr>
         <w:lastRenderedPageBreak/>
-        <w:t>текущей недели, её тип и доля выполнения, — а сетка расписания перезагружается, благодаря чему уже сформированные недели появляются на экране в процессе генерации. Предусмотрена отмена генерации, при которой уже сформированные недели сохраняются. По завершении выводится итог; если часть нагрузки не удалось разместить полностью, отображается таблица нераспределённой нагрузки с указанием преподавателя, дисциплины, типа занятия и причины. Готовое расписание публикуется (перевод черновика в действующее) или сбрасывается в разрезе института.</w:t>
+        <w:t>Запуск автоматического построения расписания выполняется из раздела расписания через модальное окно, в котором задаётся охват генерации — отдельный институт или весь университет. Поскольку генерация на сервере выполняется в фоне, клиент инициирует её асинхронно, получает идентификатор задачи и далее периодически опрашивает её статус. По мере выполнения отображается прогресс по неделям — номер и диапазон дат текущей недели, её тип и доля выполнения, — а сетка расписания перезагружается, благодаря чему уже сформированные недели появляются на экране в процессе генерации. Предусмотрена отмена генерации, при которой уже сформированные недели сохраняются. По завершении выводится итог; если часть нагрузки не удалось разместить полностью, отображается таблица нераспределённой нагрузки с указанием преподавателя, дисциплины, типа занятия и причины. Готовое расписание публикуется (перевод черновика в действующее) или сбрасывается в разрезе института.</w:t>
       </w:r>
     </w:p>
     <w:p>
@@ -8886,7 +8876,14 @@
         <w:rPr>
           <w:sz w:val="28"/>
         </w:rPr>
-        <w:t>, а также раздел настройки ограничений. Настройка доступности преподавателей и аудиторий выполняется на наглядной сетке «день — занятие» с пятью градациями желательности слота (обязательно, предпочтительно, нейтрально, нежелательно, запрещено): градация назначается щелчком с циклическим переключением, заполнение области поддерживается перетаскиванием, предусмотрено и массовое заполнение всей сетки. Уведомления об изменении учебной нагрузки отображаются индикатором-колокольчиком с числом непрочитанных событий; их источником служит журнал изменений нагрузки, отметка последнего просмотра сохраняется в локальном хранилище, а обновление выполняется мгновенно по событию реального времени с периодическим опросом как запасным каналом на случай разрыва соединения. Кратковременные результаты операций сообщаются всплывающими уведомлениями.</w:t>
+        <w:t xml:space="preserve">, а также раздел настройки ограничений. Настройка доступности преподавателей и аудиторий выполняется на наглядной сетке «день — занятие» с пятью градациями желательности слота (обязательно, предпочтительно, нейтрально, нежелательно, запрещено): градация назначается щелчком с циклическим переключением, заполнение области поддерживается перетаскиванием, предусмотрено и массовое заполнение всей сетки. Уведомления об изменении учебной нагрузки отображаются индикатором-колокольчиком с числом непрочитанных событий; их источником служит журнал изменений нагрузки, отметка последнего просмотра сохраняется в локальном хранилище, а обновление выполняется мгновенно по событию реального времени с периодическим опросом как запасным каналом на случай разрыва соединения. </w:t>
+      </w:r>
+      <w:r>
+        <w:rPr>
+          <w:sz w:val="28"/>
+        </w:rPr>
+        <w:lastRenderedPageBreak/>
+        <w:t>Кратковременные результаты операций сообщаются всплывающими уведомлениями.</w:t>
       </w:r>
     </w:p>
     <w:p>
@@ -8945,14 +8942,7 @@
         <w:rPr>
           <w:sz w:val="28"/>
         </w:rPr>
-        <w:t xml:space="preserve"> [12], а </w:t>
-      </w:r>
-      <w:r>
-        <w:rPr>
-          <w:sz w:val="28"/>
-        </w:rPr>
-        <w:lastRenderedPageBreak/>
-        <w:t xml:space="preserve">совместный запуск и связывание контейнеров описываются средством </w:t>
+        <w:t xml:space="preserve"> [12], а совместный запуск и связывание контейнеров описываются средством </w:t>
       </w:r>
       <w:proofErr w:type="spellStart"/>
       <w:r>
@@ -9304,6 +9294,64 @@
       <w:pPr>
         <w:spacing w:line="360" w:lineRule="auto"/>
         <w:jc w:val="center"/>
+        <w:rPr>
+          <w:sz w:val="28"/>
+        </w:rPr>
+      </w:pPr>
+      <w:r>
+        <w:rPr>
+          <w:noProof/>
+          <w:sz w:val="28"/>
+          <w14:ligatures w14:val="standardContextual"/>
+        </w:rPr>
+        <w:lastRenderedPageBreak/>
+        <w:drawing>
+          <wp:inline distT="0" distB="0" distL="0" distR="0" wp14:anchorId="4AB4AF70" wp14:editId="5C3E4E13">
+            <wp:extent cx="5940425" cy="3757930"/>
+            <wp:effectExtent l="0" t="0" r="3175" b="0"/>
+            <wp:docPr id="834246996" name="Рисунок 2"/>
+            <wp:cNvGraphicFramePr>
+              <a:graphicFrameLocks xmlns:a="http://schemas.openxmlformats.org/drawingml/2006/main" noChangeAspect="1"/>
+            </wp:cNvGraphicFramePr>
+            <a:graphic xmlns:a="http://schemas.openxmlformats.org/drawingml/2006/main">
+              <a:graphicData uri="http://schemas.openxmlformats.org/drawingml/2006/picture">
+                <pic:pic xmlns:pic="http://schemas.openxmlformats.org/drawingml/2006/picture">
+                  <pic:nvPicPr>
+                    <pic:cNvPr id="834246996" name=""/>
+                    <pic:cNvPicPr/>
+                  </pic:nvPicPr>
+                  <pic:blipFill>
+                    <a:blip r:embed="rId19">
+                      <a:extLst>
+                        <a:ext uri="{96DAC541-7B7A-43D3-8B79-37D633B846F1}">
+                          <asvg:svgBlip xmlns:asvg="http://schemas.microsoft.com/office/drawing/2016/SVG/main" r:embed="rId20"/>
+                        </a:ext>
+                      </a:extLst>
+                    </a:blip>
+                    <a:stretch>
+                      <a:fillRect/>
+                    </a:stretch>
+                  </pic:blipFill>
+                  <pic:spPr>
+                    <a:xfrm>
+                      <a:off x="0" y="0"/>
+                      <a:ext cx="5940425" cy="3757930"/>
+                    </a:xfrm>
+                    <a:prstGeom prst="rect">
+                      <a:avLst/>
+                    </a:prstGeom>
+                  </pic:spPr>
+                </pic:pic>
+              </a:graphicData>
+            </a:graphic>
+          </wp:inline>
+        </w:drawing>
+      </w:r>
+    </w:p>
+    <w:p>
+      <w:pPr>
+        <w:spacing w:line="360" w:lineRule="auto"/>
+        <w:jc w:val="center"/>
       </w:pPr>
       <w:r>
         <w:rPr>
@@ -9421,42 +9469,28 @@
         <w:rPr>
           <w:sz w:val="28"/>
         </w:rPr>
-        <w:t xml:space="preserve"> в набор статических файлов, а на этапе выполнения копирует собранные файлы и конфигурацию в лёгкий образ </w:t>
+        <w:t xml:space="preserve"> в набор статических файлов, а на этапе выполнения копирует собранные файлы и конфигурацию в лёгкий образ веб-сервера </w:t>
+      </w:r>
+      <w:proofErr w:type="spellStart"/>
+      <w:r>
+        <w:rPr>
+          <w:sz w:val="28"/>
+        </w:rPr>
+        <w:t>Nginx</w:t>
+      </w:r>
+      <w:proofErr w:type="spellEnd"/>
+      <w:r>
+        <w:rPr>
+          <w:sz w:val="28"/>
+        </w:rPr>
+        <w:t xml:space="preserve">. Образ серверной части на этапе сборки восстанавливает зависимости (с раздельным копированием файлов проектов для кэширования </w:t>
       </w:r>
       <w:r>
         <w:rPr>
           <w:sz w:val="28"/>
         </w:rPr>
         <w:lastRenderedPageBreak/>
-        <w:t xml:space="preserve">веб-сервера </w:t>
-      </w:r>
-      <w:proofErr w:type="spellStart"/>
-      <w:r>
-        <w:rPr>
-          <w:sz w:val="28"/>
-        </w:rPr>
-        <w:t>Nginx</w:t>
-      </w:r>
-      <w:proofErr w:type="spellEnd"/>
-      <w:r>
-        <w:rPr>
-          <w:sz w:val="28"/>
-        </w:rPr>
-        <w:t xml:space="preserve">. Образ серверной части на этапе сборки восстанавливает зависимости (с раздельным копированием файлов проектов для кэширования слоя восстановления) и публикует приложение, а на этапе выполнения переносит результат в среду исполнения .NET, дополнительно устанавливая системную библиотеку работы с каталогом LDAP и </w:t>
-      </w:r>
-      <w:proofErr w:type="spellStart"/>
-      <w:r>
-        <w:rPr>
-          <w:sz w:val="28"/>
-        </w:rPr>
-        <w:t>запускаясь</w:t>
-      </w:r>
-      <w:proofErr w:type="spellEnd"/>
-      <w:r>
-        <w:rPr>
-          <w:sz w:val="28"/>
-        </w:rPr>
-        <w:t xml:space="preserve"> от непривилегированного пользователя. Такая организация ускоряет повторные сборки и уменьшает размер и поверхность атаки образов.</w:t>
+        <w:t>слоя восстановления) и публикует приложение, а на этапе выполнения переносит результат в среду исполнения .NET, дополнительно устанавливая системную библиотеку работы с каталогом LDAP и запускаясь от непривилегированного пользователя. Такая организация ускоряет повторные сборки и уменьшает размер и поверхность атаки образов.</w:t>
       </w:r>
     </w:p>
     <w:p>
@@ -9599,21 +9633,7 @@
         <w:rPr>
           <w:sz w:val="28"/>
         </w:rPr>
-        <w:t xml:space="preserve">, что позволяет вести разработку без </w:t>
-      </w:r>
-      <w:proofErr w:type="spellStart"/>
-      <w:r>
-        <w:rPr>
-          <w:sz w:val="28"/>
-        </w:rPr>
-        <w:t>пересборки</w:t>
-      </w:r>
-      <w:proofErr w:type="spellEnd"/>
-      <w:r>
-        <w:rPr>
-          <w:sz w:val="28"/>
-        </w:rPr>
-        <w:t xml:space="preserve"> контейнеров.</w:t>
+        <w:t>, что позволяет вести разработку без пересборки контейнеров.</w:t>
       </w:r>
     </w:p>
     <w:p>
@@ -9686,14 +9706,14 @@
         <w:rPr>
           <w:sz w:val="28"/>
         </w:rPr>
-        <w:t xml:space="preserve">) и </w:t>
+        <w:t xml:space="preserve">) и условиями зависимости: серверная часть стартует после того, как база данных и источник данных готовы принимать подключения. Для ресурсоёмкого </w:t>
       </w:r>
       <w:r>
         <w:rPr>
           <w:sz w:val="28"/>
         </w:rPr>
         <w:lastRenderedPageBreak/>
-        <w:t>условиями зависимости: серверная часть стартует после того, как база данных и источник данных готовы принимать подключения. Для ресурсоёмкого процесса генерации расписания заданы ограничения и резервирование вычислительных ресурсов контейнера серверной части.</w:t>
+        <w:t>процесса генерации расписания заданы ограничения и резервирование вычислительных ресурсов контейнера серверной части.</w:t>
       </w:r>
     </w:p>
     <w:p>
@@ -9706,21 +9726,7 @@
         <w:rPr>
           <w:sz w:val="28"/>
         </w:rPr>
-        <w:t xml:space="preserve">Конфигурирование выполнено через переменные окружения со значениями по умолчанию, что соответствует принципам проектирования современных приложений (вынесение конфигурации в окружение) [14] и позволяет настраивать систему без </w:t>
-      </w:r>
-      <w:proofErr w:type="spellStart"/>
-      <w:r>
-        <w:rPr>
-          <w:sz w:val="28"/>
-        </w:rPr>
-        <w:t>пересборки</w:t>
-      </w:r>
-      <w:proofErr w:type="spellEnd"/>
-      <w:r>
-        <w:rPr>
-          <w:sz w:val="28"/>
-        </w:rPr>
-        <w:t xml:space="preserve"> образов. Через окружение задаются параметры подключения к базам данных, публикуемые порты, учётные данные и параметры службы каталогов, ключ подписи токенов и параметры решателя расписания. Таким образом, весь стек — клиентская и серверная части, база данных и вспомогательные службы — разворачивается согласованно одной командой, обеспечивая воспроизводимое и переносимое развёртывание системы.</w:t>
+        <w:t>Конфигурирование выполнено через переменные окружения со значениями по умолчанию, что соответствует принципам проектирования современных приложений (вынесение конфигурации в окружение) [14] и позволяет настраивать систему без пересборки образов. Через окружение задаются параметры подключения к базам данных, публикуемые порты, учётные данные и параметры службы каталогов, ключ подписи токенов и параметры решателя расписания. Таким образом, весь стек — клиентская и серверная части, база данных и вспомогательные службы — разворачивается согласованно одной командой, обеспечивая воспроизводимое и переносимое развёртывание системы.</w:t>
       </w:r>
     </w:p>
     <w:p>
@@ -9928,21 +9934,7 @@
         <w:rPr>
           <w:sz w:val="28"/>
         </w:rPr>
-        <w:t xml:space="preserve"> — </w:t>
-      </w:r>
-      <w:proofErr w:type="spellStart"/>
-      <w:r>
-        <w:rPr>
-          <w:sz w:val="28"/>
-        </w:rPr>
-        <w:t>переиспользуемая</w:t>
-      </w:r>
-      <w:proofErr w:type="spellEnd"/>
-      <w:r>
-        <w:rPr>
-          <w:sz w:val="28"/>
-        </w:rPr>
-        <w:t xml:space="preserve"> логика композиции, </w:t>
+        <w:t xml:space="preserve"> — переиспользуемая логика композиции, </w:t>
       </w:r>
       <w:proofErr w:type="spellStart"/>
       <w:r>
@@ -10367,6 +10359,63 @@
       <w:pPr>
         <w:spacing w:line="360" w:lineRule="auto"/>
         <w:jc w:val="center"/>
+        <w:rPr>
+          <w:sz w:val="28"/>
+        </w:rPr>
+      </w:pPr>
+      <w:r>
+        <w:rPr>
+          <w:noProof/>
+          <w:sz w:val="28"/>
+          <w14:ligatures w14:val="standardContextual"/>
+        </w:rPr>
+        <w:drawing>
+          <wp:inline distT="0" distB="0" distL="0" distR="0" wp14:anchorId="6B406F7E" wp14:editId="3A9D7007">
+            <wp:extent cx="5940425" cy="3677285"/>
+            <wp:effectExtent l="0" t="0" r="3175" b="0"/>
+            <wp:docPr id="876145353" name="Рисунок 2"/>
+            <wp:cNvGraphicFramePr>
+              <a:graphicFrameLocks xmlns:a="http://schemas.openxmlformats.org/drawingml/2006/main" noChangeAspect="1"/>
+            </wp:cNvGraphicFramePr>
+            <a:graphic xmlns:a="http://schemas.openxmlformats.org/drawingml/2006/main">
+              <a:graphicData uri="http://schemas.openxmlformats.org/drawingml/2006/picture">
+                <pic:pic xmlns:pic="http://schemas.openxmlformats.org/drawingml/2006/picture">
+                  <pic:nvPicPr>
+                    <pic:cNvPr id="876145353" name=""/>
+                    <pic:cNvPicPr/>
+                  </pic:nvPicPr>
+                  <pic:blipFill>
+                    <a:blip r:embed="rId21">
+                      <a:extLst>
+                        <a:ext uri="{96DAC541-7B7A-43D3-8B79-37D633B846F1}">
+                          <asvg:svgBlip xmlns:asvg="http://schemas.microsoft.com/office/drawing/2016/SVG/main" r:embed="rId22"/>
+                        </a:ext>
+                      </a:extLst>
+                    </a:blip>
+                    <a:stretch>
+                      <a:fillRect/>
+                    </a:stretch>
+                  </pic:blipFill>
+                  <pic:spPr>
+                    <a:xfrm>
+                      <a:off x="0" y="0"/>
+                      <a:ext cx="5940425" cy="3677285"/>
+                    </a:xfrm>
+                    <a:prstGeom prst="rect">
+                      <a:avLst/>
+                    </a:prstGeom>
+                  </pic:spPr>
+                </pic:pic>
+              </a:graphicData>
+            </a:graphic>
+          </wp:inline>
+        </w:drawing>
+      </w:r>
+    </w:p>
+    <w:p>
+      <w:pPr>
+        <w:spacing w:line="360" w:lineRule="auto"/>
+        <w:jc w:val="center"/>
       </w:pPr>
       <w:r>
         <w:rPr>
@@ -10668,7 +10717,25 @@
           <w:sz w:val="18"/>
           <w:lang w:val="en-US"/>
         </w:rPr>
-        <w:t xml:space="preserve"> } from './router'</w:t>
+        <w:t xml:space="preserve"> } from </w:t>
+      </w:r>
+      <w:proofErr w:type="gramStart"/>
+      <w:r>
+        <w:rPr>
+          <w:rFonts w:ascii="Courier New" w:hAnsi="Courier New" w:cs="Courier New"/>
+          <w:sz w:val="18"/>
+          <w:lang w:val="en-US"/>
+        </w:rPr>
+        <w:t>'./</w:t>
+      </w:r>
+      <w:proofErr w:type="gramEnd"/>
+      <w:r>
+        <w:rPr>
+          <w:rFonts w:ascii="Courier New" w:hAnsi="Courier New" w:cs="Courier New"/>
+          <w:sz w:val="18"/>
+          <w:lang w:val="en-US"/>
+        </w:rPr>
+        <w:t>router'</w:t>
       </w:r>
     </w:p>
     <w:p>
@@ -10769,6 +10836,7 @@
         <w:t>(</w:t>
       </w:r>
       <w:proofErr w:type="spellStart"/>
+      <w:proofErr w:type="gramStart"/>
       <w:r>
         <w:rPr>
           <w:rFonts w:ascii="Courier New" w:hAnsi="Courier New" w:cs="Courier New"/>
@@ -10784,7 +10852,16 @@
           <w:sz w:val="18"/>
           <w:lang w:val="en-US"/>
         </w:rPr>
-        <w:t>())</w:t>
+        <w:t>(</w:t>
+      </w:r>
+      <w:proofErr w:type="gramEnd"/>
+      <w:r>
+        <w:rPr>
+          <w:rFonts w:ascii="Courier New" w:hAnsi="Courier New" w:cs="Courier New"/>
+          <w:sz w:val="18"/>
+          <w:lang w:val="en-US"/>
+        </w:rPr>
+        <w:t>))</w:t>
       </w:r>
     </w:p>
     <w:p>
@@ -10939,7 +11016,14 @@
         <w:rPr>
           <w:sz w:val="28"/>
         </w:rPr>
-        <w:t xml:space="preserve"> формирует запрос на основе интерфейса </w:t>
+        <w:t xml:space="preserve"> формирует </w:t>
+      </w:r>
+      <w:r>
+        <w:rPr>
+          <w:sz w:val="28"/>
+        </w:rPr>
+        <w:lastRenderedPageBreak/>
+        <w:t xml:space="preserve">запрос на основе интерфейса </w:t>
       </w:r>
       <w:proofErr w:type="spellStart"/>
       <w:r>
@@ -11100,6 +11184,14 @@
         <w:t>options.body</w:t>
       </w:r>
       <w:proofErr w:type="spellEnd"/>
+      <w:r>
+        <w:rPr>
+          <w:rFonts w:ascii="Courier New" w:hAnsi="Courier New" w:cs="Courier New"/>
+          <w:sz w:val="18"/>
+          <w:lang w:val="en-US"/>
+        </w:rPr>
+        <w:t xml:space="preserve"> !=</w:t>
+      </w:r>
       <w:proofErr w:type="gramEnd"/>
       <w:r>
         <w:rPr>
@@ -11107,7 +11199,7 @@
           <w:sz w:val="18"/>
           <w:lang w:val="en-US"/>
         </w:rPr>
-        <w:t xml:space="preserve"> !== undefined) headers['Content-Type'] = 'application/</w:t>
+        <w:t>= undefined) headers['Content-Type'] = 'application/</w:t>
       </w:r>
       <w:proofErr w:type="spellStart"/>
       <w:r>
@@ -11228,6 +11320,23 @@
         <w:t>fetch(</w:t>
       </w:r>
       <w:proofErr w:type="spellStart"/>
+      <w:r>
+        <w:rPr>
+          <w:rFonts w:ascii="Courier New" w:hAnsi="Courier New" w:cs="Courier New"/>
+          <w:sz w:val="18"/>
+          <w:lang w:val="en-US"/>
+        </w:rPr>
+        <w:t>buildUrl</w:t>
+      </w:r>
+      <w:proofErr w:type="spellEnd"/>
+      <w:r>
+        <w:rPr>
+          <w:rFonts w:ascii="Courier New" w:hAnsi="Courier New" w:cs="Courier New"/>
+          <w:sz w:val="18"/>
+          <w:lang w:val="en-US"/>
+        </w:rPr>
+        <w:t>(</w:t>
+      </w:r>
       <w:proofErr w:type="gramEnd"/>
       <w:r>
         <w:rPr>
@@ -11235,18 +11344,10 @@
           <w:sz w:val="18"/>
           <w:lang w:val="en-US"/>
         </w:rPr>
-        <w:t>buildUrl</w:t>
-      </w:r>
-      <w:proofErr w:type="spellEnd"/>
-      <w:r>
-        <w:rPr>
-          <w:rFonts w:ascii="Courier New" w:hAnsi="Courier New" w:cs="Courier New"/>
-          <w:sz w:val="18"/>
-          <w:lang w:val="en-US"/>
-        </w:rPr>
-        <w:t xml:space="preserve">(path, </w:t>
-      </w:r>
-      <w:proofErr w:type="spellStart"/>
+        <w:t xml:space="preserve">path, </w:t>
+      </w:r>
+      <w:proofErr w:type="spellStart"/>
+      <w:proofErr w:type="gramStart"/>
       <w:r>
         <w:rPr>
           <w:rFonts w:ascii="Courier New" w:hAnsi="Courier New" w:cs="Courier New"/>
@@ -11256,6 +11357,7 @@
         <w:t>options.query</w:t>
       </w:r>
       <w:proofErr w:type="spellEnd"/>
+      <w:proofErr w:type="gramEnd"/>
       <w:r>
         <w:rPr>
           <w:rFonts w:ascii="Courier New" w:hAnsi="Courier New" w:cs="Courier New"/>
@@ -11340,6 +11442,14 @@
         <w:t>options.body</w:t>
       </w:r>
       <w:proofErr w:type="spellEnd"/>
+      <w:r>
+        <w:rPr>
+          <w:rFonts w:ascii="Courier New" w:hAnsi="Courier New" w:cs="Courier New"/>
+          <w:sz w:val="18"/>
+          <w:lang w:val="en-US"/>
+        </w:rPr>
+        <w:t xml:space="preserve"> !=</w:t>
+      </w:r>
       <w:proofErr w:type="gramEnd"/>
       <w:r>
         <w:rPr>
@@ -11347,7 +11457,25 @@
           <w:sz w:val="18"/>
           <w:lang w:val="en-US"/>
         </w:rPr>
-        <w:t xml:space="preserve"> !== undefined ? </w:t>
+        <w:t xml:space="preserve">= </w:t>
+      </w:r>
+      <w:proofErr w:type="gramStart"/>
+      <w:r>
+        <w:rPr>
+          <w:rFonts w:ascii="Courier New" w:hAnsi="Courier New" w:cs="Courier New"/>
+          <w:sz w:val="18"/>
+          <w:lang w:val="en-US"/>
+        </w:rPr>
+        <w:t>undefined ?</w:t>
+      </w:r>
+      <w:proofErr w:type="gramEnd"/>
+      <w:r>
+        <w:rPr>
+          <w:rFonts w:ascii="Courier New" w:hAnsi="Courier New" w:cs="Courier New"/>
+          <w:sz w:val="18"/>
+          <w:lang w:val="en-US"/>
+        </w:rPr>
+        <w:t xml:space="preserve"> </w:t>
       </w:r>
       <w:proofErr w:type="spellStart"/>
       <w:r>
@@ -11378,6 +11506,14 @@
         <w:t>options.body</w:t>
       </w:r>
       <w:proofErr w:type="spellEnd"/>
+      <w:r>
+        <w:rPr>
+          <w:rFonts w:ascii="Courier New" w:hAnsi="Courier New" w:cs="Courier New"/>
+          <w:sz w:val="18"/>
+          <w:lang w:val="en-US"/>
+        </w:rPr>
+        <w:t>) :</w:t>
+      </w:r>
       <w:proofErr w:type="gramEnd"/>
       <w:r>
         <w:rPr>
@@ -11385,7 +11521,7 @@
           <w:sz w:val="18"/>
           <w:lang w:val="en-US"/>
         </w:rPr>
-        <w:t>) : undefined,</w:t>
+        <w:t xml:space="preserve"> undefined,</w:t>
       </w:r>
     </w:p>
     <w:p>
@@ -11415,7 +11551,6 @@
           <w:sz w:val="18"/>
           <w:lang w:val="en-US"/>
         </w:rPr>
-        <w:lastRenderedPageBreak/>
         <w:t xml:space="preserve"> </w:t>
       </w:r>
     </w:p>
@@ -11451,7 +11586,25 @@
           <w:sz w:val="18"/>
           <w:lang w:val="en-US"/>
         </w:rPr>
-        <w:t xml:space="preserve"> === 401) {           // </w:t>
+        <w:t xml:space="preserve"> === 401) </w:t>
+      </w:r>
+      <w:proofErr w:type="gramStart"/>
+      <w:r>
+        <w:rPr>
+          <w:rFonts w:ascii="Courier New" w:hAnsi="Courier New" w:cs="Courier New"/>
+          <w:sz w:val="18"/>
+          <w:lang w:val="en-US"/>
+        </w:rPr>
+        <w:t xml:space="preserve">{  </w:t>
+      </w:r>
+      <w:proofErr w:type="gramEnd"/>
+      <w:r>
+        <w:rPr>
+          <w:rFonts w:ascii="Courier New" w:hAnsi="Courier New" w:cs="Courier New"/>
+          <w:sz w:val="18"/>
+          <w:lang w:val="en-US"/>
+        </w:rPr>
+        <w:t xml:space="preserve">         // </w:t>
       </w:r>
       <w:r>
         <w:rPr>
@@ -11607,7 +11760,25 @@
           <w:sz w:val="18"/>
           <w:lang w:val="en-US"/>
         </w:rPr>
-        <w:t>(response)).message)</w:t>
+        <w:t>(response)</w:t>
+      </w:r>
+      <w:proofErr w:type="gramStart"/>
+      <w:r>
+        <w:rPr>
+          <w:rFonts w:ascii="Courier New" w:hAnsi="Courier New" w:cs="Courier New"/>
+          <w:sz w:val="18"/>
+          <w:lang w:val="en-US"/>
+        </w:rPr>
+        <w:t>).message</w:t>
+      </w:r>
+      <w:proofErr w:type="gramEnd"/>
+      <w:r>
+        <w:rPr>
+          <w:rFonts w:ascii="Courier New" w:hAnsi="Courier New" w:cs="Courier New"/>
+          <w:sz w:val="18"/>
+          <w:lang w:val="en-US"/>
+        </w:rPr>
+        <w:t>)</w:t>
       </w:r>
     </w:p>
     <w:p>
@@ -11706,7 +11877,25 @@
           <w:sz w:val="18"/>
           <w:lang w:val="en-US"/>
         </w:rPr>
-        <w:t xml:space="preserve">, conflicts } = await </w:t>
+        <w:t xml:space="preserve">, </w:t>
+      </w:r>
+      <w:proofErr w:type="gramStart"/>
+      <w:r>
+        <w:rPr>
+          <w:rFonts w:ascii="Courier New" w:hAnsi="Courier New" w:cs="Courier New"/>
+          <w:sz w:val="18"/>
+          <w:lang w:val="en-US"/>
+        </w:rPr>
+        <w:t>conflicts }</w:t>
+      </w:r>
+      <w:proofErr w:type="gramEnd"/>
+      <w:r>
+        <w:rPr>
+          <w:rFonts w:ascii="Courier New" w:hAnsi="Courier New" w:cs="Courier New"/>
+          <w:sz w:val="18"/>
+          <w:lang w:val="en-US"/>
+        </w:rPr>
+        <w:t xml:space="preserve"> = await </w:t>
       </w:r>
       <w:proofErr w:type="spellStart"/>
       <w:r>
@@ -11724,7 +11913,25 @@
           <w:sz w:val="18"/>
           <w:lang w:val="en-US"/>
         </w:rPr>
-        <w:t xml:space="preserve">(response)  // </w:t>
+        <w:t>(</w:t>
+      </w:r>
+      <w:proofErr w:type="gramStart"/>
+      <w:r>
+        <w:rPr>
+          <w:rFonts w:ascii="Courier New" w:hAnsi="Courier New" w:cs="Courier New"/>
+          <w:sz w:val="18"/>
+          <w:lang w:val="en-US"/>
+        </w:rPr>
+        <w:t>response)  /</w:t>
+      </w:r>
+      <w:proofErr w:type="gramEnd"/>
+      <w:r>
+        <w:rPr>
+          <w:rFonts w:ascii="Courier New" w:hAnsi="Courier New" w:cs="Courier New"/>
+          <w:sz w:val="18"/>
+          <w:lang w:val="en-US"/>
+        </w:rPr>
+        <w:t xml:space="preserve">/ </w:t>
       </w:r>
       <w:proofErr w:type="spellStart"/>
       <w:r>
@@ -11786,16 +11993,16 @@
         <w:t>(</w:t>
       </w:r>
       <w:proofErr w:type="spellStart"/>
+      <w:r>
+        <w:rPr>
+          <w:rFonts w:ascii="Courier New" w:hAnsi="Courier New" w:cs="Courier New"/>
+          <w:sz w:val="18"/>
+          <w:lang w:val="en-US"/>
+        </w:rPr>
+        <w:t>response.status</w:t>
+      </w:r>
+      <w:proofErr w:type="spellEnd"/>
       <w:proofErr w:type="gramEnd"/>
-      <w:r>
-        <w:rPr>
-          <w:rFonts w:ascii="Courier New" w:hAnsi="Courier New" w:cs="Courier New"/>
-          <w:sz w:val="18"/>
-          <w:lang w:val="en-US"/>
-        </w:rPr>
-        <w:t>response.status</w:t>
-      </w:r>
-      <w:proofErr w:type="spellEnd"/>
       <w:r>
         <w:rPr>
           <w:rFonts w:ascii="Courier New" w:hAnsi="Courier New" w:cs="Courier New"/>
@@ -12372,7 +12579,16 @@
           <w:sz w:val="18"/>
           <w:lang w:val="en-US"/>
         </w:rPr>
-        <w:t xml:space="preserve">[]&gt;(`/lessons/by-group/${id}`,   { </w:t>
+        <w:t>[]&gt;(`/lessons/by-group/${id}</w:t>
+      </w:r>
+      <w:proofErr w:type="gramStart"/>
+      <w:r>
+        <w:rPr>
+          <w:rFonts w:ascii="Courier New" w:hAnsi="Courier New" w:cs="Courier New"/>
+          <w:sz w:val="18"/>
+          <w:lang w:val="en-US"/>
+        </w:rPr>
+        <w:t xml:space="preserve">`,   { </w:t>
       </w:r>
       <w:proofErr w:type="spellStart"/>
       <w:r>
@@ -12384,6 +12600,7 @@
         <w:t>weekId</w:t>
       </w:r>
       <w:proofErr w:type="spellEnd"/>
+      <w:proofErr w:type="gramEnd"/>
       <w:r>
         <w:rPr>
           <w:rFonts w:ascii="Courier New" w:hAnsi="Courier New" w:cs="Courier New"/>
@@ -12619,6 +12836,7 @@
           <w:sz w:val="18"/>
           <w:lang w:val="en-US"/>
         </w:rPr>
+        <w:lastRenderedPageBreak/>
         <w:t xml:space="preserve">  remove: (id: string) =&gt; </w:t>
       </w:r>
       <w:proofErr w:type="spellStart"/>
@@ -13130,7 +13348,6 @@
           <w:sz w:val="18"/>
           <w:lang w:val="en-US"/>
         </w:rPr>
-        <w:lastRenderedPageBreak/>
         <w:t xml:space="preserve">  </w:t>
       </w:r>
       <w:proofErr w:type="spellStart"/>
@@ -13558,6 +13775,7 @@
         <w:rPr>
           <w:sz w:val="28"/>
         </w:rPr>
+        <w:lastRenderedPageBreak/>
         <w:t xml:space="preserve">Жизненный цикл соединения привязан к состоянию аутентификации в корневом компоненте </w:t>
       </w:r>
       <w:proofErr w:type="spellStart"/>
@@ -13751,9 +13969,28 @@
           <w:sz w:val="18"/>
           <w:lang w:val="en-US"/>
         </w:rPr>
-        <w:t>() =&gt; { if (</w:t>
-      </w:r>
-      <w:proofErr w:type="spellStart"/>
+        <w:t xml:space="preserve">() =&gt; </w:t>
+      </w:r>
+      <w:proofErr w:type="gramStart"/>
+      <w:r>
+        <w:rPr>
+          <w:rFonts w:ascii="Courier New" w:hAnsi="Courier New" w:cs="Courier New"/>
+          <w:sz w:val="18"/>
+          <w:lang w:val="en-US"/>
+        </w:rPr>
+        <w:t>{ if</w:t>
+      </w:r>
+      <w:proofErr w:type="gramEnd"/>
+      <w:r>
+        <w:rPr>
+          <w:rFonts w:ascii="Courier New" w:hAnsi="Courier New" w:cs="Courier New"/>
+          <w:sz w:val="18"/>
+          <w:lang w:val="en-US"/>
+        </w:rPr>
+        <w:t xml:space="preserve"> (</w:t>
+      </w:r>
+      <w:proofErr w:type="spellStart"/>
+      <w:proofErr w:type="gramStart"/>
       <w:r>
         <w:rPr>
           <w:rFonts w:ascii="Courier New" w:hAnsi="Courier New" w:cs="Courier New"/>
@@ -13763,6 +14000,7 @@
         <w:t>session.isAuthenticated</w:t>
       </w:r>
       <w:proofErr w:type="spellEnd"/>
+      <w:proofErr w:type="gramEnd"/>
       <w:r>
         <w:rPr>
           <w:rFonts w:ascii="Courier New" w:hAnsi="Courier New" w:cs="Courier New"/>
@@ -13772,6 +14010,7 @@
         <w:t xml:space="preserve">) </w:t>
       </w:r>
       <w:proofErr w:type="spellStart"/>
+      <w:proofErr w:type="gramStart"/>
       <w:r>
         <w:rPr>
           <w:rFonts w:ascii="Courier New" w:hAnsi="Courier New" w:cs="Courier New"/>
@@ -13781,13 +14020,32 @@
         <w:t>realtime.connect</w:t>
       </w:r>
       <w:proofErr w:type="spellEnd"/>
-      <w:r>
-        <w:rPr>
-          <w:rFonts w:ascii="Courier New" w:hAnsi="Courier New" w:cs="Courier New"/>
-          <w:sz w:val="18"/>
-          <w:lang w:val="en-US"/>
-        </w:rPr>
-        <w:t>() })</w:t>
+      <w:proofErr w:type="gramEnd"/>
+      <w:r>
+        <w:rPr>
+          <w:rFonts w:ascii="Courier New" w:hAnsi="Courier New" w:cs="Courier New"/>
+          <w:sz w:val="18"/>
+          <w:lang w:val="en-US"/>
+        </w:rPr>
+        <w:t>(</w:t>
+      </w:r>
+      <w:proofErr w:type="gramStart"/>
+      <w:r>
+        <w:rPr>
+          <w:rFonts w:ascii="Courier New" w:hAnsi="Courier New" w:cs="Courier New"/>
+          <w:sz w:val="18"/>
+          <w:lang w:val="en-US"/>
+        </w:rPr>
+        <w:t>) }</w:t>
+      </w:r>
+      <w:proofErr w:type="gramEnd"/>
+      <w:r>
+        <w:rPr>
+          <w:rFonts w:ascii="Courier New" w:hAnsi="Courier New" w:cs="Courier New"/>
+          <w:sz w:val="18"/>
+          <w:lang w:val="en-US"/>
+        </w:rPr>
+        <w:t>)</w:t>
       </w:r>
     </w:p>
     <w:p>
@@ -13830,6 +14088,7 @@
         <w:t xml:space="preserve">() =&gt; </w:t>
       </w:r>
       <w:proofErr w:type="spellStart"/>
+      <w:proofErr w:type="gramStart"/>
       <w:r>
         <w:rPr>
           <w:rFonts w:ascii="Courier New" w:hAnsi="Courier New" w:cs="Courier New"/>
@@ -13839,6 +14098,7 @@
         <w:t>session.isAuthenticated</w:t>
       </w:r>
       <w:proofErr w:type="spellEnd"/>
+      <w:proofErr w:type="gramEnd"/>
       <w:r>
         <w:rPr>
           <w:rFonts w:ascii="Courier New" w:hAnsi="Courier New" w:cs="Courier New"/>
@@ -13996,14 +14256,7 @@
         <w:rPr>
           <w:sz w:val="28"/>
         </w:rPr>
-        <w:t xml:space="preserve"> за счётчиком соответствующего сигнала. Так, уведомления об изменении нагрузки обновляются мгновенно по событию реального времени, а периодический </w:t>
-      </w:r>
-      <w:r>
-        <w:rPr>
-          <w:sz w:val="28"/>
-        </w:rPr>
-        <w:lastRenderedPageBreak/>
-        <w:t>опрос служит запасным каналом на случай разрыва соединения; при этом источником истины всегда остаётся REST, поэтому сбой канала реального времени не нарушает работу.</w:t>
+        <w:t xml:space="preserve"> за счётчиком соответствующего сигнала. Так, уведомления об изменении нагрузки обновляются мгновенно по событию реального времени, а периодический опрос служит запасным каналом на случай разрыва соединения; при этом источником истины всегда остаётся REST, поэтому сбой канала реального времени не нарушает работу.</w:t>
       </w:r>
     </w:p>
     <w:p>
@@ -14207,7 +14460,43 @@
           <w:sz w:val="18"/>
           <w:lang w:val="en-US"/>
         </w:rPr>
-        <w:t>, meta: { public: true } },</w:t>
+        <w:t xml:space="preserve">, meta: </w:t>
+      </w:r>
+      <w:proofErr w:type="gramStart"/>
+      <w:r>
+        <w:rPr>
+          <w:rFonts w:ascii="Courier New" w:hAnsi="Courier New" w:cs="Courier New"/>
+          <w:sz w:val="18"/>
+          <w:lang w:val="en-US"/>
+        </w:rPr>
+        <w:t>{ public</w:t>
+      </w:r>
+      <w:proofErr w:type="gramEnd"/>
+      <w:r>
+        <w:rPr>
+          <w:rFonts w:ascii="Courier New" w:hAnsi="Courier New" w:cs="Courier New"/>
+          <w:sz w:val="18"/>
+          <w:lang w:val="en-US"/>
+        </w:rPr>
+        <w:t xml:space="preserve">: </w:t>
+      </w:r>
+      <w:proofErr w:type="gramStart"/>
+      <w:r>
+        <w:rPr>
+          <w:rFonts w:ascii="Courier New" w:hAnsi="Courier New" w:cs="Courier New"/>
+          <w:sz w:val="18"/>
+          <w:lang w:val="en-US"/>
+        </w:rPr>
+        <w:t>true }</w:t>
+      </w:r>
+      <w:proofErr w:type="gramEnd"/>
+      <w:r>
+        <w:rPr>
+          <w:rFonts w:ascii="Courier New" w:hAnsi="Courier New" w:cs="Courier New"/>
+          <w:sz w:val="18"/>
+          <w:lang w:val="en-US"/>
+        </w:rPr>
+        <w:t xml:space="preserve"> },</w:t>
       </w:r>
     </w:p>
     <w:p>
@@ -14283,7 +14572,25 @@
           <w:sz w:val="18"/>
           <w:lang w:val="en-US"/>
         </w:rPr>
-        <w:t>: true },</w:t>
+        <w:t xml:space="preserve">: </w:t>
+      </w:r>
+      <w:proofErr w:type="gramStart"/>
+      <w:r>
+        <w:rPr>
+          <w:rFonts w:ascii="Courier New" w:hAnsi="Courier New" w:cs="Courier New"/>
+          <w:sz w:val="18"/>
+          <w:lang w:val="en-US"/>
+        </w:rPr>
+        <w:t>true }</w:t>
+      </w:r>
+      <w:proofErr w:type="gramEnd"/>
+      <w:r>
+        <w:rPr>
+          <w:rFonts w:ascii="Courier New" w:hAnsi="Courier New" w:cs="Courier New"/>
+          <w:sz w:val="18"/>
+          <w:lang w:val="en-US"/>
+        </w:rPr>
+        <w:t>,</w:t>
       </w:r>
     </w:p>
     <w:p>
@@ -14331,7 +14638,25 @@
           <w:sz w:val="18"/>
           <w:lang w:val="en-US"/>
         </w:rPr>
-        <w:t>: '', redirect: '/schedule' },</w:t>
+        <w:t>: '', redirect: '/schedule</w:t>
+      </w:r>
+      <w:proofErr w:type="gramStart"/>
+      <w:r>
+        <w:rPr>
+          <w:rFonts w:ascii="Courier New" w:hAnsi="Courier New" w:cs="Courier New"/>
+          <w:sz w:val="18"/>
+          <w:lang w:val="en-US"/>
+        </w:rPr>
+        <w:t>' }</w:t>
+      </w:r>
+      <w:proofErr w:type="gramEnd"/>
+      <w:r>
+        <w:rPr>
+          <w:rFonts w:ascii="Courier New" w:hAnsi="Courier New" w:cs="Courier New"/>
+          <w:sz w:val="18"/>
+          <w:lang w:val="en-US"/>
+        </w:rPr>
+        <w:t>,</w:t>
       </w:r>
     </w:p>
     <w:p>
@@ -14382,7 +14707,25 @@
           <w:sz w:val="18"/>
           <w:lang w:val="en-US"/>
         </w:rPr>
-        <w:t>, meta: { title: '</w:t>
+        <w:t xml:space="preserve">, meta: </w:t>
+      </w:r>
+      <w:proofErr w:type="gramStart"/>
+      <w:r>
+        <w:rPr>
+          <w:rFonts w:ascii="Courier New" w:hAnsi="Courier New" w:cs="Courier New"/>
+          <w:sz w:val="18"/>
+          <w:lang w:val="en-US"/>
+        </w:rPr>
+        <w:t>{ title</w:t>
+      </w:r>
+      <w:proofErr w:type="gramEnd"/>
+      <w:r>
+        <w:rPr>
+          <w:rFonts w:ascii="Courier New" w:hAnsi="Courier New" w:cs="Courier New"/>
+          <w:sz w:val="18"/>
+          <w:lang w:val="en-US"/>
+        </w:rPr>
+        <w:t>: '</w:t>
       </w:r>
       <w:r>
         <w:rPr>
@@ -14391,13 +14734,23 @@
         </w:rPr>
         <w:t>Расписание</w:t>
       </w:r>
-      <w:r>
-        <w:rPr>
-          <w:rFonts w:ascii="Courier New" w:hAnsi="Courier New" w:cs="Courier New"/>
-          <w:sz w:val="18"/>
-          <w:lang w:val="en-US"/>
-        </w:rPr>
-        <w:t>' } },</w:t>
+      <w:proofErr w:type="gramStart"/>
+      <w:r>
+        <w:rPr>
+          <w:rFonts w:ascii="Courier New" w:hAnsi="Courier New" w:cs="Courier New"/>
+          <w:sz w:val="18"/>
+          <w:lang w:val="en-US"/>
+        </w:rPr>
+        <w:t>' }</w:t>
+      </w:r>
+      <w:proofErr w:type="gramEnd"/>
+      <w:r>
+        <w:rPr>
+          <w:rFonts w:ascii="Courier New" w:hAnsi="Courier New" w:cs="Courier New"/>
+          <w:sz w:val="18"/>
+          <w:lang w:val="en-US"/>
+        </w:rPr>
+        <w:t xml:space="preserve"> },</w:t>
       </w:r>
     </w:p>
     <w:p>
@@ -14430,9 +14783,46 @@
           <w:sz w:val="18"/>
           <w:lang w:val="en-US"/>
         </w:rPr>
-        <w:t xml:space="preserve">: 'load',     name: 'load',     component: </w:t>
-      </w:r>
-      <w:proofErr w:type="spellStart"/>
+        <w:t>: 'load</w:t>
+      </w:r>
+      <w:proofErr w:type="gramStart"/>
+      <w:r>
+        <w:rPr>
+          <w:rFonts w:ascii="Courier New" w:hAnsi="Courier New" w:cs="Courier New"/>
+          <w:sz w:val="18"/>
+          <w:lang w:val="en-US"/>
+        </w:rPr>
+        <w:t xml:space="preserve">',   </w:t>
+      </w:r>
+      <w:proofErr w:type="gramEnd"/>
+      <w:r>
+        <w:rPr>
+          <w:rFonts w:ascii="Courier New" w:hAnsi="Courier New" w:cs="Courier New"/>
+          <w:sz w:val="18"/>
+          <w:lang w:val="en-US"/>
+        </w:rPr>
+        <w:t xml:space="preserve">  name: 'load</w:t>
+      </w:r>
+      <w:proofErr w:type="gramStart"/>
+      <w:r>
+        <w:rPr>
+          <w:rFonts w:ascii="Courier New" w:hAnsi="Courier New" w:cs="Courier New"/>
+          <w:sz w:val="18"/>
+          <w:lang w:val="en-US"/>
+        </w:rPr>
+        <w:t xml:space="preserve">',   </w:t>
+      </w:r>
+      <w:proofErr w:type="gramEnd"/>
+      <w:r>
+        <w:rPr>
+          <w:rFonts w:ascii="Courier New" w:hAnsi="Courier New" w:cs="Courier New"/>
+          <w:sz w:val="18"/>
+          <w:lang w:val="en-US"/>
+        </w:rPr>
+        <w:t xml:space="preserve">  component: </w:t>
+      </w:r>
+      <w:proofErr w:type="spellStart"/>
+      <w:proofErr w:type="gramStart"/>
       <w:r>
         <w:rPr>
           <w:rFonts w:ascii="Courier New" w:hAnsi="Courier New" w:cs="Courier New"/>
@@ -14448,7 +14838,34 @@
           <w:sz w:val="18"/>
           <w:lang w:val="en-US"/>
         </w:rPr>
-        <w:t>,     meta: { title: '</w:t>
+        <w:t xml:space="preserve">,   </w:t>
+      </w:r>
+      <w:proofErr w:type="gramEnd"/>
+      <w:r>
+        <w:rPr>
+          <w:rFonts w:ascii="Courier New" w:hAnsi="Courier New" w:cs="Courier New"/>
+          <w:sz w:val="18"/>
+          <w:lang w:val="en-US"/>
+        </w:rPr>
+        <w:t xml:space="preserve">  meta: </w:t>
+      </w:r>
+      <w:proofErr w:type="gramStart"/>
+      <w:r>
+        <w:rPr>
+          <w:rFonts w:ascii="Courier New" w:hAnsi="Courier New" w:cs="Courier New"/>
+          <w:sz w:val="18"/>
+          <w:lang w:val="en-US"/>
+        </w:rPr>
+        <w:t>{ title</w:t>
+      </w:r>
+      <w:proofErr w:type="gramEnd"/>
+      <w:r>
+        <w:rPr>
+          <w:rFonts w:ascii="Courier New" w:hAnsi="Courier New" w:cs="Courier New"/>
+          <w:sz w:val="18"/>
+          <w:lang w:val="en-US"/>
+        </w:rPr>
+        <w:t>: '</w:t>
       </w:r>
       <w:r>
         <w:rPr>
@@ -14457,13 +14874,23 @@
         </w:rPr>
         <w:t>Нагрузка</w:t>
       </w:r>
-      <w:r>
-        <w:rPr>
-          <w:rFonts w:ascii="Courier New" w:hAnsi="Courier New" w:cs="Courier New"/>
-          <w:sz w:val="18"/>
-          <w:lang w:val="en-US"/>
-        </w:rPr>
-        <w:t>' } },</w:t>
+      <w:proofErr w:type="gramStart"/>
+      <w:r>
+        <w:rPr>
+          <w:rFonts w:ascii="Courier New" w:hAnsi="Courier New" w:cs="Courier New"/>
+          <w:sz w:val="18"/>
+          <w:lang w:val="en-US"/>
+        </w:rPr>
+        <w:t>' }</w:t>
+      </w:r>
+      <w:proofErr w:type="gramEnd"/>
+      <w:r>
+        <w:rPr>
+          <w:rFonts w:ascii="Courier New" w:hAnsi="Courier New" w:cs="Courier New"/>
+          <w:sz w:val="18"/>
+          <w:lang w:val="en-US"/>
+        </w:rPr>
+        <w:t xml:space="preserve"> },</w:t>
       </w:r>
     </w:p>
     <w:p>
@@ -14514,7 +14941,25 @@
           <w:sz w:val="18"/>
           <w:lang w:val="en-US"/>
         </w:rPr>
-        <w:t>, meta: { title: '</w:t>
+        <w:t xml:space="preserve">, meta: </w:t>
+      </w:r>
+      <w:proofErr w:type="gramStart"/>
+      <w:r>
+        <w:rPr>
+          <w:rFonts w:ascii="Courier New" w:hAnsi="Courier New" w:cs="Courier New"/>
+          <w:sz w:val="18"/>
+          <w:lang w:val="en-US"/>
+        </w:rPr>
+        <w:t>{ title</w:t>
+      </w:r>
+      <w:proofErr w:type="gramEnd"/>
+      <w:r>
+        <w:rPr>
+          <w:rFonts w:ascii="Courier New" w:hAnsi="Courier New" w:cs="Courier New"/>
+          <w:sz w:val="18"/>
+          <w:lang w:val="en-US"/>
+        </w:rPr>
+        <w:t>: '</w:t>
       </w:r>
       <w:r>
         <w:rPr>
@@ -14523,27 +14968,38 @@
         </w:rPr>
         <w:t>Ограничения</w:t>
       </w:r>
-      <w:r>
-        <w:rPr>
-          <w:rFonts w:ascii="Courier New" w:hAnsi="Courier New" w:cs="Courier New"/>
-          <w:sz w:val="18"/>
-          <w:lang w:val="en-US"/>
-        </w:rPr>
-        <w:t>' } },</w:t>
-      </w:r>
-    </w:p>
-    <w:p>
-      <w:pPr>
-        <w:rPr>
-          <w:lang w:val="en-US"/>
-        </w:rPr>
-      </w:pPr>
-      <w:r>
-        <w:rPr>
-          <w:rFonts w:ascii="Courier New" w:hAnsi="Courier New" w:cs="Courier New"/>
-          <w:sz w:val="18"/>
-          <w:lang w:val="en-US"/>
-        </w:rPr>
+      <w:proofErr w:type="gramStart"/>
+      <w:r>
+        <w:rPr>
+          <w:rFonts w:ascii="Courier New" w:hAnsi="Courier New" w:cs="Courier New"/>
+          <w:sz w:val="18"/>
+          <w:lang w:val="en-US"/>
+        </w:rPr>
+        <w:t>' }</w:t>
+      </w:r>
+      <w:proofErr w:type="gramEnd"/>
+      <w:r>
+        <w:rPr>
+          <w:rFonts w:ascii="Courier New" w:hAnsi="Courier New" w:cs="Courier New"/>
+          <w:sz w:val="18"/>
+          <w:lang w:val="en-US"/>
+        </w:rPr>
+        <w:t xml:space="preserve"> },</w:t>
+      </w:r>
+    </w:p>
+    <w:p>
+      <w:pPr>
+        <w:rPr>
+          <w:lang w:val="en-US"/>
+        </w:rPr>
+      </w:pPr>
+      <w:r>
+        <w:rPr>
+          <w:rFonts w:ascii="Courier New" w:hAnsi="Courier New" w:cs="Courier New"/>
+          <w:sz w:val="18"/>
+          <w:lang w:val="en-US"/>
+        </w:rPr>
+        <w:lastRenderedPageBreak/>
         <w:t xml:space="preserve">    ],</w:t>
       </w:r>
     </w:p>
@@ -14710,8 +15166,54 @@
           <w:sz w:val="18"/>
           <w:lang w:val="en-US"/>
         </w:rPr>
-        <w:t xml:space="preserve"> &amp;&amp; !authenticated) return { name: 'login' }</w:t>
-      </w:r>
+        <w:t xml:space="preserve"> &amp;</w:t>
+      </w:r>
+      <w:proofErr w:type="gramStart"/>
+      <w:r>
+        <w:rPr>
+          <w:rFonts w:ascii="Courier New" w:hAnsi="Courier New" w:cs="Courier New"/>
+          <w:sz w:val="18"/>
+          <w:lang w:val="en-US"/>
+        </w:rPr>
+        <w:t>&amp; !authenticated</w:t>
+      </w:r>
+      <w:proofErr w:type="gramEnd"/>
+      <w:r>
+        <w:rPr>
+          <w:rFonts w:ascii="Courier New" w:hAnsi="Courier New" w:cs="Courier New"/>
+          <w:sz w:val="18"/>
+          <w:lang w:val="en-US"/>
+        </w:rPr>
+        <w:t xml:space="preserve">) return </w:t>
+      </w:r>
+      <w:proofErr w:type="gramStart"/>
+      <w:r>
+        <w:rPr>
+          <w:rFonts w:ascii="Courier New" w:hAnsi="Courier New" w:cs="Courier New"/>
+          <w:sz w:val="18"/>
+          <w:lang w:val="en-US"/>
+        </w:rPr>
+        <w:t>{ name</w:t>
+      </w:r>
+      <w:proofErr w:type="gramEnd"/>
+      <w:r>
+        <w:rPr>
+          <w:rFonts w:ascii="Courier New" w:hAnsi="Courier New" w:cs="Courier New"/>
+          <w:sz w:val="18"/>
+          <w:lang w:val="en-US"/>
+        </w:rPr>
+        <w:t>: 'login</w:t>
+      </w:r>
+      <w:proofErr w:type="gramStart"/>
+      <w:r>
+        <w:rPr>
+          <w:rFonts w:ascii="Courier New" w:hAnsi="Courier New" w:cs="Courier New"/>
+          <w:sz w:val="18"/>
+          <w:lang w:val="en-US"/>
+        </w:rPr>
+        <w:t>' }</w:t>
+      </w:r>
+      <w:proofErr w:type="gramEnd"/>
     </w:p>
     <w:p>
       <w:pPr>
@@ -14753,8 +15255,36 @@
           <w:sz w:val="18"/>
           <w:lang w:val="en-US"/>
         </w:rPr>
-        <w:t xml:space="preserve"> &amp;&amp; authenticated) return { name: 'schedule' }</w:t>
-      </w:r>
+        <w:t xml:space="preserve"> &amp;&amp; authenticated) return </w:t>
+      </w:r>
+      <w:proofErr w:type="gramStart"/>
+      <w:r>
+        <w:rPr>
+          <w:rFonts w:ascii="Courier New" w:hAnsi="Courier New" w:cs="Courier New"/>
+          <w:sz w:val="18"/>
+          <w:lang w:val="en-US"/>
+        </w:rPr>
+        <w:t>{ name</w:t>
+      </w:r>
+      <w:proofErr w:type="gramEnd"/>
+      <w:r>
+        <w:rPr>
+          <w:rFonts w:ascii="Courier New" w:hAnsi="Courier New" w:cs="Courier New"/>
+          <w:sz w:val="18"/>
+          <w:lang w:val="en-US"/>
+        </w:rPr>
+        <w:t>: 'schedule</w:t>
+      </w:r>
+      <w:proofErr w:type="gramStart"/>
+      <w:r>
+        <w:rPr>
+          <w:rFonts w:ascii="Courier New" w:hAnsi="Courier New" w:cs="Courier New"/>
+          <w:sz w:val="18"/>
+          <w:lang w:val="en-US"/>
+        </w:rPr>
+        <w:t>' }</w:t>
+      </w:r>
+      <w:proofErr w:type="gramEnd"/>
     </w:p>
     <w:p>
       <w:r>
@@ -14824,21 +15354,7 @@
         <w:rPr>
           <w:sz w:val="28"/>
         </w:rPr>
-        <w:t xml:space="preserve"> по схеме «панель управления»: боковое меню разделов, шапка с заголовком текущего раздела (берётся из метаданных маршрута) и колокольчиком уведомлений, а также область содержимого, в которую подставляется выбранная вкладка. Единообразие интерфейса обеспечивают базовые </w:t>
-      </w:r>
-      <w:proofErr w:type="spellStart"/>
-      <w:r>
-        <w:rPr>
-          <w:sz w:val="28"/>
-        </w:rPr>
-        <w:t>переиспользуемые</w:t>
-      </w:r>
-      <w:proofErr w:type="spellEnd"/>
-      <w:r>
-        <w:rPr>
-          <w:sz w:val="28"/>
-        </w:rPr>
-        <w:t xml:space="preserve"> компоненты — кнопка (</w:t>
+        <w:t xml:space="preserve"> по схеме «панель управления»: боковое меню разделов, шапка с заголовком текущего раздела (берётся из метаданных маршрута) и колокольчиком уведомлений, а также область содержимого, в которую подставляется выбранная вкладка. Единообразие интерфейса обеспечивают базовые переиспользуемые компоненты — кнопка (</w:t>
       </w:r>
       <w:proofErr w:type="spellStart"/>
       <w:r>
@@ -14887,7 +15403,6 @@
         <w:rPr>
           <w:sz w:val="28"/>
         </w:rPr>
-        <w:lastRenderedPageBreak/>
         <w:t>useToast</w:t>
       </w:r>
       <w:proofErr w:type="spellEnd"/>
@@ -14967,7 +15482,25 @@
           <w:sz w:val="18"/>
           <w:lang w:val="en-US"/>
         </w:rPr>
-        <w:t>]&gt;([])</w:t>
+        <w:t>]</w:t>
+      </w:r>
+      <w:proofErr w:type="gramStart"/>
+      <w:r>
+        <w:rPr>
+          <w:rFonts w:ascii="Courier New" w:hAnsi="Courier New" w:cs="Courier New"/>
+          <w:sz w:val="18"/>
+          <w:lang w:val="en-US"/>
+        </w:rPr>
+        <w:t>&gt;(</w:t>
+      </w:r>
+      <w:proofErr w:type="gramEnd"/>
+      <w:r>
+        <w:rPr>
+          <w:rFonts w:ascii="Courier New" w:hAnsi="Courier New" w:cs="Courier New"/>
+          <w:sz w:val="18"/>
+          <w:lang w:val="en-US"/>
+        </w:rPr>
+        <w:t>[])</w:t>
       </w:r>
     </w:p>
     <w:p>
@@ -15117,6 +15650,14 @@
         <w:t>value.push</w:t>
       </w:r>
       <w:proofErr w:type="spellEnd"/>
+      <w:r>
+        <w:rPr>
+          <w:rFonts w:ascii="Courier New" w:hAnsi="Courier New" w:cs="Courier New"/>
+          <w:sz w:val="18"/>
+          <w:lang w:val="en-US"/>
+        </w:rPr>
+        <w:t>({ id</w:t>
+      </w:r>
       <w:proofErr w:type="gramEnd"/>
       <w:r>
         <w:rPr>
@@ -15124,7 +15665,25 @@
           <w:sz w:val="18"/>
           <w:lang w:val="en-US"/>
         </w:rPr>
-        <w:t>({ id, kind, message })</w:t>
+        <w:t xml:space="preserve">, kind, </w:t>
+      </w:r>
+      <w:proofErr w:type="gramStart"/>
+      <w:r>
+        <w:rPr>
+          <w:rFonts w:ascii="Courier New" w:hAnsi="Courier New" w:cs="Courier New"/>
+          <w:sz w:val="18"/>
+          <w:lang w:val="en-US"/>
+        </w:rPr>
+        <w:t>message }</w:t>
+      </w:r>
+      <w:proofErr w:type="gramEnd"/>
+      <w:r>
+        <w:rPr>
+          <w:rFonts w:ascii="Courier New" w:hAnsi="Courier New" w:cs="Courier New"/>
+          <w:sz w:val="18"/>
+          <w:lang w:val="en-US"/>
+        </w:rPr>
+        <w:t>)</w:t>
       </w:r>
     </w:p>
     <w:p>
@@ -15372,7 +15931,25 @@
           <w:sz w:val="18"/>
           <w:lang w:val="en-US"/>
         </w:rPr>
-        <w:t>m: string) =&gt; push('info', m, 4000),</w:t>
+        <w:t xml:space="preserve">m: string) =&gt; </w:t>
+      </w:r>
+      <w:proofErr w:type="gramStart"/>
+      <w:r>
+        <w:rPr>
+          <w:rFonts w:ascii="Courier New" w:hAnsi="Courier New" w:cs="Courier New"/>
+          <w:sz w:val="18"/>
+          <w:lang w:val="en-US"/>
+        </w:rPr>
+        <w:t>push(</w:t>
+      </w:r>
+      <w:proofErr w:type="gramEnd"/>
+      <w:r>
+        <w:rPr>
+          <w:rFonts w:ascii="Courier New" w:hAnsi="Courier New" w:cs="Courier New"/>
+          <w:sz w:val="18"/>
+          <w:lang w:val="en-US"/>
+        </w:rPr>
+        <w:t>'info', m, 4000),</w:t>
       </w:r>
     </w:p>
     <w:p>
@@ -15405,7 +15982,25 @@
           <w:sz w:val="18"/>
           <w:lang w:val="en-US"/>
         </w:rPr>
-        <w:t>m: string) =&gt; push('error', m, 7000),</w:t>
+        <w:t xml:space="preserve">m: string) =&gt; </w:t>
+      </w:r>
+      <w:proofErr w:type="gramStart"/>
+      <w:r>
+        <w:rPr>
+          <w:rFonts w:ascii="Courier New" w:hAnsi="Courier New" w:cs="Courier New"/>
+          <w:sz w:val="18"/>
+          <w:lang w:val="en-US"/>
+        </w:rPr>
+        <w:t>push(</w:t>
+      </w:r>
+      <w:proofErr w:type="gramEnd"/>
+      <w:r>
+        <w:rPr>
+          <w:rFonts w:ascii="Courier New" w:hAnsi="Courier New" w:cs="Courier New"/>
+          <w:sz w:val="18"/>
+          <w:lang w:val="en-US"/>
+        </w:rPr>
+        <w:t>'error', m, 7000),</w:t>
       </w:r>
     </w:p>
     <w:p>
@@ -15502,7 +16097,14 @@
         <w:rPr>
           <w:sz w:val="28"/>
         </w:rPr>
-        <w:t>: наблюдатели за выбором института, ступени и курса перезагружают зависимые списки, но не блокируют их. Свободная ячейка открывает панель добавления, занятая — панель редактирования с удалением.</w:t>
+        <w:t xml:space="preserve">: наблюдатели за выбором института, ступени и курса перезагружают зависимые списки, но не </w:t>
+      </w:r>
+      <w:r>
+        <w:rPr>
+          <w:sz w:val="28"/>
+        </w:rPr>
+        <w:lastRenderedPageBreak/>
+        <w:t>блокируют их. Свободная ячейка открывает панель добавления, занятая — панель редактирования с удалением.</w:t>
       </w:r>
     </w:p>
     <w:p>
@@ -15707,7 +16309,6 @@
           <w:sz w:val="18"/>
           <w:lang w:val="en-US"/>
         </w:rPr>
-        <w:lastRenderedPageBreak/>
         <w:t xml:space="preserve">  </w:t>
       </w:r>
       <w:proofErr w:type="spellStart"/>
@@ -16156,16 +16757,34 @@
           <w:sz w:val="18"/>
           <w:lang w:val="en-US"/>
         </w:rPr>
-        <w:t xml:space="preserve">) { </w:t>
-      </w:r>
-      <w:proofErr w:type="spellStart"/>
-      <w:r>
-        <w:rPr>
-          <w:rFonts w:ascii="Courier New" w:hAnsi="Courier New" w:cs="Courier New"/>
-          <w:sz w:val="18"/>
-          <w:lang w:val="en-US"/>
-        </w:rPr>
-        <w:t>banner.value</w:t>
+        <w:t xml:space="preserve">) </w:t>
+      </w:r>
+      <w:proofErr w:type="gramStart"/>
+      <w:r>
+        <w:rPr>
+          <w:rFonts w:ascii="Courier New" w:hAnsi="Courier New" w:cs="Courier New"/>
+          <w:sz w:val="18"/>
+          <w:lang w:val="en-US"/>
+        </w:rPr>
+        <w:t xml:space="preserve">{ </w:t>
+      </w:r>
+      <w:proofErr w:type="spellStart"/>
+      <w:r>
+        <w:rPr>
+          <w:rFonts w:ascii="Courier New" w:hAnsi="Courier New" w:cs="Courier New"/>
+          <w:sz w:val="18"/>
+          <w:lang w:val="en-US"/>
+        </w:rPr>
+        <w:t>banner</w:t>
+      </w:r>
+      <w:proofErr w:type="gramEnd"/>
+      <w:r>
+        <w:rPr>
+          <w:rFonts w:ascii="Courier New" w:hAnsi="Courier New" w:cs="Courier New"/>
+          <w:sz w:val="18"/>
+          <w:lang w:val="en-US"/>
+        </w:rPr>
+        <w:t>.value</w:t>
       </w:r>
       <w:proofErr w:type="spellEnd"/>
       <w:r>
@@ -16249,8 +16868,18 @@
           <w:sz w:val="18"/>
           <w:lang w:val="en-US"/>
         </w:rPr>
-        <w:t>.'; return }</w:t>
-      </w:r>
+        <w:t xml:space="preserve">.'; </w:t>
+      </w:r>
+      <w:proofErr w:type="gramStart"/>
+      <w:r>
+        <w:rPr>
+          <w:rFonts w:ascii="Courier New" w:hAnsi="Courier New" w:cs="Courier New"/>
+          <w:sz w:val="18"/>
+          <w:lang w:val="en-US"/>
+        </w:rPr>
+        <w:t>return }</w:t>
+      </w:r>
+      <w:proofErr w:type="gramEnd"/>
     </w:p>
     <w:p>
       <w:pPr>
@@ -16299,7 +16928,25 @@
           <w:sz w:val="18"/>
           <w:lang w:val="en-US"/>
         </w:rPr>
-        <w:t xml:space="preserve">(src.id, {                       // </w:t>
+        <w:t xml:space="preserve">(src.id, </w:t>
+      </w:r>
+      <w:proofErr w:type="gramStart"/>
+      <w:r>
+        <w:rPr>
+          <w:rFonts w:ascii="Courier New" w:hAnsi="Courier New" w:cs="Courier New"/>
+          <w:sz w:val="18"/>
+          <w:lang w:val="en-US"/>
+        </w:rPr>
+        <w:t xml:space="preserve">{  </w:t>
+      </w:r>
+      <w:proofErr w:type="gramEnd"/>
+      <w:r>
+        <w:rPr>
+          <w:rFonts w:ascii="Courier New" w:hAnsi="Courier New" w:cs="Courier New"/>
+          <w:sz w:val="18"/>
+          <w:lang w:val="en-US"/>
+        </w:rPr>
+        <w:t xml:space="preserve">                     // </w:t>
       </w:r>
       <w:r>
         <w:rPr>
@@ -16514,6 +17161,7 @@
         <w:t xml:space="preserve">: </w:t>
       </w:r>
       <w:proofErr w:type="spellStart"/>
+      <w:proofErr w:type="gramStart"/>
       <w:r>
         <w:rPr>
           <w:rFonts w:ascii="Courier New" w:hAnsi="Courier New" w:cs="Courier New"/>
@@ -16523,6 +17171,7 @@
         <w:t>src.curriculumId</w:t>
       </w:r>
       <w:proofErr w:type="spellEnd"/>
+      <w:proofErr w:type="gramEnd"/>
       <w:r>
         <w:rPr>
           <w:rFonts w:ascii="Courier New" w:hAnsi="Courier New" w:cs="Courier New"/>
@@ -16590,6 +17239,7 @@
         <w:t xml:space="preserve">); </w:t>
       </w:r>
       <w:proofErr w:type="spellStart"/>
+      <w:proofErr w:type="gramStart"/>
       <w:r>
         <w:rPr>
           <w:rFonts w:ascii="Courier New" w:hAnsi="Courier New" w:cs="Courier New"/>
@@ -16599,6 +17249,7 @@
         <w:t>toast.success</w:t>
       </w:r>
       <w:proofErr w:type="spellEnd"/>
+      <w:proofErr w:type="gramEnd"/>
       <w:r>
         <w:rPr>
           <w:rFonts w:ascii="Courier New" w:hAnsi="Courier New" w:cs="Courier New"/>
@@ -16857,6 +17508,7 @@
         <w:t xml:space="preserve">(e)) </w:t>
       </w:r>
       <w:proofErr w:type="spellStart"/>
+      <w:proofErr w:type="gramStart"/>
       <w:r>
         <w:rPr>
           <w:rFonts w:ascii="Courier New" w:hAnsi="Courier New" w:cs="Courier New"/>
@@ -16866,6 +17518,7 @@
         <w:t>toast.error</w:t>
       </w:r>
       <w:proofErr w:type="spellEnd"/>
+      <w:proofErr w:type="gramEnd"/>
       <w:r>
         <w:rPr>
           <w:rFonts w:ascii="Courier New" w:hAnsi="Courier New" w:cs="Courier New"/>
@@ -17068,6 +17721,7 @@
           <w:sz w:val="18"/>
           <w:lang w:val="en-US"/>
         </w:rPr>
+        <w:lastRenderedPageBreak/>
         <w:t xml:space="preserve"> </w:t>
       </w:r>
     </w:p>
@@ -17261,7 +17915,25 @@
           <w:sz w:val="18"/>
           <w:lang w:val="en-US"/>
         </w:rPr>
-        <w:t xml:space="preserve">        // [{ kind: '</w:t>
+        <w:t xml:space="preserve">        // </w:t>
+      </w:r>
+      <w:proofErr w:type="gramStart"/>
+      <w:r>
+        <w:rPr>
+          <w:rFonts w:ascii="Courier New" w:hAnsi="Courier New" w:cs="Courier New"/>
+          <w:sz w:val="18"/>
+          <w:lang w:val="en-US"/>
+        </w:rPr>
+        <w:t>[{ kind</w:t>
+      </w:r>
+      <w:proofErr w:type="gramEnd"/>
+      <w:r>
+        <w:rPr>
+          <w:rFonts w:ascii="Courier New" w:hAnsi="Courier New" w:cs="Courier New"/>
+          <w:sz w:val="18"/>
+          <w:lang w:val="en-US"/>
+        </w:rPr>
+        <w:t>: '</w:t>
       </w:r>
       <w:proofErr w:type="spellStart"/>
       <w:r>
@@ -17279,7 +17951,25 @@
           <w:sz w:val="18"/>
           <w:lang w:val="en-US"/>
         </w:rPr>
-        <w:t>', detail }]</w:t>
+        <w:t xml:space="preserve">', </w:t>
+      </w:r>
+      <w:proofErr w:type="gramStart"/>
+      <w:r>
+        <w:rPr>
+          <w:rFonts w:ascii="Courier New" w:hAnsi="Courier New" w:cs="Courier New"/>
+          <w:sz w:val="18"/>
+          <w:lang w:val="en-US"/>
+        </w:rPr>
+        <w:t>detail }</w:t>
+      </w:r>
+      <w:proofErr w:type="gramEnd"/>
+      <w:r>
+        <w:rPr>
+          <w:rFonts w:ascii="Courier New" w:hAnsi="Courier New" w:cs="Courier New"/>
+          <w:sz w:val="18"/>
+          <w:lang w:val="en-US"/>
+        </w:rPr>
+        <w:t>]</w:t>
       </w:r>
     </w:p>
     <w:p>
@@ -17404,7 +18094,6 @@
         <w:rPr>
           <w:sz w:val="28"/>
         </w:rPr>
-        <w:lastRenderedPageBreak/>
         <w:t xml:space="preserve">Листинг 3.10 — Заливка сетки доступности перетаскиванием (фрагмент </w:t>
       </w:r>
       <w:proofErr w:type="spellStart"/>
@@ -17489,6 +18178,23 @@
         <w:t>cycle(</w:t>
       </w:r>
       <w:proofErr w:type="spellStart"/>
+      <w:r>
+        <w:rPr>
+          <w:rFonts w:ascii="Courier New" w:hAnsi="Courier New" w:cs="Courier New"/>
+          <w:sz w:val="18"/>
+          <w:lang w:val="en-US"/>
+        </w:rPr>
+        <w:t>stateAt</w:t>
+      </w:r>
+      <w:proofErr w:type="spellEnd"/>
+      <w:r>
+        <w:rPr>
+          <w:rFonts w:ascii="Courier New" w:hAnsi="Courier New" w:cs="Courier New"/>
+          <w:sz w:val="18"/>
+          <w:lang w:val="en-US"/>
+        </w:rPr>
+        <w:t>(</w:t>
+      </w:r>
       <w:proofErr w:type="gramEnd"/>
       <w:r>
         <w:rPr>
@@ -17496,16 +18202,25 @@
           <w:sz w:val="18"/>
           <w:lang w:val="en-US"/>
         </w:rPr>
-        <w:t>stateAt</w:t>
-      </w:r>
-      <w:proofErr w:type="spellEnd"/>
-      <w:r>
-        <w:rPr>
-          <w:rFonts w:ascii="Courier New" w:hAnsi="Courier New" w:cs="Courier New"/>
-          <w:sz w:val="18"/>
-          <w:lang w:val="en-US"/>
-        </w:rPr>
-        <w:t xml:space="preserve">(day, pair))   // </w:t>
+        <w:t>day, pair</w:t>
+      </w:r>
+      <w:proofErr w:type="gramStart"/>
+      <w:r>
+        <w:rPr>
+          <w:rFonts w:ascii="Courier New" w:hAnsi="Courier New" w:cs="Courier New"/>
+          <w:sz w:val="18"/>
+          <w:lang w:val="en-US"/>
+        </w:rPr>
+        <w:t xml:space="preserve">))   </w:t>
+      </w:r>
+      <w:proofErr w:type="gramEnd"/>
+      <w:r>
+        <w:rPr>
+          <w:rFonts w:ascii="Courier New" w:hAnsi="Courier New" w:cs="Courier New"/>
+          <w:sz w:val="18"/>
+          <w:lang w:val="en-US"/>
+        </w:rPr>
+        <w:t xml:space="preserve">// </w:t>
       </w:r>
       <w:proofErr w:type="spellStart"/>
       <w:r>
@@ -17851,6 +18566,61 @@
           <w:sz w:val="18"/>
         </w:rPr>
         <w:t>}</w:t>
+      </w:r>
+    </w:p>
+    <w:p>
+      <w:pPr>
+        <w:pBdr>
+          <w:top w:val="single" w:sz="4" w:space="1" w:color="auto"/>
+          <w:left w:val="single" w:sz="4" w:space="4" w:color="auto"/>
+          <w:bottom w:val="single" w:sz="4" w:space="1" w:color="auto"/>
+          <w:right w:val="single" w:sz="4" w:space="4" w:color="auto"/>
+        </w:pBdr>
+        <w:spacing w:before="240" w:after="240" w:line="360" w:lineRule="auto"/>
+        <w:jc w:val="center"/>
+        <w:rPr>
+          <w:i/>
+          <w:color w:val="808080"/>
+        </w:rPr>
+      </w:pPr>
+      <w:r>
+        <w:rPr>
+          <w:i/>
+          <w:color w:val="808080"/>
+        </w:rPr>
+        <w:br/>
+      </w:r>
+      <w:proofErr w:type="gramStart"/>
+      <w:r>
+        <w:rPr>
+          <w:i/>
+          <w:color w:val="808080"/>
+        </w:rPr>
+        <w:t>[ Место</w:t>
+      </w:r>
+      <w:proofErr w:type="gramEnd"/>
+      <w:r>
+        <w:rPr>
+          <w:i/>
+          <w:color w:val="808080"/>
+        </w:rPr>
+        <w:t xml:space="preserve"> для скриншота: экран просмотра и редактирования расписания — сетка «день — занятие</w:t>
+      </w:r>
+      <w:proofErr w:type="gramStart"/>
+      <w:r>
+        <w:rPr>
+          <w:i/>
+          <w:color w:val="808080"/>
+        </w:rPr>
+        <w:t>» ]</w:t>
+      </w:r>
+      <w:proofErr w:type="gramEnd"/>
+      <w:r>
+        <w:rPr>
+          <w:i/>
+          <w:color w:val="808080"/>
+        </w:rPr>
+        <w:br/>
       </w:r>
     </w:p>
     <w:p>
@@ -17905,7 +18675,14 @@
         <w:rPr>
           <w:sz w:val="28"/>
         </w:rPr>
-        <w:t xml:space="preserve"> (листинг 3.11). На каждом шаге обновляется прогресс по неделям и перезагружается сетка, благодаря чему уже сформированные недели появляются на экране в процессе генерации; </w:t>
+        <w:t xml:space="preserve"> (листинг 3.11). На каждом шаге обновляется </w:t>
+      </w:r>
+      <w:r>
+        <w:rPr>
+          <w:sz w:val="28"/>
+        </w:rPr>
+        <w:lastRenderedPageBreak/>
+        <w:t xml:space="preserve">прогресс по неделям и перезагружается сетка, благодаря чему уже сформированные недели появляются на экране в процессе генерации; </w:t>
       </w:r>
       <w:proofErr w:type="spellStart"/>
       <w:r>
@@ -18213,6 +18990,7 @@
         <w:t xml:space="preserve"> = await </w:t>
       </w:r>
       <w:proofErr w:type="spellStart"/>
+      <w:proofErr w:type="gramStart"/>
       <w:r>
         <w:rPr>
           <w:rFonts w:ascii="Courier New" w:hAnsi="Courier New" w:cs="Courier New"/>
@@ -18222,6 +19000,7 @@
         <w:t>lessons.generationStatus</w:t>
       </w:r>
       <w:proofErr w:type="spellEnd"/>
+      <w:proofErr w:type="gramEnd"/>
       <w:r>
         <w:rPr>
           <w:rFonts w:ascii="Courier New" w:hAnsi="Courier New" w:cs="Courier New"/>
@@ -18240,6 +19019,7 @@
         <w:t>jobId</w:t>
       </w:r>
       <w:proofErr w:type="spellEnd"/>
+      <w:proofErr w:type="gramStart"/>
       <w:r>
         <w:rPr>
           <w:rFonts w:ascii="Courier New" w:hAnsi="Courier New" w:cs="Courier New"/>
@@ -18248,6 +19028,7 @@
         </w:rPr>
         <w:t>) }</w:t>
       </w:r>
+      <w:proofErr w:type="gramEnd"/>
     </w:p>
     <w:p>
       <w:pPr>
@@ -18473,6 +19254,7 @@
         <w:t xml:space="preserve"> === 'Succeeded' || </w:t>
       </w:r>
       <w:proofErr w:type="spellStart"/>
+      <w:proofErr w:type="gramStart"/>
       <w:r>
         <w:rPr>
           <w:rFonts w:ascii="Courier New" w:hAnsi="Courier New" w:cs="Courier New"/>
@@ -18482,6 +19264,7 @@
         <w:t>s.state</w:t>
       </w:r>
       <w:proofErr w:type="spellEnd"/>
+      <w:proofErr w:type="gramEnd"/>
       <w:r>
         <w:rPr>
           <w:rFonts w:ascii="Courier New" w:hAnsi="Courier New" w:cs="Courier New"/>
@@ -18491,6 +19274,7 @@
         <w:t xml:space="preserve"> === 'Failed' || </w:t>
       </w:r>
       <w:proofErr w:type="spellStart"/>
+      <w:proofErr w:type="gramStart"/>
       <w:r>
         <w:rPr>
           <w:rFonts w:ascii="Courier New" w:hAnsi="Courier New" w:cs="Courier New"/>
@@ -18500,6 +19284,7 @@
         <w:t>s.state</w:t>
       </w:r>
       <w:proofErr w:type="spellEnd"/>
+      <w:proofErr w:type="gramEnd"/>
       <w:r>
         <w:rPr>
           <w:rFonts w:ascii="Courier New" w:hAnsi="Courier New" w:cs="Courier New"/>
@@ -18574,12 +19359,119 @@
         <w:spacing w:line="360" w:lineRule="auto"/>
         <w:ind w:firstLine="709"/>
         <w:jc w:val="both"/>
+        <w:rPr>
+          <w:sz w:val="28"/>
+        </w:rPr>
       </w:pPr>
       <w:r>
         <w:rPr>
           <w:sz w:val="28"/>
         </w:rPr>
         <w:t>Предусмотрена отмена генерации, при которой уже сформированные недели сохраняются. По завершении выводится итог, а если часть нагрузки не удалось разместить — таблица нераспределённой нагрузки с указанием преподавателя, дисциплины, типа занятия и причины. Готовое расписание публикуется или сбрасывается в разрезе института.</w:t>
+      </w:r>
+    </w:p>
+    <w:p>
+      <w:pPr>
+        <w:spacing w:line="360" w:lineRule="auto"/>
+        <w:ind w:firstLine="709"/>
+        <w:jc w:val="both"/>
+        <w:rPr>
+          <w:sz w:val="28"/>
+        </w:rPr>
+      </w:pPr>
+      <w:r>
+        <w:rPr>
+          <w:sz w:val="28"/>
+        </w:rPr>
+        <w:t>Внешний вид окна запуска автоматической генерации и индикации её прогресса приведён на рисунке 3.3.</w:t>
+      </w:r>
+    </w:p>
+    <w:p>
+      <w:pPr>
+        <w:pBdr>
+          <w:top w:val="single" w:sz="4" w:space="1" w:color="auto"/>
+          <w:left w:val="single" w:sz="4" w:space="4" w:color="auto"/>
+          <w:bottom w:val="single" w:sz="4" w:space="1" w:color="auto"/>
+          <w:right w:val="single" w:sz="4" w:space="4" w:color="auto"/>
+        </w:pBdr>
+        <w:spacing w:before="240" w:after="240" w:line="360" w:lineRule="auto"/>
+        <w:jc w:val="center"/>
+        <w:rPr>
+          <w:i/>
+          <w:color w:val="808080"/>
+        </w:rPr>
+      </w:pPr>
+      <w:r>
+        <w:rPr>
+          <w:i/>
+          <w:color w:val="808080"/>
+        </w:rPr>
+        <w:br/>
+      </w:r>
+      <w:proofErr w:type="gramStart"/>
+      <w:r>
+        <w:rPr>
+          <w:i/>
+          <w:color w:val="808080"/>
+        </w:rPr>
+        <w:t>[ Место</w:t>
+      </w:r>
+      <w:proofErr w:type="gramEnd"/>
+      <w:r>
+        <w:rPr>
+          <w:i/>
+          <w:color w:val="808080"/>
+        </w:rPr>
+        <w:t xml:space="preserve"> для скриншота: окно запуска </w:t>
+      </w:r>
+      <w:proofErr w:type="spellStart"/>
+      <w:r>
+        <w:rPr>
+          <w:i/>
+          <w:color w:val="808080"/>
+        </w:rPr>
+        <w:t>автогенерации</w:t>
+      </w:r>
+      <w:proofErr w:type="spellEnd"/>
+      <w:r>
+        <w:rPr>
+          <w:i/>
+          <w:color w:val="808080"/>
+        </w:rPr>
+        <w:t xml:space="preserve"> и индикация прогресса по </w:t>
+      </w:r>
+      <w:proofErr w:type="gramStart"/>
+      <w:r>
+        <w:rPr>
+          <w:i/>
+          <w:color w:val="808080"/>
+        </w:rPr>
+        <w:t>неделям ]</w:t>
+      </w:r>
+      <w:proofErr w:type="gramEnd"/>
+      <w:r>
+        <w:rPr>
+          <w:i/>
+          <w:color w:val="808080"/>
+        </w:rPr>
+        <w:br/>
+      </w:r>
+    </w:p>
+    <w:p>
+      <w:pPr>
+        <w:spacing w:line="360" w:lineRule="auto"/>
+        <w:jc w:val="center"/>
+        <w:rPr>
+          <w:color w:val="000000"/>
+          <w:sz w:val="28"/>
+        </w:rPr>
+      </w:pPr>
+      <w:r>
+        <w:rPr>
+          <w:color w:val="000000"/>
+          <w:sz w:val="28"/>
+        </w:rPr>
+        <w:t>Рисунок 3.3 — Запуск автоматической генерации расписания и индикация прогресса</w:t>
       </w:r>
     </w:p>
     <w:p>
@@ -18594,7 +19486,6 @@
           <w:b/>
           <w:sz w:val="28"/>
         </w:rPr>
-        <w:lastRenderedPageBreak/>
         <w:t>3.7 Контейнеризация и развёртывание системы</w:t>
       </w:r>
       <w:bookmarkEnd w:id="28"/>
@@ -18651,7 +19542,14 @@
         <w:rPr>
           <w:sz w:val="28"/>
         </w:rPr>
-        <w:t xml:space="preserve"> вместе с конфигурацией (листинг 3.12). Такой подход даёт компактный итоговый образ без инструментов сборки. Образ серверной части собирается аналогично — с раздельным восстановлением зависимостей для кэширования и запуском от непривилегированного пользователя.</w:t>
+        <w:t xml:space="preserve"> вместе с </w:t>
+      </w:r>
+      <w:r>
+        <w:rPr>
+          <w:sz w:val="28"/>
+        </w:rPr>
+        <w:lastRenderedPageBreak/>
+        <w:t>конфигурацией (листинг 3.12). Такой подход даёт компактный итоговый образ без инструментов сборки. Образ серверной части собирается аналогично — с раздельным восстановлением зависимостей для кэширования и запуском от непривилегированного пользователя.</w:t>
       </w:r>
     </w:p>
     <w:p>
@@ -18757,15 +19655,15 @@
         <w:t>json</w:t>
       </w:r>
       <w:proofErr w:type="spellEnd"/>
+      <w:r>
+        <w:rPr>
+          <w:rFonts w:ascii="Courier New" w:hAnsi="Courier New" w:cs="Courier New"/>
+          <w:sz w:val="18"/>
+          <w:lang w:val="en-US"/>
+        </w:rPr>
+        <w:t xml:space="preserve"> ./</w:t>
+      </w:r>
       <w:proofErr w:type="gramEnd"/>
-      <w:r>
-        <w:rPr>
-          <w:rFonts w:ascii="Courier New" w:hAnsi="Courier New" w:cs="Courier New"/>
-          <w:sz w:val="18"/>
-          <w:lang w:val="en-US"/>
-        </w:rPr>
-        <w:t xml:space="preserve"> ./</w:t>
-      </w:r>
     </w:p>
     <w:p>
       <w:pPr>
@@ -19394,7 +20292,6 @@
           <w:rFonts w:ascii="Courier New" w:hAnsi="Courier New" w:cs="Courier New"/>
           <w:sz w:val="18"/>
         </w:rPr>
-        <w:lastRenderedPageBreak/>
         <w:t xml:space="preserve">    </w:t>
       </w:r>
       <w:proofErr w:type="spellStart"/>
@@ -19784,6 +20681,7 @@
         <w:rPr>
           <w:sz w:val="28"/>
         </w:rPr>
+        <w:lastRenderedPageBreak/>
         <w:t xml:space="preserve">Совместный запуск контейнеров описан средством </w:t>
       </w:r>
       <w:proofErr w:type="spellStart"/>
@@ -19854,21 +20752,7 @@
         <w:rPr>
           <w:sz w:val="28"/>
         </w:rPr>
-        <w:t xml:space="preserve">): серверная часть стартует после готовности базы данных и источника (листинг 3.14). Конфигурирование выполнено через переменные окружения со значениями по умолчанию, что позволяет настраивать систему без </w:t>
-      </w:r>
-      <w:proofErr w:type="spellStart"/>
-      <w:r>
-        <w:rPr>
-          <w:sz w:val="28"/>
-        </w:rPr>
-        <w:t>пересборки</w:t>
-      </w:r>
-      <w:proofErr w:type="spellEnd"/>
-      <w:r>
-        <w:rPr>
-          <w:sz w:val="28"/>
-        </w:rPr>
-        <w:t xml:space="preserve"> образов.</w:t>
+        <w:t>): серверная часть стартует после готовности базы данных и источника (листинг 3.14). Конфигурирование выполнено через переменные окружения со значениями по умолчанию, что позволяет настраивать систему без пересборки образов.</w:t>
       </w:r>
     </w:p>
     <w:p>
@@ -20293,7 +21177,16 @@
           <w:sz w:val="18"/>
           <w:lang w:val="en-US"/>
         </w:rPr>
-        <w:t>service_healthy</w:t>
+        <w:t>service_</w:t>
+      </w:r>
+      <w:proofErr w:type="gramStart"/>
+      <w:r>
+        <w:rPr>
+          <w:rFonts w:ascii="Courier New" w:hAnsi="Courier New" w:cs="Courier New"/>
+          <w:sz w:val="18"/>
+          <w:lang w:val="en-US"/>
+        </w:rPr>
+        <w:t>healthy</w:t>
       </w:r>
       <w:proofErr w:type="spellEnd"/>
       <w:r>
@@ -20304,6 +21197,7 @@
         </w:rPr>
         <w:t xml:space="preserve"> }</w:t>
       </w:r>
+      <w:proofErr w:type="gramEnd"/>
     </w:p>
     <w:p>
       <w:pPr>
@@ -20466,8 +21360,18 @@
           <w:sz w:val="18"/>
           <w:lang w:val="en-US"/>
         </w:rPr>
-        <w:t>8080}:80" ]</w:t>
-      </w:r>
+        <w:t>8080}:80</w:t>
+      </w:r>
+      <w:proofErr w:type="gramStart"/>
+      <w:r>
+        <w:rPr>
+          <w:rFonts w:ascii="Courier New" w:hAnsi="Courier New" w:cs="Courier New"/>
+          <w:sz w:val="18"/>
+          <w:lang w:val="en-US"/>
+        </w:rPr>
+        <w:t>" ]</w:t>
+      </w:r>
+      <w:proofErr w:type="gramEnd"/>
     </w:p>
     <w:p>
       <w:pPr>
@@ -20539,16 +21443,52 @@
           <w:sz w:val="18"/>
           <w:lang w:val="en-US"/>
         </w:rPr>
-        <w:t>-network: { driver: bridge } }</w:t>
-      </w:r>
-    </w:p>
-    <w:p>
-      <w:proofErr w:type="spellStart"/>
+        <w:t xml:space="preserve">-network: </w:t>
+      </w:r>
       <w:proofErr w:type="gramStart"/>
       <w:r>
         <w:rPr>
           <w:rFonts w:ascii="Courier New" w:hAnsi="Courier New" w:cs="Courier New"/>
           <w:sz w:val="18"/>
+          <w:lang w:val="en-US"/>
+        </w:rPr>
+        <w:t>{ driver</w:t>
+      </w:r>
+      <w:proofErr w:type="gramEnd"/>
+      <w:r>
+        <w:rPr>
+          <w:rFonts w:ascii="Courier New" w:hAnsi="Courier New" w:cs="Courier New"/>
+          <w:sz w:val="18"/>
+          <w:lang w:val="en-US"/>
+        </w:rPr>
+        <w:t xml:space="preserve">: </w:t>
+      </w:r>
+      <w:proofErr w:type="gramStart"/>
+      <w:r>
+        <w:rPr>
+          <w:rFonts w:ascii="Courier New" w:hAnsi="Courier New" w:cs="Courier New"/>
+          <w:sz w:val="18"/>
+          <w:lang w:val="en-US"/>
+        </w:rPr>
+        <w:t>bridge }</w:t>
+      </w:r>
+      <w:proofErr w:type="gramEnd"/>
+      <w:r>
+        <w:rPr>
+          <w:rFonts w:ascii="Courier New" w:hAnsi="Courier New" w:cs="Courier New"/>
+          <w:sz w:val="18"/>
+          <w:lang w:val="en-US"/>
+        </w:rPr>
+        <w:t xml:space="preserve"> }</w:t>
+      </w:r>
+    </w:p>
+    <w:p>
+      <w:proofErr w:type="spellStart"/>
+      <w:proofErr w:type="gramStart"/>
+      <w:r>
+        <w:rPr>
+          <w:rFonts w:ascii="Courier New" w:hAnsi="Courier New" w:cs="Courier New"/>
+          <w:sz w:val="18"/>
         </w:rPr>
         <w:t>volumes</w:t>
       </w:r>
@@ -20582,8 +21522,17 @@
           <w:rFonts w:ascii="Courier New" w:hAnsi="Courier New" w:cs="Courier New"/>
           <w:sz w:val="18"/>
         </w:rPr>
-        <w:t>: {} }</w:t>
-      </w:r>
+        <w:t>: {</w:t>
+      </w:r>
+      <w:proofErr w:type="gramStart"/>
+      <w:r>
+        <w:rPr>
+          <w:rFonts w:ascii="Courier New" w:hAnsi="Courier New" w:cs="Courier New"/>
+          <w:sz w:val="18"/>
+        </w:rPr>
+        <w:t>} }</w:t>
+      </w:r>
+      <w:proofErr w:type="gramEnd"/>
     </w:p>
     <w:p>
       <w:pPr>
@@ -20611,28 +21560,28 @@
         <w:rPr>
           <w:sz w:val="28"/>
         </w:rPr>
-        <w:t xml:space="preserve">Тестирование клиентской части выполнено на двух уровнях. Первый — статический контроль качества при сборке: производственная сборка </w:t>
+        <w:t xml:space="preserve">Тестирование клиентской части выполнено на двух уровнях. Первый — статический контроль качества при сборке: производственная сборка выполняется командой, которая сначала проверяет типы всего проекта средством </w:t>
+      </w:r>
+      <w:proofErr w:type="spellStart"/>
+      <w:r>
+        <w:rPr>
+          <w:sz w:val="28"/>
+        </w:rPr>
+        <w:t>vue-tsc</w:t>
+      </w:r>
+      <w:proofErr w:type="spellEnd"/>
+      <w:r>
+        <w:rPr>
+          <w:sz w:val="28"/>
+        </w:rPr>
+        <w:t xml:space="preserve"> и лишь затем собирает приложение; поскольку типы данных разделяются между слоем доступа к серверу и компонентами, проверка типов выявляет рассогласования контрактов с серверной частью ещё до запуска. </w:t>
       </w:r>
       <w:r>
         <w:rPr>
           <w:sz w:val="28"/>
         </w:rPr>
         <w:lastRenderedPageBreak/>
-        <w:t xml:space="preserve">выполняется командой, которая сначала проверяет типы всего проекта средством </w:t>
-      </w:r>
-      <w:proofErr w:type="spellStart"/>
-      <w:r>
-        <w:rPr>
-          <w:sz w:val="28"/>
-        </w:rPr>
-        <w:t>vue-tsc</w:t>
-      </w:r>
-      <w:proofErr w:type="spellEnd"/>
-      <w:r>
-        <w:rPr>
-          <w:sz w:val="28"/>
-        </w:rPr>
-        <w:t xml:space="preserve"> и лишь затем собирает приложение; поскольку типы данных разделяются между слоем доступа к серверу и компонентами, проверка типов выявляет рассогласования контрактов с серверной частью ещё до запуска. Любая ошибка типизации прерывает сборку, что гарантирует </w:t>
+        <w:t xml:space="preserve">Любая ошибка типизации прерывает сборку, что гарантирует </w:t>
       </w:r>
       <w:proofErr w:type="spellStart"/>
       <w:r>
@@ -20862,21 +21811,7 @@
           <w:sz w:val="28"/>
         </w:rPr>
         <w:lastRenderedPageBreak/>
-        <w:t xml:space="preserve">системы. Совместно с серверной частью разработанное клиентское приложение пригодно к внедрению в бюро расписаний </w:t>
-      </w:r>
-      <w:proofErr w:type="spellStart"/>
-      <w:r>
-        <w:rPr>
-          <w:sz w:val="28"/>
-        </w:rPr>
-        <w:t>АлтГУ</w:t>
-      </w:r>
-      <w:proofErr w:type="spellEnd"/>
-      <w:r>
-        <w:rPr>
-          <w:sz w:val="28"/>
-        </w:rPr>
-        <w:t>. Перспективными направлениями развития являются адаптация интерфейса под мобильные устройства, расширение средств визуализации и аналитики расписания, а также внедрение автоматизированного тестирования пользовательского интерфейса.</w:t>
+        <w:t>системы. Совместно с серверной частью разработанное клиентское приложение пригодно к внедрению в бюро расписаний АлтГУ. Перспективными направлениями развития являются адаптация интерфейса под мобильные устройства, расширение средств визуализации и аналитики расписания, а также внедрение автоматизированного тестирования пользовательского интерфейса.</w:t>
       </w:r>
     </w:p>
     <w:p>
@@ -20936,6 +21871,7 @@
         <w:ind w:left="284" w:hanging="284"/>
         <w:jc w:val="both"/>
         <w:rPr>
+          <w:sz w:val="28"/>
           <w:lang w:val="en-US"/>
         </w:rPr>
       </w:pPr>
@@ -20952,6 +21888,38 @@
           <w:sz w:val="28"/>
           <w:lang w:val="en-US"/>
         </w:rPr>
+        <w:t>Ceschia</w:t>
+      </w:r>
+      <w:proofErr w:type="spellEnd"/>
+      <w:r>
+        <w:rPr>
+          <w:sz w:val="28"/>
+          <w:lang w:val="en-US"/>
+        </w:rPr>
+        <w:t xml:space="preserve"> S., Di </w:t>
+      </w:r>
+      <w:proofErr w:type="spellStart"/>
+      <w:r>
+        <w:rPr>
+          <w:sz w:val="28"/>
+          <w:lang w:val="en-US"/>
+        </w:rPr>
+        <w:t>Gaspero</w:t>
+      </w:r>
+      <w:proofErr w:type="spellEnd"/>
+      <w:r>
+        <w:rPr>
+          <w:sz w:val="28"/>
+          <w:lang w:val="en-US"/>
+        </w:rPr>
+        <w:t xml:space="preserve"> L., </w:t>
+      </w:r>
+      <w:proofErr w:type="spellStart"/>
+      <w:r>
+        <w:rPr>
+          <w:sz w:val="28"/>
+          <w:lang w:val="en-US"/>
+        </w:rPr>
         <w:t>Schaerf</w:t>
       </w:r>
       <w:proofErr w:type="spellEnd"/>
@@ -20960,7 +21928,7 @@
           <w:sz w:val="28"/>
           <w:lang w:val="en-US"/>
         </w:rPr>
-        <w:t xml:space="preserve"> A. A survey of automated timetabling // Artificial Intelligence Review. — 1999. — Vol. 13, № 2. — P. 87–127.</w:t>
+        <w:t xml:space="preserve"> A. Educational timetabling: problems, benchmarks, and state-of-the-art results // European Journal of Operational Research. — 2023. — Vol. 308, № 1. — P. 1–18.</w:t>
       </w:r>
     </w:p>
     <w:p>
@@ -20969,15 +21937,16 @@
         <w:ind w:left="284" w:hanging="284"/>
         <w:jc w:val="both"/>
         <w:rPr>
-          <w:lang w:val="en-US"/>
-        </w:rPr>
-      </w:pPr>
-      <w:r>
-        <w:rPr>
-          <w:sz w:val="28"/>
-          <w:lang w:val="en-US"/>
-        </w:rPr>
-        <w:t>2. Burke E. K., Petrovic S. Recent research directions in automated timetabling // European Journal of Operational Research. — 2002. — Vol. 140, № 2. — P. 266–280.</w:t>
+          <w:sz w:val="28"/>
+          <w:lang w:val="en-US"/>
+        </w:rPr>
+      </w:pPr>
+      <w:r>
+        <w:rPr>
+          <w:sz w:val="28"/>
+          <w:lang w:val="en-US"/>
+        </w:rPr>
+        <w:t>2. Chen M.-C., Sze S. N., Goh S. L., Sabar N. R., Kendall G. A survey of university course timetabling problem: perspectives, trends and opportunities // IEEE Access. — 2021. — Vol. 9. — P. 106515–106529.</w:t>
       </w:r>
     </w:p>
     <w:p>
@@ -20986,47 +21955,16 @@
         <w:ind w:left="284" w:hanging="284"/>
         <w:jc w:val="both"/>
         <w:rPr>
-          <w:lang w:val="en-US"/>
-        </w:rPr>
-      </w:pPr>
-      <w:r>
-        <w:rPr>
-          <w:sz w:val="28"/>
-          <w:lang w:val="en-US"/>
-        </w:rPr>
-        <w:t xml:space="preserve">3. Fink A., </w:t>
-      </w:r>
-      <w:proofErr w:type="spellStart"/>
-      <w:r>
-        <w:rPr>
-          <w:sz w:val="28"/>
-          <w:lang w:val="en-US"/>
-        </w:rPr>
-        <w:t>Flatow</w:t>
-      </w:r>
-      <w:proofErr w:type="spellEnd"/>
-      <w:r>
-        <w:rPr>
-          <w:sz w:val="28"/>
-          <w:lang w:val="en-US"/>
-        </w:rPr>
-        <w:t xml:space="preserve"> I. Pro Single Page Application Development. — Berkeley: </w:t>
-      </w:r>
-      <w:proofErr w:type="spellStart"/>
-      <w:r>
-        <w:rPr>
-          <w:sz w:val="28"/>
-          <w:lang w:val="en-US"/>
-        </w:rPr>
-        <w:t>Apress</w:t>
-      </w:r>
-      <w:proofErr w:type="spellEnd"/>
-      <w:r>
-        <w:rPr>
-          <w:sz w:val="28"/>
-          <w:lang w:val="en-US"/>
-        </w:rPr>
-        <w:t>, 2014. — 324 p.</w:t>
+          <w:sz w:val="28"/>
+          <w:lang w:val="en-US"/>
+        </w:rPr>
+      </w:pPr>
+      <w:r>
+        <w:rPr>
+          <w:sz w:val="28"/>
+          <w:lang w:val="en-US"/>
+        </w:rPr>
+        <w:t>3. Frisbie M. Professional JavaScript for Web Developers. — 4th ed. — Indianapolis: Wiley, 2019. — 1224 p.</w:t>
       </w:r>
     </w:p>
     <w:p>
@@ -21035,15 +21973,32 @@
         <w:ind w:left="284" w:hanging="284"/>
         <w:jc w:val="both"/>
         <w:rPr>
-          <w:lang w:val="en-US"/>
-        </w:rPr>
-      </w:pPr>
-      <w:r>
-        <w:rPr>
-          <w:sz w:val="28"/>
-          <w:lang w:val="en-US"/>
-        </w:rPr>
-        <w:t>4. Masse M. REST API Design Rulebook. — Sebastopol: O’Reilly Media, 2011. — 116 p.</w:t>
+          <w:sz w:val="28"/>
+          <w:lang w:val="en-US"/>
+        </w:rPr>
+      </w:pPr>
+      <w:r>
+        <w:rPr>
+          <w:sz w:val="28"/>
+          <w:lang w:val="en-US"/>
+        </w:rPr>
+        <w:t xml:space="preserve">4. </w:t>
+      </w:r>
+      <w:proofErr w:type="spellStart"/>
+      <w:r>
+        <w:rPr>
+          <w:sz w:val="28"/>
+          <w:lang w:val="en-US"/>
+        </w:rPr>
+        <w:t>Geewax</w:t>
+      </w:r>
+      <w:proofErr w:type="spellEnd"/>
+      <w:r>
+        <w:rPr>
+          <w:sz w:val="28"/>
+          <w:lang w:val="en-US"/>
+        </w:rPr>
+        <w:t xml:space="preserve"> J. J. API Design Patterns. — Shelter Island: Manning Publications, 2021. — 480 p.</w:t>
       </w:r>
     </w:p>
     <w:p>
@@ -21057,23 +22012,7 @@
           <w:sz w:val="28"/>
           <w:lang w:val="en-US"/>
         </w:rPr>
-        <w:t xml:space="preserve">5. </w:t>
-      </w:r>
-      <w:proofErr w:type="spellStart"/>
-      <w:r>
-        <w:rPr>
-          <w:sz w:val="28"/>
-          <w:lang w:val="en-US"/>
-        </w:rPr>
-        <w:t>Fette</w:t>
-      </w:r>
-      <w:proofErr w:type="spellEnd"/>
-      <w:r>
-        <w:rPr>
-          <w:sz w:val="28"/>
-          <w:lang w:val="en-US"/>
-        </w:rPr>
-        <w:t xml:space="preserve"> I., Melnikov A. The WebSocket Protocol. </w:t>
+        <w:t xml:space="preserve">5. Fette I., Melnikov A. The WebSocket Protocol. </w:t>
       </w:r>
       <w:r>
         <w:rPr>
@@ -21137,23 +22076,7 @@
           <w:sz w:val="28"/>
           <w:lang w:val="en-US"/>
         </w:rPr>
-        <w:t xml:space="preserve">7. </w:t>
-      </w:r>
-      <w:proofErr w:type="spellStart"/>
-      <w:r>
-        <w:rPr>
-          <w:sz w:val="28"/>
-          <w:lang w:val="en-US"/>
-        </w:rPr>
-        <w:t>Vanderkam</w:t>
-      </w:r>
-      <w:proofErr w:type="spellEnd"/>
-      <w:r>
-        <w:rPr>
-          <w:sz w:val="28"/>
-          <w:lang w:val="en-US"/>
-        </w:rPr>
-        <w:t xml:space="preserve"> D. Effective TypeScript: 62 Specific Ways to Improve Your TypeScript. — Sebastopol: O’Reilly Media, 2019. — 264 p.</w:t>
+        <w:t>7. Vanderkam D. Effective TypeScript: 62 Specific Ways to Improve Your TypeScript. — Sebastopol: O’Reilly Media, 2019. — 264 p.</w:t>
       </w:r>
     </w:p>
     <w:p>
@@ -21329,23 +22252,7 @@
           <w:sz w:val="28"/>
           <w:lang w:val="en-US"/>
         </w:rPr>
-        <w:t xml:space="preserve">11. </w:t>
-      </w:r>
-      <w:proofErr w:type="spellStart"/>
-      <w:r>
-        <w:rPr>
-          <w:sz w:val="28"/>
-          <w:lang w:val="en-US"/>
-        </w:rPr>
-        <w:t>Pahl</w:t>
-      </w:r>
-      <w:proofErr w:type="spellEnd"/>
-      <w:r>
-        <w:rPr>
-          <w:sz w:val="28"/>
-          <w:lang w:val="en-US"/>
-        </w:rPr>
-        <w:t xml:space="preserve"> C. Containerization and the PaaS Cloud // IEEE Cloud Computing. — 2015. — Vol. 2, № 3. — P. 24–31.</w:t>
+        <w:t>11. Pahl C. Containerization and the PaaS Cloud // IEEE Cloud Computing. — 2015. — Vol. 2, № 3. — P. 24–31.</w:t>
       </w:r>
     </w:p>
     <w:p>
@@ -21520,15 +22427,16 @@
         <w:ind w:left="284" w:hanging="284"/>
         <w:jc w:val="both"/>
         <w:rPr>
-          <w:lang w:val="en-US"/>
-        </w:rPr>
-      </w:pPr>
-      <w:r>
-        <w:rPr>
-          <w:sz w:val="28"/>
-          <w:lang w:val="en-US"/>
-        </w:rPr>
-        <w:t>15. Nielsen J. Usability Engineering. — San Francisco: Morgan Kaufmann, 1993. — 362 p.</w:t>
+          <w:sz w:val="28"/>
+          <w:lang w:val="en-US"/>
+        </w:rPr>
+      </w:pPr>
+      <w:r>
+        <w:rPr>
+          <w:sz w:val="28"/>
+          <w:lang w:val="en-US"/>
+        </w:rPr>
+        <w:t>15. Sharp H., Rogers Y., Preece J. Interaction Design: Beyond Human-Computer Interaction. — 5th ed. — Hoboken: Wiley, 2019. — 656 p.</w:t>
       </w:r>
     </w:p>
     <w:p>
@@ -22442,11 +23350,6 @@
       </w:r>
     </w:p>
     <w:p>
-      <w:pPr>
-        <w:rPr>
-          <w:lang w:val="en-US"/>
-        </w:rPr>
-      </w:pPr>
       <w:r>
         <w:rPr>
           <w:rFonts w:ascii="Courier New" w:hAnsi="Courier New" w:cs="Courier New"/>
@@ -22459,7 +23362,6 @@
         <w:rPr>
           <w:rFonts w:ascii="Courier New" w:hAnsi="Courier New" w:cs="Courier New"/>
           <w:sz w:val="18"/>
-          <w:lang w:val="en-US"/>
         </w:rPr>
         <w:t xml:space="preserve">// </w:t>
       </w:r>
@@ -22474,7 +23376,6 @@
         <w:rPr>
           <w:rFonts w:ascii="Courier New" w:hAnsi="Courier New" w:cs="Courier New"/>
           <w:sz w:val="18"/>
-          <w:lang w:val="en-US"/>
         </w:rPr>
         <w:t xml:space="preserve"> — </w:t>
       </w:r>
@@ -22489,25 +23390,51 @@
         <w:rPr>
           <w:rFonts w:ascii="Courier New" w:hAnsi="Courier New" w:cs="Courier New"/>
           <w:sz w:val="18"/>
-          <w:lang w:val="en-US"/>
-        </w:rPr>
-        <w:t xml:space="preserve"> query </w:t>
-      </w:r>
-      <w:proofErr w:type="spellStart"/>
-      <w:r>
-        <w:rPr>
-          <w:rFonts w:ascii="Courier New" w:hAnsi="Courier New" w:cs="Courier New"/>
-          <w:sz w:val="18"/>
-          <w:lang w:val="en-US"/>
-        </w:rPr>
-        <w:t>access_token</w:t>
-      </w:r>
-      <w:proofErr w:type="spellEnd"/>
-      <w:r>
-        <w:rPr>
-          <w:rFonts w:ascii="Courier New" w:hAnsi="Courier New" w:cs="Courier New"/>
-          <w:sz w:val="18"/>
-          <w:lang w:val="en-US"/>
+        </w:rPr>
+        <w:t xml:space="preserve"> </w:t>
+      </w:r>
+      <w:r>
+        <w:rPr>
+          <w:rFonts w:ascii="Courier New" w:hAnsi="Courier New" w:cs="Courier New"/>
+          <w:sz w:val="18"/>
+          <w:lang w:val="en-US"/>
+        </w:rPr>
+        <w:t>query</w:t>
+      </w:r>
+      <w:r>
+        <w:rPr>
+          <w:rFonts w:ascii="Courier New" w:hAnsi="Courier New" w:cs="Courier New"/>
+          <w:sz w:val="18"/>
+        </w:rPr>
+        <w:t xml:space="preserve"> </w:t>
+      </w:r>
+      <w:r>
+        <w:rPr>
+          <w:rFonts w:ascii="Courier New" w:hAnsi="Courier New" w:cs="Courier New"/>
+          <w:sz w:val="18"/>
+          <w:lang w:val="en-US"/>
+        </w:rPr>
+        <w:t>access</w:t>
+      </w:r>
+      <w:r>
+        <w:rPr>
+          <w:rFonts w:ascii="Courier New" w:hAnsi="Courier New" w:cs="Courier New"/>
+          <w:sz w:val="18"/>
+        </w:rPr>
+        <w:t>_</w:t>
+      </w:r>
+      <w:r>
+        <w:rPr>
+          <w:rFonts w:ascii="Courier New" w:hAnsi="Courier New" w:cs="Courier New"/>
+          <w:sz w:val="18"/>
+          <w:lang w:val="en-US"/>
+        </w:rPr>
+        <w:t>token</w:t>
+      </w:r>
+      <w:r>
+        <w:rPr>
+          <w:rFonts w:ascii="Courier New" w:hAnsi="Courier New" w:cs="Courier New"/>
+          <w:sz w:val="18"/>
         </w:rPr>
         <w:t xml:space="preserve"> (</w:t>
       </w:r>
@@ -22522,7 +23449,6 @@
         <w:rPr>
           <w:rFonts w:ascii="Courier New" w:hAnsi="Courier New" w:cs="Courier New"/>
           <w:sz w:val="18"/>
-          <w:lang w:val="en-US"/>
         </w:rPr>
         <w:t xml:space="preserve"> </w:t>
       </w:r>
@@ -22537,7 +23463,6 @@
         <w:rPr>
           <w:rFonts w:ascii="Courier New" w:hAnsi="Courier New" w:cs="Courier New"/>
           <w:sz w:val="18"/>
-          <w:lang w:val="en-US"/>
         </w:rPr>
         <w:t xml:space="preserve"> </w:t>
       </w:r>
@@ -22552,7 +23477,6 @@
         <w:rPr>
           <w:rFonts w:ascii="Courier New" w:hAnsi="Courier New" w:cs="Courier New"/>
           <w:sz w:val="18"/>
-          <w:lang w:val="en-US"/>
         </w:rPr>
         <w:t xml:space="preserve"> </w:t>
       </w:r>
@@ -22567,22 +23491,35 @@
         <w:rPr>
           <w:rFonts w:ascii="Courier New" w:hAnsi="Courier New" w:cs="Courier New"/>
           <w:sz w:val="18"/>
-          <w:lang w:val="en-US"/>
-        </w:rPr>
-        <w:t xml:space="preserve"> WebSocket)</w:t>
-      </w:r>
-    </w:p>
-    <w:p>
-      <w:pPr>
-        <w:rPr>
-          <w:lang w:val="en-US"/>
-        </w:rPr>
-      </w:pPr>
-      <w:r>
-        <w:rPr>
-          <w:rFonts w:ascii="Courier New" w:hAnsi="Courier New" w:cs="Courier New"/>
-          <w:sz w:val="18"/>
-          <w:lang w:val="en-US"/>
+        </w:rPr>
+        <w:t xml:space="preserve"> </w:t>
+      </w:r>
+      <w:r>
+        <w:rPr>
+          <w:rFonts w:ascii="Courier New" w:hAnsi="Courier New" w:cs="Courier New"/>
+          <w:sz w:val="18"/>
+          <w:lang w:val="en-US"/>
+        </w:rPr>
+        <w:t>WebSocket</w:t>
+      </w:r>
+      <w:r>
+        <w:rPr>
+          <w:rFonts w:ascii="Courier New" w:hAnsi="Courier New" w:cs="Courier New"/>
+          <w:sz w:val="18"/>
+        </w:rPr>
+        <w:t>)</w:t>
+      </w:r>
+    </w:p>
+    <w:p>
+      <w:pPr>
+        <w:rPr>
+          <w:lang w:val="en-US"/>
+        </w:rPr>
+      </w:pPr>
+      <w:r>
+        <w:rPr>
+          <w:rFonts w:ascii="Courier New" w:hAnsi="Courier New" w:cs="Courier New"/>
+          <w:sz w:val="18"/>
         </w:rPr>
         <w:t xml:space="preserve">      </w:t>
       </w:r>
@@ -22612,7 +23549,16 @@
           <w:sz w:val="18"/>
           <w:lang w:val="en-US"/>
         </w:rPr>
-        <w:t xml:space="preserve">('/hubs/schedule', { </w:t>
+        <w:t xml:space="preserve">('/hubs/schedule', </w:t>
+      </w:r>
+      <w:proofErr w:type="gramStart"/>
+      <w:r>
+        <w:rPr>
+          <w:rFonts w:ascii="Courier New" w:hAnsi="Courier New" w:cs="Courier New"/>
+          <w:sz w:val="18"/>
+          <w:lang w:val="en-US"/>
+        </w:rPr>
+        <w:t xml:space="preserve">{ </w:t>
       </w:r>
       <w:proofErr w:type="spellStart"/>
       <w:r>
@@ -22624,6 +23570,7 @@
         <w:t>accessTokenFactory</w:t>
       </w:r>
       <w:proofErr w:type="spellEnd"/>
+      <w:proofErr w:type="gramEnd"/>
       <w:r>
         <w:rPr>
           <w:rFonts w:ascii="Courier New" w:hAnsi="Courier New" w:cs="Courier New"/>
@@ -22648,7 +23595,25 @@
           <w:sz w:val="18"/>
           <w:lang w:val="en-US"/>
         </w:rPr>
-        <w:t xml:space="preserve"> ?? '' })</w:t>
+        <w:t xml:space="preserve"> ?? '</w:t>
+      </w:r>
+      <w:proofErr w:type="gramStart"/>
+      <w:r>
+        <w:rPr>
+          <w:rFonts w:ascii="Courier New" w:hAnsi="Courier New" w:cs="Courier New"/>
+          <w:sz w:val="18"/>
+          <w:lang w:val="en-US"/>
+        </w:rPr>
+        <w:t>' }</w:t>
+      </w:r>
+      <w:proofErr w:type="gramEnd"/>
+      <w:r>
+        <w:rPr>
+          <w:rFonts w:ascii="Courier New" w:hAnsi="Courier New" w:cs="Courier New"/>
+          <w:sz w:val="18"/>
+          <w:lang w:val="en-US"/>
+        </w:rPr>
+        <w:t>)</w:t>
       </w:r>
     </w:p>
     <w:p>
@@ -22869,7 +23834,16 @@
           <w:sz w:val="18"/>
           <w:lang w:val="en-US"/>
         </w:rPr>
-        <w:t xml:space="preserve">', () =&gt; { </w:t>
+        <w:t xml:space="preserve">', () =&gt; </w:t>
+      </w:r>
+      <w:proofErr w:type="gramStart"/>
+      <w:r>
+        <w:rPr>
+          <w:rFonts w:ascii="Courier New" w:hAnsi="Courier New" w:cs="Courier New"/>
+          <w:sz w:val="18"/>
+          <w:lang w:val="en-US"/>
+        </w:rPr>
+        <w:t xml:space="preserve">{ </w:t>
       </w:r>
       <w:proofErr w:type="spellStart"/>
       <w:r>
@@ -22881,13 +23855,32 @@
         <w:t>scheduleTick.value</w:t>
       </w:r>
       <w:proofErr w:type="spellEnd"/>
-      <w:r>
-        <w:rPr>
-          <w:rFonts w:ascii="Courier New" w:hAnsi="Courier New" w:cs="Courier New"/>
-          <w:sz w:val="18"/>
-          <w:lang w:val="en-US"/>
-        </w:rPr>
-        <w:t>++ })</w:t>
+      <w:proofErr w:type="gramEnd"/>
+      <w:r>
+        <w:rPr>
+          <w:rFonts w:ascii="Courier New" w:hAnsi="Courier New" w:cs="Courier New"/>
+          <w:sz w:val="18"/>
+          <w:lang w:val="en-US"/>
+        </w:rPr>
+        <w:t>+</w:t>
+      </w:r>
+      <w:proofErr w:type="gramStart"/>
+      <w:r>
+        <w:rPr>
+          <w:rFonts w:ascii="Courier New" w:hAnsi="Courier New" w:cs="Courier New"/>
+          <w:sz w:val="18"/>
+          <w:lang w:val="en-US"/>
+        </w:rPr>
+        <w:t>+ }</w:t>
+      </w:r>
+      <w:proofErr w:type="gramEnd"/>
+      <w:r>
+        <w:rPr>
+          <w:rFonts w:ascii="Courier New" w:hAnsi="Courier New" w:cs="Courier New"/>
+          <w:sz w:val="18"/>
+          <w:lang w:val="en-US"/>
+        </w:rPr>
+        <w:t>)</w:t>
       </w:r>
     </w:p>
     <w:p>
@@ -22956,7 +23949,16 @@
           <w:sz w:val="18"/>
           <w:lang w:val="en-US"/>
         </w:rPr>
-        <w:t xml:space="preserve">', () =&gt; { </w:t>
+        <w:t xml:space="preserve">', () =&gt; </w:t>
+      </w:r>
+      <w:proofErr w:type="gramStart"/>
+      <w:r>
+        <w:rPr>
+          <w:rFonts w:ascii="Courier New" w:hAnsi="Courier New" w:cs="Courier New"/>
+          <w:sz w:val="18"/>
+          <w:lang w:val="en-US"/>
+        </w:rPr>
+        <w:t xml:space="preserve">{ </w:t>
       </w:r>
       <w:proofErr w:type="spellStart"/>
       <w:r>
@@ -22968,13 +23970,32 @@
         <w:t>workloadTick.value</w:t>
       </w:r>
       <w:proofErr w:type="spellEnd"/>
-      <w:r>
-        <w:rPr>
-          <w:rFonts w:ascii="Courier New" w:hAnsi="Courier New" w:cs="Courier New"/>
-          <w:sz w:val="18"/>
-          <w:lang w:val="en-US"/>
-        </w:rPr>
-        <w:t>++ })</w:t>
+      <w:proofErr w:type="gramEnd"/>
+      <w:r>
+        <w:rPr>
+          <w:rFonts w:ascii="Courier New" w:hAnsi="Courier New" w:cs="Courier New"/>
+          <w:sz w:val="18"/>
+          <w:lang w:val="en-US"/>
+        </w:rPr>
+        <w:t>+</w:t>
+      </w:r>
+      <w:proofErr w:type="gramStart"/>
+      <w:r>
+        <w:rPr>
+          <w:rFonts w:ascii="Courier New" w:hAnsi="Courier New" w:cs="Courier New"/>
+          <w:sz w:val="18"/>
+          <w:lang w:val="en-US"/>
+        </w:rPr>
+        <w:t>+ }</w:t>
+      </w:r>
+      <w:proofErr w:type="gramEnd"/>
+      <w:r>
+        <w:rPr>
+          <w:rFonts w:ascii="Courier New" w:hAnsi="Courier New" w:cs="Courier New"/>
+          <w:sz w:val="18"/>
+          <w:lang w:val="en-US"/>
+        </w:rPr>
+        <w:t>)</w:t>
       </w:r>
     </w:p>
     <w:p>
@@ -23025,7 +24046,442 @@
           <w:sz w:val="18"/>
           <w:lang w:val="en-US"/>
         </w:rPr>
-        <w:t xml:space="preserve">() =&gt; { </w:t>
+        <w:t xml:space="preserve">() =&gt; </w:t>
+      </w:r>
+      <w:proofErr w:type="gramStart"/>
+      <w:r>
+        <w:rPr>
+          <w:rFonts w:ascii="Courier New" w:hAnsi="Courier New" w:cs="Courier New"/>
+          <w:sz w:val="18"/>
+          <w:lang w:val="en-US"/>
+        </w:rPr>
+        <w:t xml:space="preserve">{ </w:t>
+      </w:r>
+      <w:proofErr w:type="spellStart"/>
+      <w:r>
+        <w:rPr>
+          <w:rFonts w:ascii="Courier New" w:hAnsi="Courier New" w:cs="Courier New"/>
+          <w:sz w:val="18"/>
+          <w:lang w:val="en-US"/>
+        </w:rPr>
+        <w:t>connected</w:t>
+      </w:r>
+      <w:proofErr w:type="gramEnd"/>
+      <w:r>
+        <w:rPr>
+          <w:rFonts w:ascii="Courier New" w:hAnsi="Courier New" w:cs="Courier New"/>
+          <w:sz w:val="18"/>
+          <w:lang w:val="en-US"/>
+        </w:rPr>
+        <w:t>.value</w:t>
+      </w:r>
+      <w:proofErr w:type="spellEnd"/>
+      <w:r>
+        <w:rPr>
+          <w:rFonts w:ascii="Courier New" w:hAnsi="Courier New" w:cs="Courier New"/>
+          <w:sz w:val="18"/>
+          <w:lang w:val="en-US"/>
+        </w:rPr>
+        <w:t xml:space="preserve"> = </w:t>
+      </w:r>
+      <w:proofErr w:type="gramStart"/>
+      <w:r>
+        <w:rPr>
+          <w:rFonts w:ascii="Courier New" w:hAnsi="Courier New" w:cs="Courier New"/>
+          <w:sz w:val="18"/>
+          <w:lang w:val="en-US"/>
+        </w:rPr>
+        <w:t>true }</w:t>
+      </w:r>
+      <w:proofErr w:type="gramEnd"/>
+      <w:r>
+        <w:rPr>
+          <w:rFonts w:ascii="Courier New" w:hAnsi="Courier New" w:cs="Courier New"/>
+          <w:sz w:val="18"/>
+          <w:lang w:val="en-US"/>
+        </w:rPr>
+        <w:t>)</w:t>
+      </w:r>
+    </w:p>
+    <w:p>
+      <w:pPr>
+        <w:rPr>
+          <w:lang w:val="en-US"/>
+        </w:rPr>
+      </w:pPr>
+      <w:r>
+        <w:rPr>
+          <w:rFonts w:ascii="Courier New" w:hAnsi="Courier New" w:cs="Courier New"/>
+          <w:sz w:val="18"/>
+          <w:lang w:val="en-US"/>
+        </w:rPr>
+        <w:t xml:space="preserve">    </w:t>
+      </w:r>
+      <w:proofErr w:type="spellStart"/>
+      <w:r>
+        <w:rPr>
+          <w:rFonts w:ascii="Courier New" w:hAnsi="Courier New" w:cs="Courier New"/>
+          <w:sz w:val="18"/>
+          <w:lang w:val="en-US"/>
+        </w:rPr>
+        <w:t>c.</w:t>
+      </w:r>
+      <w:proofErr w:type="gramStart"/>
+      <w:r>
+        <w:rPr>
+          <w:rFonts w:ascii="Courier New" w:hAnsi="Courier New" w:cs="Courier New"/>
+          <w:sz w:val="18"/>
+          <w:lang w:val="en-US"/>
+        </w:rPr>
+        <w:t>onclose</w:t>
+      </w:r>
+      <w:proofErr w:type="spellEnd"/>
+      <w:r>
+        <w:rPr>
+          <w:rFonts w:ascii="Courier New" w:hAnsi="Courier New" w:cs="Courier New"/>
+          <w:sz w:val="18"/>
+          <w:lang w:val="en-US"/>
+        </w:rPr>
+        <w:t>(</w:t>
+      </w:r>
+      <w:proofErr w:type="gramEnd"/>
+      <w:r>
+        <w:rPr>
+          <w:rFonts w:ascii="Courier New" w:hAnsi="Courier New" w:cs="Courier New"/>
+          <w:sz w:val="18"/>
+          <w:lang w:val="en-US"/>
+        </w:rPr>
+        <w:t xml:space="preserve">() =&gt; </w:t>
+      </w:r>
+      <w:proofErr w:type="gramStart"/>
+      <w:r>
+        <w:rPr>
+          <w:rFonts w:ascii="Courier New" w:hAnsi="Courier New" w:cs="Courier New"/>
+          <w:sz w:val="18"/>
+          <w:lang w:val="en-US"/>
+        </w:rPr>
+        <w:t xml:space="preserve">{ </w:t>
+      </w:r>
+      <w:proofErr w:type="spellStart"/>
+      <w:r>
+        <w:rPr>
+          <w:rFonts w:ascii="Courier New" w:hAnsi="Courier New" w:cs="Courier New"/>
+          <w:sz w:val="18"/>
+          <w:lang w:val="en-US"/>
+        </w:rPr>
+        <w:t>connected</w:t>
+      </w:r>
+      <w:proofErr w:type="gramEnd"/>
+      <w:r>
+        <w:rPr>
+          <w:rFonts w:ascii="Courier New" w:hAnsi="Courier New" w:cs="Courier New"/>
+          <w:sz w:val="18"/>
+          <w:lang w:val="en-US"/>
+        </w:rPr>
+        <w:t>.value</w:t>
+      </w:r>
+      <w:proofErr w:type="spellEnd"/>
+      <w:r>
+        <w:rPr>
+          <w:rFonts w:ascii="Courier New" w:hAnsi="Courier New" w:cs="Courier New"/>
+          <w:sz w:val="18"/>
+          <w:lang w:val="en-US"/>
+        </w:rPr>
+        <w:t xml:space="preserve"> = </w:t>
+      </w:r>
+      <w:proofErr w:type="gramStart"/>
+      <w:r>
+        <w:rPr>
+          <w:rFonts w:ascii="Courier New" w:hAnsi="Courier New" w:cs="Courier New"/>
+          <w:sz w:val="18"/>
+          <w:lang w:val="en-US"/>
+        </w:rPr>
+        <w:t>false }</w:t>
+      </w:r>
+      <w:proofErr w:type="gramEnd"/>
+      <w:r>
+        <w:rPr>
+          <w:rFonts w:ascii="Courier New" w:hAnsi="Courier New" w:cs="Courier New"/>
+          <w:sz w:val="18"/>
+          <w:lang w:val="en-US"/>
+        </w:rPr>
+        <w:t>)</w:t>
+      </w:r>
+    </w:p>
+    <w:p>
+      <w:pPr>
+        <w:rPr>
+          <w:lang w:val="en-US"/>
+        </w:rPr>
+      </w:pPr>
+      <w:r>
+        <w:rPr>
+          <w:rFonts w:ascii="Courier New" w:hAnsi="Courier New" w:cs="Courier New"/>
+          <w:sz w:val="18"/>
+          <w:lang w:val="en-US"/>
+        </w:rPr>
+        <w:t xml:space="preserve">    return c</w:t>
+      </w:r>
+    </w:p>
+    <w:p>
+      <w:pPr>
+        <w:rPr>
+          <w:lang w:val="en-US"/>
+        </w:rPr>
+      </w:pPr>
+      <w:r>
+        <w:rPr>
+          <w:rFonts w:ascii="Courier New" w:hAnsi="Courier New" w:cs="Courier New"/>
+          <w:sz w:val="18"/>
+          <w:lang w:val="en-US"/>
+        </w:rPr>
+        <w:t xml:space="preserve">  }</w:t>
+      </w:r>
+    </w:p>
+    <w:p>
+      <w:pPr>
+        <w:rPr>
+          <w:lang w:val="en-US"/>
+        </w:rPr>
+      </w:pPr>
+      <w:r>
+        <w:rPr>
+          <w:rFonts w:ascii="Courier New" w:hAnsi="Courier New" w:cs="Courier New"/>
+          <w:sz w:val="18"/>
+          <w:lang w:val="en-US"/>
+        </w:rPr>
+        <w:t xml:space="preserve"> </w:t>
+      </w:r>
+    </w:p>
+    <w:p>
+      <w:pPr>
+        <w:rPr>
+          <w:lang w:val="en-US"/>
+        </w:rPr>
+      </w:pPr>
+      <w:r>
+        <w:rPr>
+          <w:rFonts w:ascii="Courier New" w:hAnsi="Courier New" w:cs="Courier New"/>
+          <w:sz w:val="18"/>
+          <w:lang w:val="en-US"/>
+        </w:rPr>
+        <w:t xml:space="preserve">  async function </w:t>
+      </w:r>
+      <w:proofErr w:type="gramStart"/>
+      <w:r>
+        <w:rPr>
+          <w:rFonts w:ascii="Courier New" w:hAnsi="Courier New" w:cs="Courier New"/>
+          <w:sz w:val="18"/>
+          <w:lang w:val="en-US"/>
+        </w:rPr>
+        <w:t>connect(</w:t>
+      </w:r>
+      <w:proofErr w:type="gramEnd"/>
+      <w:r>
+        <w:rPr>
+          <w:rFonts w:ascii="Courier New" w:hAnsi="Courier New" w:cs="Courier New"/>
+          <w:sz w:val="18"/>
+          <w:lang w:val="en-US"/>
+        </w:rPr>
+        <w:t>): Promise&lt;void&gt; {</w:t>
+      </w:r>
+    </w:p>
+    <w:p>
+      <w:pPr>
+        <w:rPr>
+          <w:lang w:val="en-US"/>
+        </w:rPr>
+      </w:pPr>
+      <w:r>
+        <w:rPr>
+          <w:rFonts w:ascii="Courier New" w:hAnsi="Courier New" w:cs="Courier New"/>
+          <w:sz w:val="18"/>
+          <w:lang w:val="en-US"/>
+        </w:rPr>
+        <w:t xml:space="preserve">    if </w:t>
+      </w:r>
+      <w:proofErr w:type="gramStart"/>
+      <w:r>
+        <w:rPr>
+          <w:rFonts w:ascii="Courier New" w:hAnsi="Courier New" w:cs="Courier New"/>
+          <w:sz w:val="18"/>
+          <w:lang w:val="en-US"/>
+        </w:rPr>
+        <w:t>(!</w:t>
+      </w:r>
+      <w:proofErr w:type="spellStart"/>
+      <w:r>
+        <w:rPr>
+          <w:rFonts w:ascii="Courier New" w:hAnsi="Courier New" w:cs="Courier New"/>
+          <w:sz w:val="18"/>
+          <w:lang w:val="en-US"/>
+        </w:rPr>
+        <w:t>token</w:t>
+      </w:r>
+      <w:proofErr w:type="gramEnd"/>
+      <w:r>
+        <w:rPr>
+          <w:rFonts w:ascii="Courier New" w:hAnsi="Courier New" w:cs="Courier New"/>
+          <w:sz w:val="18"/>
+          <w:lang w:val="en-US"/>
+        </w:rPr>
+        <w:t>.value</w:t>
+      </w:r>
+      <w:proofErr w:type="spellEnd"/>
+      <w:r>
+        <w:rPr>
+          <w:rFonts w:ascii="Courier New" w:hAnsi="Courier New" w:cs="Courier New"/>
+          <w:sz w:val="18"/>
+          <w:lang w:val="en-US"/>
+        </w:rPr>
+        <w:t>) return</w:t>
+      </w:r>
+    </w:p>
+    <w:p>
+      <w:pPr>
+        <w:rPr>
+          <w:lang w:val="en-US"/>
+        </w:rPr>
+      </w:pPr>
+      <w:r>
+        <w:rPr>
+          <w:rFonts w:ascii="Courier New" w:hAnsi="Courier New" w:cs="Courier New"/>
+          <w:sz w:val="18"/>
+          <w:lang w:val="en-US"/>
+        </w:rPr>
+        <w:t xml:space="preserve">    if (conn &amp;&amp; </w:t>
+      </w:r>
+      <w:proofErr w:type="spellStart"/>
+      <w:proofErr w:type="gramStart"/>
+      <w:r>
+        <w:rPr>
+          <w:rFonts w:ascii="Courier New" w:hAnsi="Courier New" w:cs="Courier New"/>
+          <w:sz w:val="18"/>
+          <w:lang w:val="en-US"/>
+        </w:rPr>
+        <w:t>conn.state</w:t>
+      </w:r>
+      <w:proofErr w:type="spellEnd"/>
+      <w:r>
+        <w:rPr>
+          <w:rFonts w:ascii="Courier New" w:hAnsi="Courier New" w:cs="Courier New"/>
+          <w:sz w:val="18"/>
+          <w:lang w:val="en-US"/>
+        </w:rPr>
+        <w:t xml:space="preserve"> !=</w:t>
+      </w:r>
+      <w:proofErr w:type="gramEnd"/>
+      <w:r>
+        <w:rPr>
+          <w:rFonts w:ascii="Courier New" w:hAnsi="Courier New" w:cs="Courier New"/>
+          <w:sz w:val="18"/>
+          <w:lang w:val="en-US"/>
+        </w:rPr>
+        <w:t xml:space="preserve">= </w:t>
+      </w:r>
+      <w:proofErr w:type="spellStart"/>
+      <w:r>
+        <w:rPr>
+          <w:rFonts w:ascii="Courier New" w:hAnsi="Courier New" w:cs="Courier New"/>
+          <w:sz w:val="18"/>
+          <w:lang w:val="en-US"/>
+        </w:rPr>
+        <w:t>HubConnectionState.Disconnected</w:t>
+      </w:r>
+      <w:proofErr w:type="spellEnd"/>
+      <w:r>
+        <w:rPr>
+          <w:rFonts w:ascii="Courier New" w:hAnsi="Courier New" w:cs="Courier New"/>
+          <w:sz w:val="18"/>
+          <w:lang w:val="en-US"/>
+        </w:rPr>
+        <w:t>) return</w:t>
+      </w:r>
+    </w:p>
+    <w:p>
+      <w:pPr>
+        <w:rPr>
+          <w:lang w:val="en-US"/>
+        </w:rPr>
+      </w:pPr>
+      <w:r>
+        <w:rPr>
+          <w:rFonts w:ascii="Courier New" w:hAnsi="Courier New" w:cs="Courier New"/>
+          <w:sz w:val="18"/>
+          <w:lang w:val="en-US"/>
+        </w:rPr>
+        <w:t xml:space="preserve">    conn ??= </w:t>
+      </w:r>
+      <w:proofErr w:type="gramStart"/>
+      <w:r>
+        <w:rPr>
+          <w:rFonts w:ascii="Courier New" w:hAnsi="Courier New" w:cs="Courier New"/>
+          <w:sz w:val="18"/>
+          <w:lang w:val="en-US"/>
+        </w:rPr>
+        <w:t>build(</w:t>
+      </w:r>
+      <w:proofErr w:type="gramEnd"/>
+      <w:r>
+        <w:rPr>
+          <w:rFonts w:ascii="Courier New" w:hAnsi="Courier New" w:cs="Courier New"/>
+          <w:sz w:val="18"/>
+          <w:lang w:val="en-US"/>
+        </w:rPr>
+        <w:t>)</w:t>
+      </w:r>
+    </w:p>
+    <w:p>
+      <w:pPr>
+        <w:rPr>
+          <w:lang w:val="en-US"/>
+        </w:rPr>
+      </w:pPr>
+      <w:r>
+        <w:rPr>
+          <w:rFonts w:ascii="Courier New" w:hAnsi="Courier New" w:cs="Courier New"/>
+          <w:sz w:val="18"/>
+          <w:lang w:val="en-US"/>
+        </w:rPr>
+        <w:t xml:space="preserve">    try </w:t>
+      </w:r>
+      <w:proofErr w:type="gramStart"/>
+      <w:r>
+        <w:rPr>
+          <w:rFonts w:ascii="Courier New" w:hAnsi="Courier New" w:cs="Courier New"/>
+          <w:sz w:val="18"/>
+          <w:lang w:val="en-US"/>
+        </w:rPr>
+        <w:t>{ await</w:t>
+      </w:r>
+      <w:proofErr w:type="gramEnd"/>
+      <w:r>
+        <w:rPr>
+          <w:rFonts w:ascii="Courier New" w:hAnsi="Courier New" w:cs="Courier New"/>
+          <w:sz w:val="18"/>
+          <w:lang w:val="en-US"/>
+        </w:rPr>
+        <w:t xml:space="preserve"> </w:t>
+      </w:r>
+      <w:proofErr w:type="spellStart"/>
+      <w:proofErr w:type="gramStart"/>
+      <w:r>
+        <w:rPr>
+          <w:rFonts w:ascii="Courier New" w:hAnsi="Courier New" w:cs="Courier New"/>
+          <w:sz w:val="18"/>
+          <w:lang w:val="en-US"/>
+        </w:rPr>
+        <w:t>conn.start</w:t>
+      </w:r>
+      <w:proofErr w:type="spellEnd"/>
+      <w:proofErr w:type="gramEnd"/>
+      <w:r>
+        <w:rPr>
+          <w:rFonts w:ascii="Courier New" w:hAnsi="Courier New" w:cs="Courier New"/>
+          <w:sz w:val="18"/>
+          <w:lang w:val="en-US"/>
+        </w:rPr>
+        <w:t xml:space="preserve">(); </w:t>
       </w:r>
       <w:proofErr w:type="spellStart"/>
       <w:r>
@@ -23043,15 +24499,20 @@
           <w:sz w:val="18"/>
           <w:lang w:val="en-US"/>
         </w:rPr>
-        <w:t xml:space="preserve"> = true })</w:t>
-      </w:r>
-    </w:p>
-    <w:p>
-      <w:pPr>
-        <w:rPr>
-          <w:lang w:val="en-US"/>
-        </w:rPr>
-      </w:pPr>
+        <w:t xml:space="preserve"> = </w:t>
+      </w:r>
+      <w:proofErr w:type="gramStart"/>
+      <w:r>
+        <w:rPr>
+          <w:rFonts w:ascii="Courier New" w:hAnsi="Courier New" w:cs="Courier New"/>
+          <w:sz w:val="18"/>
+          <w:lang w:val="en-US"/>
+        </w:rPr>
+        <w:t>true }</w:t>
+      </w:r>
+      <w:proofErr w:type="gramEnd"/>
+    </w:p>
+    <w:p>
       <w:r>
         <w:rPr>
           <w:rFonts w:ascii="Courier New" w:hAnsi="Courier New" w:cs="Courier New"/>
@@ -23065,20 +24526,222 @@
         <w:rPr>
           <w:rFonts w:ascii="Courier New" w:hAnsi="Courier New" w:cs="Courier New"/>
           <w:sz w:val="18"/>
-          <w:lang w:val="en-US"/>
-        </w:rPr>
-        <w:t>c.</w:t>
+        </w:rPr>
+        <w:t>catch</w:t>
+      </w:r>
+      <w:proofErr w:type="spellEnd"/>
+      <w:r>
+        <w:rPr>
+          <w:rFonts w:ascii="Courier New" w:hAnsi="Courier New" w:cs="Courier New"/>
+          <w:sz w:val="18"/>
+        </w:rPr>
+        <w:t xml:space="preserve"> </w:t>
       </w:r>
       <w:proofErr w:type="gramStart"/>
       <w:r>
         <w:rPr>
           <w:rFonts w:ascii="Courier New" w:hAnsi="Courier New" w:cs="Courier New"/>
           <w:sz w:val="18"/>
-          <w:lang w:val="en-US"/>
-        </w:rPr>
-        <w:t>onclose</w:t>
-      </w:r>
-      <w:proofErr w:type="spellEnd"/>
+        </w:rPr>
+        <w:t xml:space="preserve">{ </w:t>
+      </w:r>
+      <w:proofErr w:type="spellStart"/>
+      <w:r>
+        <w:rPr>
+          <w:rFonts w:ascii="Courier New" w:hAnsi="Courier New" w:cs="Courier New"/>
+          <w:sz w:val="18"/>
+        </w:rPr>
+        <w:t>connected</w:t>
+      </w:r>
+      <w:proofErr w:type="gramEnd"/>
+      <w:r>
+        <w:rPr>
+          <w:rFonts w:ascii="Courier New" w:hAnsi="Courier New" w:cs="Courier New"/>
+          <w:sz w:val="18"/>
+        </w:rPr>
+        <w:t>.value</w:t>
+      </w:r>
+      <w:proofErr w:type="spellEnd"/>
+      <w:r>
+        <w:rPr>
+          <w:rFonts w:ascii="Courier New" w:hAnsi="Courier New" w:cs="Courier New"/>
+          <w:sz w:val="18"/>
+        </w:rPr>
+        <w:t xml:space="preserve"> = </w:t>
+      </w:r>
+      <w:proofErr w:type="spellStart"/>
+      <w:proofErr w:type="gramStart"/>
+      <w:r>
+        <w:rPr>
+          <w:rFonts w:ascii="Courier New" w:hAnsi="Courier New" w:cs="Courier New"/>
+          <w:sz w:val="18"/>
+        </w:rPr>
+        <w:t>false</w:t>
+      </w:r>
+      <w:proofErr w:type="spellEnd"/>
+      <w:r>
+        <w:rPr>
+          <w:rFonts w:ascii="Courier New" w:hAnsi="Courier New" w:cs="Courier New"/>
+          <w:sz w:val="18"/>
+        </w:rPr>
+        <w:t xml:space="preserve"> }</w:t>
+      </w:r>
+      <w:proofErr w:type="gramEnd"/>
+      <w:r>
+        <w:rPr>
+          <w:rFonts w:ascii="Courier New" w:hAnsi="Courier New" w:cs="Courier New"/>
+          <w:sz w:val="18"/>
+        </w:rPr>
+        <w:t xml:space="preserve">   // сбой не мешает работе: источник истины — REST</w:t>
+      </w:r>
+    </w:p>
+    <w:p>
+      <w:pPr>
+        <w:rPr>
+          <w:lang w:val="en-US"/>
+        </w:rPr>
+      </w:pPr>
+      <w:r>
+        <w:rPr>
+          <w:rFonts w:ascii="Courier New" w:hAnsi="Courier New" w:cs="Courier New"/>
+          <w:sz w:val="18"/>
+        </w:rPr>
+        <w:t xml:space="preserve">  </w:t>
+      </w:r>
+      <w:r>
+        <w:rPr>
+          <w:rFonts w:ascii="Courier New" w:hAnsi="Courier New" w:cs="Courier New"/>
+          <w:sz w:val="18"/>
+          <w:lang w:val="en-US"/>
+        </w:rPr>
+        <w:t>}</w:t>
+      </w:r>
+    </w:p>
+    <w:p>
+      <w:pPr>
+        <w:rPr>
+          <w:lang w:val="en-US"/>
+        </w:rPr>
+      </w:pPr>
+      <w:r>
+        <w:rPr>
+          <w:rFonts w:ascii="Courier New" w:hAnsi="Courier New" w:cs="Courier New"/>
+          <w:sz w:val="18"/>
+          <w:lang w:val="en-US"/>
+        </w:rPr>
+        <w:t xml:space="preserve"> </w:t>
+      </w:r>
+    </w:p>
+    <w:p>
+      <w:pPr>
+        <w:rPr>
+          <w:lang w:val="en-US"/>
+        </w:rPr>
+      </w:pPr>
+      <w:r>
+        <w:rPr>
+          <w:rFonts w:ascii="Courier New" w:hAnsi="Courier New" w:cs="Courier New"/>
+          <w:sz w:val="18"/>
+          <w:lang w:val="en-US"/>
+        </w:rPr>
+        <w:t xml:space="preserve">  async function </w:t>
+      </w:r>
+      <w:proofErr w:type="gramStart"/>
+      <w:r>
+        <w:rPr>
+          <w:rFonts w:ascii="Courier New" w:hAnsi="Courier New" w:cs="Courier New"/>
+          <w:sz w:val="18"/>
+          <w:lang w:val="en-US"/>
+        </w:rPr>
+        <w:t>disconnect(</w:t>
+      </w:r>
+      <w:proofErr w:type="gramEnd"/>
+      <w:r>
+        <w:rPr>
+          <w:rFonts w:ascii="Courier New" w:hAnsi="Courier New" w:cs="Courier New"/>
+          <w:sz w:val="18"/>
+          <w:lang w:val="en-US"/>
+        </w:rPr>
+        <w:t>): Promise&lt;void&gt; {</w:t>
+      </w:r>
+    </w:p>
+    <w:p>
+      <w:pPr>
+        <w:rPr>
+          <w:lang w:val="en-US"/>
+        </w:rPr>
+      </w:pPr>
+      <w:r>
+        <w:rPr>
+          <w:rFonts w:ascii="Courier New" w:hAnsi="Courier New" w:cs="Courier New"/>
+          <w:sz w:val="18"/>
+          <w:lang w:val="en-US"/>
+        </w:rPr>
+        <w:t xml:space="preserve">    if </w:t>
+      </w:r>
+      <w:proofErr w:type="gramStart"/>
+      <w:r>
+        <w:rPr>
+          <w:rFonts w:ascii="Courier New" w:hAnsi="Courier New" w:cs="Courier New"/>
+          <w:sz w:val="18"/>
+          <w:lang w:val="en-US"/>
+        </w:rPr>
+        <w:t>(!conn</w:t>
+      </w:r>
+      <w:proofErr w:type="gramEnd"/>
+      <w:r>
+        <w:rPr>
+          <w:rFonts w:ascii="Courier New" w:hAnsi="Courier New" w:cs="Courier New"/>
+          <w:sz w:val="18"/>
+          <w:lang w:val="en-US"/>
+        </w:rPr>
+        <w:t>) return</w:t>
+      </w:r>
+    </w:p>
+    <w:p>
+      <w:pPr>
+        <w:rPr>
+          <w:lang w:val="en-US"/>
+        </w:rPr>
+      </w:pPr>
+      <w:r>
+        <w:rPr>
+          <w:rFonts w:ascii="Courier New" w:hAnsi="Courier New" w:cs="Courier New"/>
+          <w:sz w:val="18"/>
+          <w:lang w:val="en-US"/>
+        </w:rPr>
+        <w:t xml:space="preserve">    try </w:t>
+      </w:r>
+      <w:proofErr w:type="gramStart"/>
+      <w:r>
+        <w:rPr>
+          <w:rFonts w:ascii="Courier New" w:hAnsi="Courier New" w:cs="Courier New"/>
+          <w:sz w:val="18"/>
+          <w:lang w:val="en-US"/>
+        </w:rPr>
+        <w:t>{ await</w:t>
+      </w:r>
+      <w:proofErr w:type="gramEnd"/>
+      <w:r>
+        <w:rPr>
+          <w:rFonts w:ascii="Courier New" w:hAnsi="Courier New" w:cs="Courier New"/>
+          <w:sz w:val="18"/>
+          <w:lang w:val="en-US"/>
+        </w:rPr>
+        <w:t xml:space="preserve"> </w:t>
+      </w:r>
+      <w:proofErr w:type="spellStart"/>
+      <w:proofErr w:type="gramStart"/>
+      <w:r>
+        <w:rPr>
+          <w:rFonts w:ascii="Courier New" w:hAnsi="Courier New" w:cs="Courier New"/>
+          <w:sz w:val="18"/>
+          <w:lang w:val="en-US"/>
+        </w:rPr>
+        <w:t>conn.stop</w:t>
+      </w:r>
+      <w:proofErr w:type="spellEnd"/>
+      <w:proofErr w:type="gramEnd"/>
       <w:r>
         <w:rPr>
           <w:rFonts w:ascii="Courier New" w:hAnsi="Courier New" w:cs="Courier New"/>
@@ -23087,6 +24750,15 @@
         </w:rPr>
         <w:t>(</w:t>
       </w:r>
+      <w:proofErr w:type="gramStart"/>
+      <w:r>
+        <w:rPr>
+          <w:rFonts w:ascii="Courier New" w:hAnsi="Courier New" w:cs="Courier New"/>
+          <w:sz w:val="18"/>
+          <w:lang w:val="en-US"/>
+        </w:rPr>
+        <w:t>) }</w:t>
+      </w:r>
       <w:proofErr w:type="gramEnd"/>
       <w:r>
         <w:rPr>
@@ -23094,7 +24766,65 @@
           <w:sz w:val="18"/>
           <w:lang w:val="en-US"/>
         </w:rPr>
-        <w:t xml:space="preserve">() =&gt; { </w:t>
+        <w:t xml:space="preserve"> catch </w:t>
+      </w:r>
+      <w:proofErr w:type="gramStart"/>
+      <w:r>
+        <w:rPr>
+          <w:rFonts w:ascii="Courier New" w:hAnsi="Courier New" w:cs="Courier New"/>
+          <w:sz w:val="18"/>
+          <w:lang w:val="en-US"/>
+        </w:rPr>
+        <w:t>{ /</w:t>
+      </w:r>
+      <w:proofErr w:type="gramEnd"/>
+      <w:r>
+        <w:rPr>
+          <w:rFonts w:ascii="Courier New" w:hAnsi="Courier New" w:cs="Courier New"/>
+          <w:sz w:val="18"/>
+          <w:lang w:val="en-US"/>
+        </w:rPr>
+        <w:t xml:space="preserve">* </w:t>
+      </w:r>
+      <w:r>
+        <w:rPr>
+          <w:rFonts w:ascii="Courier New" w:hAnsi="Courier New" w:cs="Courier New"/>
+          <w:sz w:val="18"/>
+        </w:rPr>
+        <w:t>игнорируем</w:t>
+      </w:r>
+      <w:r>
+        <w:rPr>
+          <w:rFonts w:ascii="Courier New" w:hAnsi="Courier New" w:cs="Courier New"/>
+          <w:sz w:val="18"/>
+          <w:lang w:val="en-US"/>
+        </w:rPr>
+        <w:t xml:space="preserve"> *</w:t>
+      </w:r>
+      <w:proofErr w:type="gramStart"/>
+      <w:r>
+        <w:rPr>
+          <w:rFonts w:ascii="Courier New" w:hAnsi="Courier New" w:cs="Courier New"/>
+          <w:sz w:val="18"/>
+          <w:lang w:val="en-US"/>
+        </w:rPr>
+        <w:t>/ }</w:t>
+      </w:r>
+      <w:proofErr w:type="gramEnd"/>
+    </w:p>
+    <w:p>
+      <w:pPr>
+        <w:rPr>
+          <w:lang w:val="en-US"/>
+        </w:rPr>
+      </w:pPr>
+      <w:r>
+        <w:rPr>
+          <w:rFonts w:ascii="Courier New" w:hAnsi="Courier New" w:cs="Courier New"/>
+          <w:sz w:val="18"/>
+          <w:lang w:val="en-US"/>
+        </w:rPr>
+        <w:t xml:space="preserve">    conn = null; </w:t>
       </w:r>
       <w:proofErr w:type="spellStart"/>
       <w:r>
@@ -23112,22 +24842,7 @@
           <w:sz w:val="18"/>
           <w:lang w:val="en-US"/>
         </w:rPr>
-        <w:t xml:space="preserve"> = false })</w:t>
-      </w:r>
-    </w:p>
-    <w:p>
-      <w:pPr>
-        <w:rPr>
-          <w:lang w:val="en-US"/>
-        </w:rPr>
-      </w:pPr>
-      <w:r>
-        <w:rPr>
-          <w:rFonts w:ascii="Courier New" w:hAnsi="Courier New" w:cs="Courier New"/>
-          <w:sz w:val="18"/>
-          <w:lang w:val="en-US"/>
-        </w:rPr>
-        <w:t xml:space="preserve">    return c</w:t>
+        <w:t xml:space="preserve"> = false</w:t>
       </w:r>
     </w:p>
     <w:p>
@@ -23172,7 +24887,7 @@
           <w:sz w:val="18"/>
           <w:lang w:val="en-US"/>
         </w:rPr>
-        <w:t xml:space="preserve">  async function </w:t>
+        <w:t xml:space="preserve">  return </w:t>
       </w:r>
       <w:proofErr w:type="gramStart"/>
       <w:r>
@@ -23181,7 +24896,7 @@
           <w:sz w:val="18"/>
           <w:lang w:val="en-US"/>
         </w:rPr>
-        <w:t>connect(</w:t>
+        <w:t>{ connected</w:t>
       </w:r>
       <w:proofErr w:type="gramEnd"/>
       <w:r>
@@ -23190,22 +24905,43 @@
           <w:sz w:val="18"/>
           <w:lang w:val="en-US"/>
         </w:rPr>
-        <w:t>): Promise&lt;void&gt; {</w:t>
-      </w:r>
-    </w:p>
-    <w:p>
-      <w:pPr>
-        <w:rPr>
-          <w:lang w:val="en-US"/>
-        </w:rPr>
-      </w:pPr>
-      <w:r>
-        <w:rPr>
-          <w:rFonts w:ascii="Courier New" w:hAnsi="Courier New" w:cs="Courier New"/>
-          <w:sz w:val="18"/>
-          <w:lang w:val="en-US"/>
-        </w:rPr>
-        <w:t xml:space="preserve">    if </w:t>
+        <w:t xml:space="preserve">, </w:t>
+      </w:r>
+      <w:proofErr w:type="spellStart"/>
+      <w:r>
+        <w:rPr>
+          <w:rFonts w:ascii="Courier New" w:hAnsi="Courier New" w:cs="Courier New"/>
+          <w:sz w:val="18"/>
+          <w:lang w:val="en-US"/>
+        </w:rPr>
+        <w:t>scheduleTick</w:t>
+      </w:r>
+      <w:proofErr w:type="spellEnd"/>
+      <w:r>
+        <w:rPr>
+          <w:rFonts w:ascii="Courier New" w:hAnsi="Courier New" w:cs="Courier New"/>
+          <w:sz w:val="18"/>
+          <w:lang w:val="en-US"/>
+        </w:rPr>
+        <w:t xml:space="preserve">, </w:t>
+      </w:r>
+      <w:proofErr w:type="spellStart"/>
+      <w:r>
+        <w:rPr>
+          <w:rFonts w:ascii="Courier New" w:hAnsi="Courier New" w:cs="Courier New"/>
+          <w:sz w:val="18"/>
+          <w:lang w:val="en-US"/>
+        </w:rPr>
+        <w:t>workloadTick</w:t>
+      </w:r>
+      <w:proofErr w:type="spellEnd"/>
+      <w:r>
+        <w:rPr>
+          <w:rFonts w:ascii="Courier New" w:hAnsi="Courier New" w:cs="Courier New"/>
+          <w:sz w:val="18"/>
+          <w:lang w:val="en-US"/>
+        </w:rPr>
+        <w:t xml:space="preserve">, connect, </w:t>
       </w:r>
       <w:proofErr w:type="gramStart"/>
       <w:r>
@@ -23214,49 +24950,156 @@
           <w:sz w:val="18"/>
           <w:lang w:val="en-US"/>
         </w:rPr>
-        <w:t>(!</w:t>
-      </w:r>
-      <w:proofErr w:type="spellStart"/>
-      <w:r>
-        <w:rPr>
-          <w:rFonts w:ascii="Courier New" w:hAnsi="Courier New" w:cs="Courier New"/>
-          <w:sz w:val="18"/>
-          <w:lang w:val="en-US"/>
-        </w:rPr>
-        <w:t>token</w:t>
+        <w:t>disconnect }</w:t>
       </w:r>
       <w:proofErr w:type="gramEnd"/>
-      <w:r>
-        <w:rPr>
-          <w:rFonts w:ascii="Courier New" w:hAnsi="Courier New" w:cs="Courier New"/>
-          <w:sz w:val="18"/>
-          <w:lang w:val="en-US"/>
-        </w:rPr>
-        <w:t>.value</w:t>
-      </w:r>
-      <w:proofErr w:type="spellEnd"/>
-      <w:r>
-        <w:rPr>
-          <w:rFonts w:ascii="Courier New" w:hAnsi="Courier New" w:cs="Courier New"/>
-          <w:sz w:val="18"/>
-          <w:lang w:val="en-US"/>
-        </w:rPr>
-        <w:t>) return</w:t>
-      </w:r>
-    </w:p>
-    <w:p>
-      <w:pPr>
-        <w:rPr>
-          <w:lang w:val="en-US"/>
-        </w:rPr>
-      </w:pPr>
-      <w:r>
-        <w:rPr>
-          <w:rFonts w:ascii="Courier New" w:hAnsi="Courier New" w:cs="Courier New"/>
-          <w:sz w:val="18"/>
-          <w:lang w:val="en-US"/>
-        </w:rPr>
-        <w:t xml:space="preserve">    if (conn &amp;&amp; </w:t>
+    </w:p>
+    <w:p>
+      <w:r>
+        <w:rPr>
+          <w:rFonts w:ascii="Courier New" w:hAnsi="Courier New" w:cs="Courier New"/>
+          <w:sz w:val="18"/>
+        </w:rPr>
+        <w:t>})</w:t>
+      </w:r>
+    </w:p>
+    <w:p>
+      <w:pPr>
+        <w:spacing w:before="120" w:line="360" w:lineRule="auto"/>
+      </w:pPr>
+      <w:r>
+        <w:rPr>
+          <w:sz w:val="28"/>
+        </w:rPr>
+        <w:t xml:space="preserve">Листинг А.2 — Обработчики перетаскивания занятий по сетке (фрагмент </w:t>
+      </w:r>
+      <w:proofErr w:type="spellStart"/>
+      <w:r>
+        <w:rPr>
+          <w:sz w:val="28"/>
+        </w:rPr>
+        <w:t>ScheduleTab.vue</w:t>
+      </w:r>
+      <w:proofErr w:type="spellEnd"/>
+      <w:r>
+        <w:rPr>
+          <w:sz w:val="28"/>
+        </w:rPr>
+        <w:t>)</w:t>
+      </w:r>
+    </w:p>
+    <w:p>
+      <w:pPr>
+        <w:rPr>
+          <w:lang w:val="en-US"/>
+        </w:rPr>
+      </w:pPr>
+      <w:r>
+        <w:rPr>
+          <w:rFonts w:ascii="Courier New" w:hAnsi="Courier New" w:cs="Courier New"/>
+          <w:sz w:val="18"/>
+          <w:lang w:val="en-US"/>
+        </w:rPr>
+        <w:t xml:space="preserve">const </w:t>
+      </w:r>
+      <w:proofErr w:type="spellStart"/>
+      <w:r>
+        <w:rPr>
+          <w:rFonts w:ascii="Courier New" w:hAnsi="Courier New" w:cs="Courier New"/>
+          <w:sz w:val="18"/>
+          <w:lang w:val="en-US"/>
+        </w:rPr>
+        <w:t>draggingLesson</w:t>
+      </w:r>
+      <w:proofErr w:type="spellEnd"/>
+      <w:r>
+        <w:rPr>
+          <w:rFonts w:ascii="Courier New" w:hAnsi="Courier New" w:cs="Courier New"/>
+          <w:sz w:val="18"/>
+          <w:lang w:val="en-US"/>
+        </w:rPr>
+        <w:t xml:space="preserve"> = ref&lt;</w:t>
+      </w:r>
+      <w:proofErr w:type="spellStart"/>
+      <w:r>
+        <w:rPr>
+          <w:rFonts w:ascii="Courier New" w:hAnsi="Courier New" w:cs="Courier New"/>
+          <w:sz w:val="18"/>
+          <w:lang w:val="en-US"/>
+        </w:rPr>
+        <w:t>LessonDTO</w:t>
+      </w:r>
+      <w:proofErr w:type="spellEnd"/>
+      <w:r>
+        <w:rPr>
+          <w:rFonts w:ascii="Courier New" w:hAnsi="Courier New" w:cs="Courier New"/>
+          <w:sz w:val="18"/>
+          <w:lang w:val="en-US"/>
+        </w:rPr>
+        <w:t xml:space="preserve"> | null&gt;(null)</w:t>
+      </w:r>
+    </w:p>
+    <w:p>
+      <w:pPr>
+        <w:rPr>
+          <w:lang w:val="en-US"/>
+        </w:rPr>
+      </w:pPr>
+      <w:r>
+        <w:rPr>
+          <w:rFonts w:ascii="Courier New" w:hAnsi="Courier New" w:cs="Courier New"/>
+          <w:sz w:val="18"/>
+          <w:lang w:val="en-US"/>
+        </w:rPr>
+        <w:t xml:space="preserve">const </w:t>
+      </w:r>
+      <w:proofErr w:type="spellStart"/>
+      <w:r>
+        <w:rPr>
+          <w:rFonts w:ascii="Courier New" w:hAnsi="Courier New" w:cs="Courier New"/>
+          <w:sz w:val="18"/>
+          <w:lang w:val="en-US"/>
+        </w:rPr>
+        <w:t>dragOverKey</w:t>
+      </w:r>
+      <w:proofErr w:type="spellEnd"/>
+      <w:r>
+        <w:rPr>
+          <w:rFonts w:ascii="Courier New" w:hAnsi="Courier New" w:cs="Courier New"/>
+          <w:sz w:val="18"/>
+          <w:lang w:val="en-US"/>
+        </w:rPr>
+        <w:t xml:space="preserve"> = ref&lt;string | null&gt;(null)</w:t>
+      </w:r>
+    </w:p>
+    <w:p>
+      <w:pPr>
+        <w:rPr>
+          <w:lang w:val="en-US"/>
+        </w:rPr>
+      </w:pPr>
+      <w:r>
+        <w:rPr>
+          <w:rFonts w:ascii="Courier New" w:hAnsi="Courier New" w:cs="Courier New"/>
+          <w:sz w:val="18"/>
+          <w:lang w:val="en-US"/>
+        </w:rPr>
+        <w:t xml:space="preserve"> </w:t>
+      </w:r>
+    </w:p>
+    <w:p>
+      <w:pPr>
+        <w:rPr>
+          <w:lang w:val="en-US"/>
+        </w:rPr>
+      </w:pPr>
+      <w:r>
+        <w:rPr>
+          <w:rFonts w:ascii="Courier New" w:hAnsi="Courier New" w:cs="Courier New"/>
+          <w:sz w:val="18"/>
+          <w:lang w:val="en-US"/>
+        </w:rPr>
+        <w:t xml:space="preserve">function </w:t>
       </w:r>
       <w:proofErr w:type="spellStart"/>
       <w:proofErr w:type="gramStart"/>
@@ -23266,9 +25109,17 @@
           <w:sz w:val="18"/>
           <w:lang w:val="en-US"/>
         </w:rPr>
-        <w:t>conn.state</w:t>
-      </w:r>
-      <w:proofErr w:type="spellEnd"/>
+        <w:t>onDragStart</w:t>
+      </w:r>
+      <w:proofErr w:type="spellEnd"/>
+      <w:r>
+        <w:rPr>
+          <w:rFonts w:ascii="Courier New" w:hAnsi="Courier New" w:cs="Courier New"/>
+          <w:sz w:val="18"/>
+          <w:lang w:val="en-US"/>
+        </w:rPr>
+        <w:t>(</w:t>
+      </w:r>
       <w:proofErr w:type="gramEnd"/>
       <w:r>
         <w:rPr>
@@ -23276,40 +25127,76 @@
           <w:sz w:val="18"/>
           <w:lang w:val="en-US"/>
         </w:rPr>
-        <w:t xml:space="preserve"> !== </w:t>
-      </w:r>
-      <w:proofErr w:type="spellStart"/>
-      <w:r>
-        <w:rPr>
-          <w:rFonts w:ascii="Courier New" w:hAnsi="Courier New" w:cs="Courier New"/>
-          <w:sz w:val="18"/>
-          <w:lang w:val="en-US"/>
-        </w:rPr>
-        <w:t>HubConnectionState.Disconnected</w:t>
-      </w:r>
-      <w:proofErr w:type="spellEnd"/>
-      <w:r>
-        <w:rPr>
-          <w:rFonts w:ascii="Courier New" w:hAnsi="Courier New" w:cs="Courier New"/>
-          <w:sz w:val="18"/>
-          <w:lang w:val="en-US"/>
-        </w:rPr>
-        <w:t>) return</w:t>
-      </w:r>
-    </w:p>
-    <w:p>
-      <w:pPr>
-        <w:rPr>
-          <w:lang w:val="en-US"/>
-        </w:rPr>
-      </w:pPr>
-      <w:r>
-        <w:rPr>
-          <w:rFonts w:ascii="Courier New" w:hAnsi="Courier New" w:cs="Courier New"/>
-          <w:sz w:val="18"/>
-          <w:lang w:val="en-US"/>
-        </w:rPr>
-        <w:t xml:space="preserve">    conn ??= </w:t>
+        <w:t xml:space="preserve">l: </w:t>
+      </w:r>
+      <w:proofErr w:type="spellStart"/>
+      <w:r>
+        <w:rPr>
+          <w:rFonts w:ascii="Courier New" w:hAnsi="Courier New" w:cs="Courier New"/>
+          <w:sz w:val="18"/>
+          <w:lang w:val="en-US"/>
+        </w:rPr>
+        <w:t>LessonDTO</w:t>
+      </w:r>
+      <w:proofErr w:type="spellEnd"/>
+      <w:r>
+        <w:rPr>
+          <w:rFonts w:ascii="Courier New" w:hAnsi="Courier New" w:cs="Courier New"/>
+          <w:sz w:val="18"/>
+          <w:lang w:val="en-US"/>
+        </w:rPr>
+        <w:t xml:space="preserve">, e: </w:t>
+      </w:r>
+      <w:proofErr w:type="spellStart"/>
+      <w:r>
+        <w:rPr>
+          <w:rFonts w:ascii="Courier New" w:hAnsi="Courier New" w:cs="Courier New"/>
+          <w:sz w:val="18"/>
+          <w:lang w:val="en-US"/>
+        </w:rPr>
+        <w:t>DragEvent</w:t>
+      </w:r>
+      <w:proofErr w:type="spellEnd"/>
+      <w:r>
+        <w:rPr>
+          <w:rFonts w:ascii="Courier New" w:hAnsi="Courier New" w:cs="Courier New"/>
+          <w:sz w:val="18"/>
+          <w:lang w:val="en-US"/>
+        </w:rPr>
+        <w:t>) {</w:t>
+      </w:r>
+    </w:p>
+    <w:p>
+      <w:pPr>
+        <w:rPr>
+          <w:lang w:val="en-US"/>
+        </w:rPr>
+      </w:pPr>
+      <w:r>
+        <w:rPr>
+          <w:rFonts w:ascii="Courier New" w:hAnsi="Courier New" w:cs="Courier New"/>
+          <w:sz w:val="18"/>
+          <w:lang w:val="en-US"/>
+        </w:rPr>
+        <w:t xml:space="preserve">  if (</w:t>
+      </w:r>
+      <w:proofErr w:type="spellStart"/>
+      <w:r>
+        <w:rPr>
+          <w:rFonts w:ascii="Courier New" w:hAnsi="Courier New" w:cs="Courier New"/>
+          <w:sz w:val="18"/>
+          <w:lang w:val="en-US"/>
+        </w:rPr>
+        <w:t>readOnly.value</w:t>
+      </w:r>
+      <w:proofErr w:type="spellEnd"/>
+      <w:r>
+        <w:rPr>
+          <w:rFonts w:ascii="Courier New" w:hAnsi="Courier New" w:cs="Courier New"/>
+          <w:sz w:val="18"/>
+          <w:lang w:val="en-US"/>
+        </w:rPr>
+        <w:t xml:space="preserve">) </w:t>
       </w:r>
       <w:proofErr w:type="gramStart"/>
       <w:r>
@@ -23318,7 +25205,16 @@
           <w:sz w:val="18"/>
           <w:lang w:val="en-US"/>
         </w:rPr>
-        <w:t>build(</w:t>
+        <w:t xml:space="preserve">{ </w:t>
+      </w:r>
+      <w:proofErr w:type="spellStart"/>
+      <w:r>
+        <w:rPr>
+          <w:rFonts w:ascii="Courier New" w:hAnsi="Courier New" w:cs="Courier New"/>
+          <w:sz w:val="18"/>
+          <w:lang w:val="en-US"/>
+        </w:rPr>
+        <w:t>e</w:t>
       </w:r>
       <w:proofErr w:type="gramEnd"/>
       <w:r>
@@ -23327,22 +25223,7 @@
           <w:sz w:val="18"/>
           <w:lang w:val="en-US"/>
         </w:rPr>
-        <w:t>)</w:t>
-      </w:r>
-    </w:p>
-    <w:p>
-      <w:pPr>
-        <w:rPr>
-          <w:lang w:val="en-US"/>
-        </w:rPr>
-      </w:pPr>
-      <w:r>
-        <w:rPr>
-          <w:rFonts w:ascii="Courier New" w:hAnsi="Courier New" w:cs="Courier New"/>
-          <w:sz w:val="18"/>
-          <w:lang w:val="en-US"/>
-        </w:rPr>
-        <w:t xml:space="preserve">    try </w:t>
+        <w:t>.</w:t>
       </w:r>
       <w:proofErr w:type="gramStart"/>
       <w:r>
@@ -23351,7 +25232,16 @@
           <w:sz w:val="18"/>
           <w:lang w:val="en-US"/>
         </w:rPr>
-        <w:t>{ await</w:t>
+        <w:t>preventDefault</w:t>
+      </w:r>
+      <w:proofErr w:type="spellEnd"/>
+      <w:r>
+        <w:rPr>
+          <w:rFonts w:ascii="Courier New" w:hAnsi="Courier New" w:cs="Courier New"/>
+          <w:sz w:val="18"/>
+          <w:lang w:val="en-US"/>
+        </w:rPr>
+        <w:t>(</w:t>
       </w:r>
       <w:proofErr w:type="gramEnd"/>
       <w:r>
@@ -23360,75 +25250,200 @@
           <w:sz w:val="18"/>
           <w:lang w:val="en-US"/>
         </w:rPr>
+        <w:t xml:space="preserve">); </w:t>
+      </w:r>
+      <w:proofErr w:type="gramStart"/>
+      <w:r>
+        <w:rPr>
+          <w:rFonts w:ascii="Courier New" w:hAnsi="Courier New" w:cs="Courier New"/>
+          <w:sz w:val="18"/>
+          <w:lang w:val="en-US"/>
+        </w:rPr>
+        <w:t>return }</w:t>
+      </w:r>
+      <w:proofErr w:type="gramEnd"/>
+      <w:r>
+        <w:rPr>
+          <w:rFonts w:ascii="Courier New" w:hAnsi="Courier New" w:cs="Courier New"/>
+          <w:sz w:val="18"/>
+          <w:lang w:val="en-US"/>
+        </w:rPr>
+        <w:t xml:space="preserve">   // </w:t>
+      </w:r>
+      <w:r>
+        <w:rPr>
+          <w:rFonts w:ascii="Courier New" w:hAnsi="Courier New" w:cs="Courier New"/>
+          <w:sz w:val="18"/>
+        </w:rPr>
+        <w:t>во</w:t>
+      </w:r>
+      <w:r>
+        <w:rPr>
+          <w:rFonts w:ascii="Courier New" w:hAnsi="Courier New" w:cs="Courier New"/>
+          <w:sz w:val="18"/>
+          <w:lang w:val="en-US"/>
+        </w:rPr>
         <w:t xml:space="preserve"> </w:t>
       </w:r>
-      <w:proofErr w:type="spellStart"/>
-      <w:r>
-        <w:rPr>
-          <w:rFonts w:ascii="Courier New" w:hAnsi="Courier New" w:cs="Courier New"/>
-          <w:sz w:val="18"/>
-          <w:lang w:val="en-US"/>
-        </w:rPr>
-        <w:t>conn.start</w:t>
-      </w:r>
-      <w:proofErr w:type="spellEnd"/>
-      <w:r>
-        <w:rPr>
-          <w:rFonts w:ascii="Courier New" w:hAnsi="Courier New" w:cs="Courier New"/>
-          <w:sz w:val="18"/>
-          <w:lang w:val="en-US"/>
-        </w:rPr>
-        <w:t xml:space="preserve">(); </w:t>
-      </w:r>
-      <w:proofErr w:type="spellStart"/>
-      <w:r>
-        <w:rPr>
-          <w:rFonts w:ascii="Courier New" w:hAnsi="Courier New" w:cs="Courier New"/>
-          <w:sz w:val="18"/>
-          <w:lang w:val="en-US"/>
-        </w:rPr>
-        <w:t>connected.value</w:t>
-      </w:r>
-      <w:proofErr w:type="spellEnd"/>
-      <w:r>
-        <w:rPr>
-          <w:rFonts w:ascii="Courier New" w:hAnsi="Courier New" w:cs="Courier New"/>
-          <w:sz w:val="18"/>
-          <w:lang w:val="en-US"/>
-        </w:rPr>
-        <w:t xml:space="preserve"> = true }</w:t>
-      </w:r>
-    </w:p>
-    <w:p>
-      <w:r>
-        <w:rPr>
-          <w:rFonts w:ascii="Courier New" w:hAnsi="Courier New" w:cs="Courier New"/>
-          <w:sz w:val="18"/>
-          <w:lang w:val="en-US"/>
-        </w:rPr>
-        <w:t xml:space="preserve">    </w:t>
-      </w:r>
-      <w:proofErr w:type="spellStart"/>
-      <w:r>
-        <w:rPr>
-          <w:rFonts w:ascii="Courier New" w:hAnsi="Courier New" w:cs="Courier New"/>
-          <w:sz w:val="18"/>
-        </w:rPr>
-        <w:t>catch</w:t>
-      </w:r>
-      <w:proofErr w:type="spellEnd"/>
-      <w:r>
-        <w:rPr>
-          <w:rFonts w:ascii="Courier New" w:hAnsi="Courier New" w:cs="Courier New"/>
-          <w:sz w:val="18"/>
+      <w:r>
+        <w:rPr>
+          <w:rFonts w:ascii="Courier New" w:hAnsi="Courier New" w:cs="Courier New"/>
+          <w:sz w:val="18"/>
+        </w:rPr>
+        <w:t>время</w:t>
+      </w:r>
+      <w:r>
+        <w:rPr>
+          <w:rFonts w:ascii="Courier New" w:hAnsi="Courier New" w:cs="Courier New"/>
+          <w:sz w:val="18"/>
+          <w:lang w:val="en-US"/>
         </w:rPr>
         <w:t xml:space="preserve"> </w:t>
       </w:r>
+      <w:r>
+        <w:rPr>
+          <w:rFonts w:ascii="Courier New" w:hAnsi="Courier New" w:cs="Courier New"/>
+          <w:sz w:val="18"/>
+        </w:rPr>
+        <w:t>генерации</w:t>
+      </w:r>
+      <w:r>
+        <w:rPr>
+          <w:rFonts w:ascii="Courier New" w:hAnsi="Courier New" w:cs="Courier New"/>
+          <w:sz w:val="18"/>
+          <w:lang w:val="en-US"/>
+        </w:rPr>
+        <w:t xml:space="preserve"> </w:t>
+      </w:r>
+      <w:r>
+        <w:rPr>
+          <w:rFonts w:ascii="Courier New" w:hAnsi="Courier New" w:cs="Courier New"/>
+          <w:sz w:val="18"/>
+        </w:rPr>
+        <w:t>перетаскивание</w:t>
+      </w:r>
+      <w:r>
+        <w:rPr>
+          <w:rFonts w:ascii="Courier New" w:hAnsi="Courier New" w:cs="Courier New"/>
+          <w:sz w:val="18"/>
+          <w:lang w:val="en-US"/>
+        </w:rPr>
+        <w:t xml:space="preserve"> </w:t>
+      </w:r>
+      <w:r>
+        <w:rPr>
+          <w:rFonts w:ascii="Courier New" w:hAnsi="Courier New" w:cs="Courier New"/>
+          <w:sz w:val="18"/>
+        </w:rPr>
+        <w:t>выключено</w:t>
+      </w:r>
+    </w:p>
+    <w:p>
+      <w:pPr>
+        <w:rPr>
+          <w:lang w:val="en-US"/>
+        </w:rPr>
+      </w:pPr>
+      <w:r>
+        <w:rPr>
+          <w:rFonts w:ascii="Courier New" w:hAnsi="Courier New" w:cs="Courier New"/>
+          <w:sz w:val="18"/>
+          <w:lang w:val="en-US"/>
+        </w:rPr>
+        <w:t xml:space="preserve">  </w:t>
+      </w:r>
+      <w:proofErr w:type="spellStart"/>
+      <w:r>
+        <w:rPr>
+          <w:rFonts w:ascii="Courier New" w:hAnsi="Courier New" w:cs="Courier New"/>
+          <w:sz w:val="18"/>
+          <w:lang w:val="en-US"/>
+        </w:rPr>
+        <w:t>draggingLesson.value</w:t>
+      </w:r>
+      <w:proofErr w:type="spellEnd"/>
+      <w:r>
+        <w:rPr>
+          <w:rFonts w:ascii="Courier New" w:hAnsi="Courier New" w:cs="Courier New"/>
+          <w:sz w:val="18"/>
+          <w:lang w:val="en-US"/>
+        </w:rPr>
+        <w:t xml:space="preserve"> = l</w:t>
+      </w:r>
+    </w:p>
+    <w:p>
+      <w:pPr>
+        <w:rPr>
+          <w:lang w:val="en-US"/>
+        </w:rPr>
+      </w:pPr>
+      <w:r>
+        <w:rPr>
+          <w:rFonts w:ascii="Courier New" w:hAnsi="Courier New" w:cs="Courier New"/>
+          <w:sz w:val="18"/>
+          <w:lang w:val="en-US"/>
+        </w:rPr>
+        <w:t xml:space="preserve">  </w:t>
+      </w:r>
+      <w:proofErr w:type="spellStart"/>
+      <w:r>
+        <w:rPr>
+          <w:rFonts w:ascii="Courier New" w:hAnsi="Courier New" w:cs="Courier New"/>
+          <w:sz w:val="18"/>
+          <w:lang w:val="en-US"/>
+        </w:rPr>
+        <w:t>selectedLesson.value</w:t>
+      </w:r>
+      <w:proofErr w:type="spellEnd"/>
+      <w:r>
+        <w:rPr>
+          <w:rFonts w:ascii="Courier New" w:hAnsi="Courier New" w:cs="Courier New"/>
+          <w:sz w:val="18"/>
+          <w:lang w:val="en-US"/>
+        </w:rPr>
+        <w:t xml:space="preserve"> = null</w:t>
+      </w:r>
+    </w:p>
+    <w:p>
+      <w:pPr>
+        <w:rPr>
+          <w:lang w:val="en-US"/>
+        </w:rPr>
+      </w:pPr>
+      <w:r>
+        <w:rPr>
+          <w:rFonts w:ascii="Courier New" w:hAnsi="Courier New" w:cs="Courier New"/>
+          <w:sz w:val="18"/>
+          <w:lang w:val="en-US"/>
+        </w:rPr>
+        <w:t xml:space="preserve">  if (</w:t>
+      </w:r>
+      <w:proofErr w:type="spellStart"/>
       <w:proofErr w:type="gramStart"/>
       <w:r>
         <w:rPr>
           <w:rFonts w:ascii="Courier New" w:hAnsi="Courier New" w:cs="Courier New"/>
           <w:sz w:val="18"/>
+          <w:lang w:val="en-US"/>
+        </w:rPr>
+        <w:t>e.dataTransfer</w:t>
+      </w:r>
+      <w:proofErr w:type="spellEnd"/>
+      <w:proofErr w:type="gramEnd"/>
+      <w:r>
+        <w:rPr>
+          <w:rFonts w:ascii="Courier New" w:hAnsi="Courier New" w:cs="Courier New"/>
+          <w:sz w:val="18"/>
+          <w:lang w:val="en-US"/>
+        </w:rPr>
+        <w:t xml:space="preserve">) </w:t>
+      </w:r>
+      <w:proofErr w:type="gramStart"/>
+      <w:r>
+        <w:rPr>
+          <w:rFonts w:ascii="Courier New" w:hAnsi="Courier New" w:cs="Courier New"/>
+          <w:sz w:val="18"/>
+          <w:lang w:val="en-US"/>
         </w:rPr>
         <w:t xml:space="preserve">{ </w:t>
       </w:r>
@@ -23437,93 +25452,177 @@
         <w:rPr>
           <w:rFonts w:ascii="Courier New" w:hAnsi="Courier New" w:cs="Courier New"/>
           <w:sz w:val="18"/>
-        </w:rPr>
-        <w:t>connected</w:t>
+          <w:lang w:val="en-US"/>
+        </w:rPr>
+        <w:t>e</w:t>
       </w:r>
       <w:proofErr w:type="gramEnd"/>
       <w:r>
         <w:rPr>
           <w:rFonts w:ascii="Courier New" w:hAnsi="Courier New" w:cs="Courier New"/>
           <w:sz w:val="18"/>
-        </w:rPr>
-        <w:t>.value</w:t>
-      </w:r>
-      <w:proofErr w:type="spellEnd"/>
-      <w:r>
-        <w:rPr>
-          <w:rFonts w:ascii="Courier New" w:hAnsi="Courier New" w:cs="Courier New"/>
-          <w:sz w:val="18"/>
+          <w:lang w:val="en-US"/>
+        </w:rPr>
+        <w:t>.dataTransfer.effectAllowed</w:t>
+      </w:r>
+      <w:proofErr w:type="spellEnd"/>
+      <w:r>
+        <w:rPr>
+          <w:rFonts w:ascii="Courier New" w:hAnsi="Courier New" w:cs="Courier New"/>
+          <w:sz w:val="18"/>
+          <w:lang w:val="en-US"/>
+        </w:rPr>
+        <w:t xml:space="preserve"> = 'move'; </w:t>
+      </w:r>
+      <w:proofErr w:type="spellStart"/>
+      <w:proofErr w:type="gramStart"/>
+      <w:r>
+        <w:rPr>
+          <w:rFonts w:ascii="Courier New" w:hAnsi="Courier New" w:cs="Courier New"/>
+          <w:sz w:val="18"/>
+          <w:lang w:val="en-US"/>
+        </w:rPr>
+        <w:t>e.dataTransfer.setData</w:t>
+      </w:r>
+      <w:proofErr w:type="spellEnd"/>
+      <w:proofErr w:type="gramEnd"/>
+      <w:r>
+        <w:rPr>
+          <w:rFonts w:ascii="Courier New" w:hAnsi="Courier New" w:cs="Courier New"/>
+          <w:sz w:val="18"/>
+          <w:lang w:val="en-US"/>
+        </w:rPr>
+        <w:t>('text/plain', l.id</w:t>
+      </w:r>
+      <w:proofErr w:type="gramStart"/>
+      <w:r>
+        <w:rPr>
+          <w:rFonts w:ascii="Courier New" w:hAnsi="Courier New" w:cs="Courier New"/>
+          <w:sz w:val="18"/>
+          <w:lang w:val="en-US"/>
+        </w:rPr>
+        <w:t>) }</w:t>
+      </w:r>
+      <w:proofErr w:type="gramEnd"/>
+    </w:p>
+    <w:p>
+      <w:pPr>
+        <w:rPr>
+          <w:lang w:val="en-US"/>
+        </w:rPr>
+      </w:pPr>
+      <w:r>
+        <w:rPr>
+          <w:rFonts w:ascii="Courier New" w:hAnsi="Courier New" w:cs="Courier New"/>
+          <w:sz w:val="18"/>
+          <w:lang w:val="en-US"/>
+        </w:rPr>
+        <w:t>}</w:t>
+      </w:r>
+    </w:p>
+    <w:p>
+      <w:pPr>
+        <w:rPr>
+          <w:lang w:val="en-US"/>
+        </w:rPr>
+      </w:pPr>
+      <w:r>
+        <w:rPr>
+          <w:rFonts w:ascii="Courier New" w:hAnsi="Courier New" w:cs="Courier New"/>
+          <w:sz w:val="18"/>
+          <w:lang w:val="en-US"/>
+        </w:rPr>
+        <w:t xml:space="preserve"> </w:t>
+      </w:r>
+    </w:p>
+    <w:p>
+      <w:pPr>
+        <w:rPr>
+          <w:lang w:val="en-US"/>
+        </w:rPr>
+      </w:pPr>
+      <w:r>
+        <w:rPr>
+          <w:rFonts w:ascii="Courier New" w:hAnsi="Courier New" w:cs="Courier New"/>
+          <w:sz w:val="18"/>
+          <w:lang w:val="en-US"/>
+        </w:rPr>
+        <w:t xml:space="preserve">function </w:t>
+      </w:r>
+      <w:proofErr w:type="spellStart"/>
+      <w:proofErr w:type="gramStart"/>
+      <w:r>
+        <w:rPr>
+          <w:rFonts w:ascii="Courier New" w:hAnsi="Courier New" w:cs="Courier New"/>
+          <w:sz w:val="18"/>
+          <w:lang w:val="en-US"/>
+        </w:rPr>
+        <w:t>onDragEnd</w:t>
+      </w:r>
+      <w:proofErr w:type="spellEnd"/>
+      <w:r>
+        <w:rPr>
+          <w:rFonts w:ascii="Courier New" w:hAnsi="Courier New" w:cs="Courier New"/>
+          <w:sz w:val="18"/>
+          <w:lang w:val="en-US"/>
+        </w:rPr>
+        <w:t>(</w:t>
+      </w:r>
+      <w:proofErr w:type="gramEnd"/>
+      <w:r>
+        <w:rPr>
+          <w:rFonts w:ascii="Courier New" w:hAnsi="Courier New" w:cs="Courier New"/>
+          <w:sz w:val="18"/>
+          <w:lang w:val="en-US"/>
+        </w:rPr>
+        <w:t xml:space="preserve">) </w:t>
+      </w:r>
+      <w:proofErr w:type="gramStart"/>
+      <w:r>
+        <w:rPr>
+          <w:rFonts w:ascii="Courier New" w:hAnsi="Courier New" w:cs="Courier New"/>
+          <w:sz w:val="18"/>
+          <w:lang w:val="en-US"/>
+        </w:rPr>
+        <w:t xml:space="preserve">{ </w:t>
+      </w:r>
+      <w:proofErr w:type="spellStart"/>
+      <w:r>
+        <w:rPr>
+          <w:rFonts w:ascii="Courier New" w:hAnsi="Courier New" w:cs="Courier New"/>
+          <w:sz w:val="18"/>
+          <w:lang w:val="en-US"/>
+        </w:rPr>
+        <w:t>draggingLesson.value</w:t>
+      </w:r>
+      <w:proofErr w:type="spellEnd"/>
+      <w:proofErr w:type="gramEnd"/>
+      <w:r>
+        <w:rPr>
+          <w:rFonts w:ascii="Courier New" w:hAnsi="Courier New" w:cs="Courier New"/>
+          <w:sz w:val="18"/>
+          <w:lang w:val="en-US"/>
+        </w:rPr>
+        <w:t xml:space="preserve"> = null; </w:t>
+      </w:r>
+      <w:proofErr w:type="spellStart"/>
+      <w:r>
+        <w:rPr>
+          <w:rFonts w:ascii="Courier New" w:hAnsi="Courier New" w:cs="Courier New"/>
+          <w:sz w:val="18"/>
+          <w:lang w:val="en-US"/>
+        </w:rPr>
+        <w:t>dragOverKey.value</w:t>
+      </w:r>
+      <w:proofErr w:type="spellEnd"/>
+      <w:r>
+        <w:rPr>
+          <w:rFonts w:ascii="Courier New" w:hAnsi="Courier New" w:cs="Courier New"/>
+          <w:sz w:val="18"/>
+          <w:lang w:val="en-US"/>
         </w:rPr>
         <w:t xml:space="preserve"> = </w:t>
       </w:r>
-      <w:proofErr w:type="spellStart"/>
-      <w:r>
-        <w:rPr>
-          <w:rFonts w:ascii="Courier New" w:hAnsi="Courier New" w:cs="Courier New"/>
-          <w:sz w:val="18"/>
-        </w:rPr>
-        <w:t>false</w:t>
-      </w:r>
-      <w:proofErr w:type="spellEnd"/>
-      <w:r>
-        <w:rPr>
-          <w:rFonts w:ascii="Courier New" w:hAnsi="Courier New" w:cs="Courier New"/>
-          <w:sz w:val="18"/>
-        </w:rPr>
-        <w:t xml:space="preserve"> }   // сбой не мешает работе: источник истины — REST</w:t>
-      </w:r>
-    </w:p>
-    <w:p>
-      <w:pPr>
-        <w:rPr>
-          <w:lang w:val="en-US"/>
-        </w:rPr>
-      </w:pPr>
-      <w:r>
-        <w:rPr>
-          <w:rFonts w:ascii="Courier New" w:hAnsi="Courier New" w:cs="Courier New"/>
-          <w:sz w:val="18"/>
-        </w:rPr>
-        <w:t xml:space="preserve">  </w:t>
-      </w:r>
-      <w:r>
-        <w:rPr>
-          <w:rFonts w:ascii="Courier New" w:hAnsi="Courier New" w:cs="Courier New"/>
-          <w:sz w:val="18"/>
-          <w:lang w:val="en-US"/>
-        </w:rPr>
-        <w:t>}</w:t>
-      </w:r>
-    </w:p>
-    <w:p>
-      <w:pPr>
-        <w:rPr>
-          <w:lang w:val="en-US"/>
-        </w:rPr>
-      </w:pPr>
-      <w:r>
-        <w:rPr>
-          <w:rFonts w:ascii="Courier New" w:hAnsi="Courier New" w:cs="Courier New"/>
-          <w:sz w:val="18"/>
-          <w:lang w:val="en-US"/>
-        </w:rPr>
-        <w:t xml:space="preserve"> </w:t>
-      </w:r>
-    </w:p>
-    <w:p>
-      <w:pPr>
-        <w:rPr>
-          <w:lang w:val="en-US"/>
-        </w:rPr>
-      </w:pPr>
-      <w:r>
-        <w:rPr>
-          <w:rFonts w:ascii="Courier New" w:hAnsi="Courier New" w:cs="Courier New"/>
-          <w:sz w:val="18"/>
-          <w:lang w:val="en-US"/>
-        </w:rPr>
-        <w:t xml:space="preserve">  async function </w:t>
-      </w:r>
       <w:proofErr w:type="gramStart"/>
       <w:r>
         <w:rPr>
@@ -23531,842 +25630,9 @@
           <w:sz w:val="18"/>
           <w:lang w:val="en-US"/>
         </w:rPr>
-        <w:t>disconnect(</w:t>
+        <w:t>null }</w:t>
       </w:r>
       <w:proofErr w:type="gramEnd"/>
-      <w:r>
-        <w:rPr>
-          <w:rFonts w:ascii="Courier New" w:hAnsi="Courier New" w:cs="Courier New"/>
-          <w:sz w:val="18"/>
-          <w:lang w:val="en-US"/>
-        </w:rPr>
-        <w:t>): Promise&lt;void&gt; {</w:t>
-      </w:r>
-    </w:p>
-    <w:p>
-      <w:pPr>
-        <w:rPr>
-          <w:lang w:val="en-US"/>
-        </w:rPr>
-      </w:pPr>
-      <w:r>
-        <w:rPr>
-          <w:rFonts w:ascii="Courier New" w:hAnsi="Courier New" w:cs="Courier New"/>
-          <w:sz w:val="18"/>
-          <w:lang w:val="en-US"/>
-        </w:rPr>
-        <w:t xml:space="preserve">    if </w:t>
-      </w:r>
-      <w:proofErr w:type="gramStart"/>
-      <w:r>
-        <w:rPr>
-          <w:rFonts w:ascii="Courier New" w:hAnsi="Courier New" w:cs="Courier New"/>
-          <w:sz w:val="18"/>
-          <w:lang w:val="en-US"/>
-        </w:rPr>
-        <w:t>(!conn</w:t>
-      </w:r>
-      <w:proofErr w:type="gramEnd"/>
-      <w:r>
-        <w:rPr>
-          <w:rFonts w:ascii="Courier New" w:hAnsi="Courier New" w:cs="Courier New"/>
-          <w:sz w:val="18"/>
-          <w:lang w:val="en-US"/>
-        </w:rPr>
-        <w:t>) return</w:t>
-      </w:r>
-    </w:p>
-    <w:p>
-      <w:pPr>
-        <w:rPr>
-          <w:lang w:val="en-US"/>
-        </w:rPr>
-      </w:pPr>
-      <w:r>
-        <w:rPr>
-          <w:rFonts w:ascii="Courier New" w:hAnsi="Courier New" w:cs="Courier New"/>
-          <w:sz w:val="18"/>
-          <w:lang w:val="en-US"/>
-        </w:rPr>
-        <w:t xml:space="preserve">    try </w:t>
-      </w:r>
-      <w:proofErr w:type="gramStart"/>
-      <w:r>
-        <w:rPr>
-          <w:rFonts w:ascii="Courier New" w:hAnsi="Courier New" w:cs="Courier New"/>
-          <w:sz w:val="18"/>
-          <w:lang w:val="en-US"/>
-        </w:rPr>
-        <w:t>{ await</w:t>
-      </w:r>
-      <w:proofErr w:type="gramEnd"/>
-      <w:r>
-        <w:rPr>
-          <w:rFonts w:ascii="Courier New" w:hAnsi="Courier New" w:cs="Courier New"/>
-          <w:sz w:val="18"/>
-          <w:lang w:val="en-US"/>
-        </w:rPr>
-        <w:t xml:space="preserve"> </w:t>
-      </w:r>
-      <w:proofErr w:type="spellStart"/>
-      <w:r>
-        <w:rPr>
-          <w:rFonts w:ascii="Courier New" w:hAnsi="Courier New" w:cs="Courier New"/>
-          <w:sz w:val="18"/>
-          <w:lang w:val="en-US"/>
-        </w:rPr>
-        <w:t>conn.stop</w:t>
-      </w:r>
-      <w:proofErr w:type="spellEnd"/>
-      <w:r>
-        <w:rPr>
-          <w:rFonts w:ascii="Courier New" w:hAnsi="Courier New" w:cs="Courier New"/>
-          <w:sz w:val="18"/>
-          <w:lang w:val="en-US"/>
-        </w:rPr>
-        <w:t xml:space="preserve">() } catch { /* </w:t>
-      </w:r>
-      <w:r>
-        <w:rPr>
-          <w:rFonts w:ascii="Courier New" w:hAnsi="Courier New" w:cs="Courier New"/>
-          <w:sz w:val="18"/>
-        </w:rPr>
-        <w:t>игнорируем</w:t>
-      </w:r>
-      <w:r>
-        <w:rPr>
-          <w:rFonts w:ascii="Courier New" w:hAnsi="Courier New" w:cs="Courier New"/>
-          <w:sz w:val="18"/>
-          <w:lang w:val="en-US"/>
-        </w:rPr>
-        <w:t xml:space="preserve"> */ }</w:t>
-      </w:r>
-    </w:p>
-    <w:p>
-      <w:pPr>
-        <w:rPr>
-          <w:lang w:val="en-US"/>
-        </w:rPr>
-      </w:pPr>
-      <w:r>
-        <w:rPr>
-          <w:rFonts w:ascii="Courier New" w:hAnsi="Courier New" w:cs="Courier New"/>
-          <w:sz w:val="18"/>
-          <w:lang w:val="en-US"/>
-        </w:rPr>
-        <w:t xml:space="preserve">    conn = null; </w:t>
-      </w:r>
-      <w:proofErr w:type="spellStart"/>
-      <w:r>
-        <w:rPr>
-          <w:rFonts w:ascii="Courier New" w:hAnsi="Courier New" w:cs="Courier New"/>
-          <w:sz w:val="18"/>
-          <w:lang w:val="en-US"/>
-        </w:rPr>
-        <w:t>connected.value</w:t>
-      </w:r>
-      <w:proofErr w:type="spellEnd"/>
-      <w:r>
-        <w:rPr>
-          <w:rFonts w:ascii="Courier New" w:hAnsi="Courier New" w:cs="Courier New"/>
-          <w:sz w:val="18"/>
-          <w:lang w:val="en-US"/>
-        </w:rPr>
-        <w:t xml:space="preserve"> = false</w:t>
-      </w:r>
-    </w:p>
-    <w:p>
-      <w:pPr>
-        <w:rPr>
-          <w:lang w:val="en-US"/>
-        </w:rPr>
-      </w:pPr>
-      <w:r>
-        <w:rPr>
-          <w:rFonts w:ascii="Courier New" w:hAnsi="Courier New" w:cs="Courier New"/>
-          <w:sz w:val="18"/>
-          <w:lang w:val="en-US"/>
-        </w:rPr>
-        <w:t xml:space="preserve">  }</w:t>
-      </w:r>
-    </w:p>
-    <w:p>
-      <w:pPr>
-        <w:rPr>
-          <w:lang w:val="en-US"/>
-        </w:rPr>
-      </w:pPr>
-      <w:r>
-        <w:rPr>
-          <w:rFonts w:ascii="Courier New" w:hAnsi="Courier New" w:cs="Courier New"/>
-          <w:sz w:val="18"/>
-          <w:lang w:val="en-US"/>
-        </w:rPr>
-        <w:t xml:space="preserve"> </w:t>
-      </w:r>
-    </w:p>
-    <w:p>
-      <w:pPr>
-        <w:rPr>
-          <w:lang w:val="en-US"/>
-        </w:rPr>
-      </w:pPr>
-      <w:r>
-        <w:rPr>
-          <w:rFonts w:ascii="Courier New" w:hAnsi="Courier New" w:cs="Courier New"/>
-          <w:sz w:val="18"/>
-          <w:lang w:val="en-US"/>
-        </w:rPr>
-        <w:t xml:space="preserve">  return </w:t>
-      </w:r>
-      <w:proofErr w:type="gramStart"/>
-      <w:r>
-        <w:rPr>
-          <w:rFonts w:ascii="Courier New" w:hAnsi="Courier New" w:cs="Courier New"/>
-          <w:sz w:val="18"/>
-          <w:lang w:val="en-US"/>
-        </w:rPr>
-        <w:t>{ connected</w:t>
-      </w:r>
-      <w:proofErr w:type="gramEnd"/>
-      <w:r>
-        <w:rPr>
-          <w:rFonts w:ascii="Courier New" w:hAnsi="Courier New" w:cs="Courier New"/>
-          <w:sz w:val="18"/>
-          <w:lang w:val="en-US"/>
-        </w:rPr>
-        <w:t xml:space="preserve">, </w:t>
-      </w:r>
-      <w:proofErr w:type="spellStart"/>
-      <w:r>
-        <w:rPr>
-          <w:rFonts w:ascii="Courier New" w:hAnsi="Courier New" w:cs="Courier New"/>
-          <w:sz w:val="18"/>
-          <w:lang w:val="en-US"/>
-        </w:rPr>
-        <w:t>scheduleTick</w:t>
-      </w:r>
-      <w:proofErr w:type="spellEnd"/>
-      <w:r>
-        <w:rPr>
-          <w:rFonts w:ascii="Courier New" w:hAnsi="Courier New" w:cs="Courier New"/>
-          <w:sz w:val="18"/>
-          <w:lang w:val="en-US"/>
-        </w:rPr>
-        <w:t xml:space="preserve">, </w:t>
-      </w:r>
-      <w:proofErr w:type="spellStart"/>
-      <w:r>
-        <w:rPr>
-          <w:rFonts w:ascii="Courier New" w:hAnsi="Courier New" w:cs="Courier New"/>
-          <w:sz w:val="18"/>
-          <w:lang w:val="en-US"/>
-        </w:rPr>
-        <w:t>workloadTick</w:t>
-      </w:r>
-      <w:proofErr w:type="spellEnd"/>
-      <w:r>
-        <w:rPr>
-          <w:rFonts w:ascii="Courier New" w:hAnsi="Courier New" w:cs="Courier New"/>
-          <w:sz w:val="18"/>
-          <w:lang w:val="en-US"/>
-        </w:rPr>
-        <w:t>, connect, disconnect }</w:t>
-      </w:r>
-    </w:p>
-    <w:p>
-      <w:r>
-        <w:rPr>
-          <w:rFonts w:ascii="Courier New" w:hAnsi="Courier New" w:cs="Courier New"/>
-          <w:sz w:val="18"/>
-        </w:rPr>
-        <w:t>})</w:t>
-      </w:r>
-    </w:p>
-    <w:p>
-      <w:pPr>
-        <w:spacing w:before="120" w:line="360" w:lineRule="auto"/>
-      </w:pPr>
-      <w:r>
-        <w:rPr>
-          <w:sz w:val="28"/>
-        </w:rPr>
-        <w:t xml:space="preserve">Листинг А.2 — Обработчики перетаскивания занятий по сетке (фрагмент </w:t>
-      </w:r>
-      <w:proofErr w:type="spellStart"/>
-      <w:r>
-        <w:rPr>
-          <w:sz w:val="28"/>
-        </w:rPr>
-        <w:t>ScheduleTab.vue</w:t>
-      </w:r>
-      <w:proofErr w:type="spellEnd"/>
-      <w:r>
-        <w:rPr>
-          <w:sz w:val="28"/>
-        </w:rPr>
-        <w:t>)</w:t>
-      </w:r>
-    </w:p>
-    <w:p>
-      <w:pPr>
-        <w:rPr>
-          <w:lang w:val="en-US"/>
-        </w:rPr>
-      </w:pPr>
-      <w:r>
-        <w:rPr>
-          <w:rFonts w:ascii="Courier New" w:hAnsi="Courier New" w:cs="Courier New"/>
-          <w:sz w:val="18"/>
-          <w:lang w:val="en-US"/>
-        </w:rPr>
-        <w:t xml:space="preserve">const </w:t>
-      </w:r>
-      <w:proofErr w:type="spellStart"/>
-      <w:r>
-        <w:rPr>
-          <w:rFonts w:ascii="Courier New" w:hAnsi="Courier New" w:cs="Courier New"/>
-          <w:sz w:val="18"/>
-          <w:lang w:val="en-US"/>
-        </w:rPr>
-        <w:t>draggingLesson</w:t>
-      </w:r>
-      <w:proofErr w:type="spellEnd"/>
-      <w:r>
-        <w:rPr>
-          <w:rFonts w:ascii="Courier New" w:hAnsi="Courier New" w:cs="Courier New"/>
-          <w:sz w:val="18"/>
-          <w:lang w:val="en-US"/>
-        </w:rPr>
-        <w:t xml:space="preserve"> = ref&lt;</w:t>
-      </w:r>
-      <w:proofErr w:type="spellStart"/>
-      <w:r>
-        <w:rPr>
-          <w:rFonts w:ascii="Courier New" w:hAnsi="Courier New" w:cs="Courier New"/>
-          <w:sz w:val="18"/>
-          <w:lang w:val="en-US"/>
-        </w:rPr>
-        <w:t>LessonDTO</w:t>
-      </w:r>
-      <w:proofErr w:type="spellEnd"/>
-      <w:r>
-        <w:rPr>
-          <w:rFonts w:ascii="Courier New" w:hAnsi="Courier New" w:cs="Courier New"/>
-          <w:sz w:val="18"/>
-          <w:lang w:val="en-US"/>
-        </w:rPr>
-        <w:t xml:space="preserve"> | null&gt;(null)</w:t>
-      </w:r>
-    </w:p>
-    <w:p>
-      <w:pPr>
-        <w:rPr>
-          <w:lang w:val="en-US"/>
-        </w:rPr>
-      </w:pPr>
-      <w:r>
-        <w:rPr>
-          <w:rFonts w:ascii="Courier New" w:hAnsi="Courier New" w:cs="Courier New"/>
-          <w:sz w:val="18"/>
-          <w:lang w:val="en-US"/>
-        </w:rPr>
-        <w:t xml:space="preserve">const </w:t>
-      </w:r>
-      <w:proofErr w:type="spellStart"/>
-      <w:r>
-        <w:rPr>
-          <w:rFonts w:ascii="Courier New" w:hAnsi="Courier New" w:cs="Courier New"/>
-          <w:sz w:val="18"/>
-          <w:lang w:val="en-US"/>
-        </w:rPr>
-        <w:t>dragOverKey</w:t>
-      </w:r>
-      <w:proofErr w:type="spellEnd"/>
-      <w:r>
-        <w:rPr>
-          <w:rFonts w:ascii="Courier New" w:hAnsi="Courier New" w:cs="Courier New"/>
-          <w:sz w:val="18"/>
-          <w:lang w:val="en-US"/>
-        </w:rPr>
-        <w:t xml:space="preserve"> = ref&lt;string | null&gt;(null)</w:t>
-      </w:r>
-    </w:p>
-    <w:p>
-      <w:pPr>
-        <w:rPr>
-          <w:lang w:val="en-US"/>
-        </w:rPr>
-      </w:pPr>
-      <w:r>
-        <w:rPr>
-          <w:rFonts w:ascii="Courier New" w:hAnsi="Courier New" w:cs="Courier New"/>
-          <w:sz w:val="18"/>
-          <w:lang w:val="en-US"/>
-        </w:rPr>
-        <w:t xml:space="preserve"> </w:t>
-      </w:r>
-    </w:p>
-    <w:p>
-      <w:pPr>
-        <w:rPr>
-          <w:lang w:val="en-US"/>
-        </w:rPr>
-      </w:pPr>
-      <w:r>
-        <w:rPr>
-          <w:rFonts w:ascii="Courier New" w:hAnsi="Courier New" w:cs="Courier New"/>
-          <w:sz w:val="18"/>
-          <w:lang w:val="en-US"/>
-        </w:rPr>
-        <w:t xml:space="preserve">function </w:t>
-      </w:r>
-      <w:proofErr w:type="spellStart"/>
-      <w:proofErr w:type="gramStart"/>
-      <w:r>
-        <w:rPr>
-          <w:rFonts w:ascii="Courier New" w:hAnsi="Courier New" w:cs="Courier New"/>
-          <w:sz w:val="18"/>
-          <w:lang w:val="en-US"/>
-        </w:rPr>
-        <w:t>onDragStart</w:t>
-      </w:r>
-      <w:proofErr w:type="spellEnd"/>
-      <w:r>
-        <w:rPr>
-          <w:rFonts w:ascii="Courier New" w:hAnsi="Courier New" w:cs="Courier New"/>
-          <w:sz w:val="18"/>
-          <w:lang w:val="en-US"/>
-        </w:rPr>
-        <w:t>(</w:t>
-      </w:r>
-      <w:proofErr w:type="gramEnd"/>
-      <w:r>
-        <w:rPr>
-          <w:rFonts w:ascii="Courier New" w:hAnsi="Courier New" w:cs="Courier New"/>
-          <w:sz w:val="18"/>
-          <w:lang w:val="en-US"/>
-        </w:rPr>
-        <w:t xml:space="preserve">l: </w:t>
-      </w:r>
-      <w:proofErr w:type="spellStart"/>
-      <w:r>
-        <w:rPr>
-          <w:rFonts w:ascii="Courier New" w:hAnsi="Courier New" w:cs="Courier New"/>
-          <w:sz w:val="18"/>
-          <w:lang w:val="en-US"/>
-        </w:rPr>
-        <w:t>LessonDTO</w:t>
-      </w:r>
-      <w:proofErr w:type="spellEnd"/>
-      <w:r>
-        <w:rPr>
-          <w:rFonts w:ascii="Courier New" w:hAnsi="Courier New" w:cs="Courier New"/>
-          <w:sz w:val="18"/>
-          <w:lang w:val="en-US"/>
-        </w:rPr>
-        <w:t xml:space="preserve">, e: </w:t>
-      </w:r>
-      <w:proofErr w:type="spellStart"/>
-      <w:r>
-        <w:rPr>
-          <w:rFonts w:ascii="Courier New" w:hAnsi="Courier New" w:cs="Courier New"/>
-          <w:sz w:val="18"/>
-          <w:lang w:val="en-US"/>
-        </w:rPr>
-        <w:t>DragEvent</w:t>
-      </w:r>
-      <w:proofErr w:type="spellEnd"/>
-      <w:r>
-        <w:rPr>
-          <w:rFonts w:ascii="Courier New" w:hAnsi="Courier New" w:cs="Courier New"/>
-          <w:sz w:val="18"/>
-          <w:lang w:val="en-US"/>
-        </w:rPr>
-        <w:t>) {</w:t>
-      </w:r>
-    </w:p>
-    <w:p>
-      <w:pPr>
-        <w:rPr>
-          <w:lang w:val="en-US"/>
-        </w:rPr>
-      </w:pPr>
-      <w:r>
-        <w:rPr>
-          <w:rFonts w:ascii="Courier New" w:hAnsi="Courier New" w:cs="Courier New"/>
-          <w:sz w:val="18"/>
-          <w:lang w:val="en-US"/>
-        </w:rPr>
-        <w:t xml:space="preserve">  if (</w:t>
-      </w:r>
-      <w:proofErr w:type="spellStart"/>
-      <w:r>
-        <w:rPr>
-          <w:rFonts w:ascii="Courier New" w:hAnsi="Courier New" w:cs="Courier New"/>
-          <w:sz w:val="18"/>
-          <w:lang w:val="en-US"/>
-        </w:rPr>
-        <w:t>readOnly.value</w:t>
-      </w:r>
-      <w:proofErr w:type="spellEnd"/>
-      <w:r>
-        <w:rPr>
-          <w:rFonts w:ascii="Courier New" w:hAnsi="Courier New" w:cs="Courier New"/>
-          <w:sz w:val="18"/>
-          <w:lang w:val="en-US"/>
-        </w:rPr>
-        <w:t xml:space="preserve">) </w:t>
-      </w:r>
-      <w:proofErr w:type="gramStart"/>
-      <w:r>
-        <w:rPr>
-          <w:rFonts w:ascii="Courier New" w:hAnsi="Courier New" w:cs="Courier New"/>
-          <w:sz w:val="18"/>
-          <w:lang w:val="en-US"/>
-        </w:rPr>
-        <w:t xml:space="preserve">{ </w:t>
-      </w:r>
-      <w:proofErr w:type="spellStart"/>
-      <w:r>
-        <w:rPr>
-          <w:rFonts w:ascii="Courier New" w:hAnsi="Courier New" w:cs="Courier New"/>
-          <w:sz w:val="18"/>
-          <w:lang w:val="en-US"/>
-        </w:rPr>
-        <w:t>e</w:t>
-      </w:r>
-      <w:proofErr w:type="gramEnd"/>
-      <w:r>
-        <w:rPr>
-          <w:rFonts w:ascii="Courier New" w:hAnsi="Courier New" w:cs="Courier New"/>
-          <w:sz w:val="18"/>
-          <w:lang w:val="en-US"/>
-        </w:rPr>
-        <w:t>.preventDefault</w:t>
-      </w:r>
-      <w:proofErr w:type="spellEnd"/>
-      <w:r>
-        <w:rPr>
-          <w:rFonts w:ascii="Courier New" w:hAnsi="Courier New" w:cs="Courier New"/>
-          <w:sz w:val="18"/>
-          <w:lang w:val="en-US"/>
-        </w:rPr>
-        <w:t xml:space="preserve">(); return }   // </w:t>
-      </w:r>
-      <w:r>
-        <w:rPr>
-          <w:rFonts w:ascii="Courier New" w:hAnsi="Courier New" w:cs="Courier New"/>
-          <w:sz w:val="18"/>
-        </w:rPr>
-        <w:t>во</w:t>
-      </w:r>
-      <w:r>
-        <w:rPr>
-          <w:rFonts w:ascii="Courier New" w:hAnsi="Courier New" w:cs="Courier New"/>
-          <w:sz w:val="18"/>
-          <w:lang w:val="en-US"/>
-        </w:rPr>
-        <w:t xml:space="preserve"> </w:t>
-      </w:r>
-      <w:r>
-        <w:rPr>
-          <w:rFonts w:ascii="Courier New" w:hAnsi="Courier New" w:cs="Courier New"/>
-          <w:sz w:val="18"/>
-        </w:rPr>
-        <w:t>время</w:t>
-      </w:r>
-      <w:r>
-        <w:rPr>
-          <w:rFonts w:ascii="Courier New" w:hAnsi="Courier New" w:cs="Courier New"/>
-          <w:sz w:val="18"/>
-          <w:lang w:val="en-US"/>
-        </w:rPr>
-        <w:t xml:space="preserve"> </w:t>
-      </w:r>
-      <w:r>
-        <w:rPr>
-          <w:rFonts w:ascii="Courier New" w:hAnsi="Courier New" w:cs="Courier New"/>
-          <w:sz w:val="18"/>
-        </w:rPr>
-        <w:t>генерации</w:t>
-      </w:r>
-      <w:r>
-        <w:rPr>
-          <w:rFonts w:ascii="Courier New" w:hAnsi="Courier New" w:cs="Courier New"/>
-          <w:sz w:val="18"/>
-          <w:lang w:val="en-US"/>
-        </w:rPr>
-        <w:t xml:space="preserve"> </w:t>
-      </w:r>
-      <w:r>
-        <w:rPr>
-          <w:rFonts w:ascii="Courier New" w:hAnsi="Courier New" w:cs="Courier New"/>
-          <w:sz w:val="18"/>
-        </w:rPr>
-        <w:t>перетаскивание</w:t>
-      </w:r>
-      <w:r>
-        <w:rPr>
-          <w:rFonts w:ascii="Courier New" w:hAnsi="Courier New" w:cs="Courier New"/>
-          <w:sz w:val="18"/>
-          <w:lang w:val="en-US"/>
-        </w:rPr>
-        <w:t xml:space="preserve"> </w:t>
-      </w:r>
-      <w:r>
-        <w:rPr>
-          <w:rFonts w:ascii="Courier New" w:hAnsi="Courier New" w:cs="Courier New"/>
-          <w:sz w:val="18"/>
-        </w:rPr>
-        <w:t>выключено</w:t>
-      </w:r>
-    </w:p>
-    <w:p>
-      <w:pPr>
-        <w:rPr>
-          <w:lang w:val="en-US"/>
-        </w:rPr>
-      </w:pPr>
-      <w:r>
-        <w:rPr>
-          <w:rFonts w:ascii="Courier New" w:hAnsi="Courier New" w:cs="Courier New"/>
-          <w:sz w:val="18"/>
-          <w:lang w:val="en-US"/>
-        </w:rPr>
-        <w:t xml:space="preserve">  </w:t>
-      </w:r>
-      <w:proofErr w:type="spellStart"/>
-      <w:r>
-        <w:rPr>
-          <w:rFonts w:ascii="Courier New" w:hAnsi="Courier New" w:cs="Courier New"/>
-          <w:sz w:val="18"/>
-          <w:lang w:val="en-US"/>
-        </w:rPr>
-        <w:t>draggingLesson.value</w:t>
-      </w:r>
-      <w:proofErr w:type="spellEnd"/>
-      <w:r>
-        <w:rPr>
-          <w:rFonts w:ascii="Courier New" w:hAnsi="Courier New" w:cs="Courier New"/>
-          <w:sz w:val="18"/>
-          <w:lang w:val="en-US"/>
-        </w:rPr>
-        <w:t xml:space="preserve"> = l</w:t>
-      </w:r>
-    </w:p>
-    <w:p>
-      <w:pPr>
-        <w:rPr>
-          <w:lang w:val="en-US"/>
-        </w:rPr>
-      </w:pPr>
-      <w:r>
-        <w:rPr>
-          <w:rFonts w:ascii="Courier New" w:hAnsi="Courier New" w:cs="Courier New"/>
-          <w:sz w:val="18"/>
-          <w:lang w:val="en-US"/>
-        </w:rPr>
-        <w:t xml:space="preserve">  </w:t>
-      </w:r>
-      <w:proofErr w:type="spellStart"/>
-      <w:r>
-        <w:rPr>
-          <w:rFonts w:ascii="Courier New" w:hAnsi="Courier New" w:cs="Courier New"/>
-          <w:sz w:val="18"/>
-          <w:lang w:val="en-US"/>
-        </w:rPr>
-        <w:t>selectedLesson.value</w:t>
-      </w:r>
-      <w:proofErr w:type="spellEnd"/>
-      <w:r>
-        <w:rPr>
-          <w:rFonts w:ascii="Courier New" w:hAnsi="Courier New" w:cs="Courier New"/>
-          <w:sz w:val="18"/>
-          <w:lang w:val="en-US"/>
-        </w:rPr>
-        <w:t xml:space="preserve"> = null</w:t>
-      </w:r>
-    </w:p>
-    <w:p>
-      <w:pPr>
-        <w:rPr>
-          <w:lang w:val="en-US"/>
-        </w:rPr>
-      </w:pPr>
-      <w:r>
-        <w:rPr>
-          <w:rFonts w:ascii="Courier New" w:hAnsi="Courier New" w:cs="Courier New"/>
-          <w:sz w:val="18"/>
-          <w:lang w:val="en-US"/>
-        </w:rPr>
-        <w:t xml:space="preserve">  if (</w:t>
-      </w:r>
-      <w:proofErr w:type="spellStart"/>
-      <w:proofErr w:type="gramStart"/>
-      <w:r>
-        <w:rPr>
-          <w:rFonts w:ascii="Courier New" w:hAnsi="Courier New" w:cs="Courier New"/>
-          <w:sz w:val="18"/>
-          <w:lang w:val="en-US"/>
-        </w:rPr>
-        <w:t>e.dataTransfer</w:t>
-      </w:r>
-      <w:proofErr w:type="spellEnd"/>
-      <w:proofErr w:type="gramEnd"/>
-      <w:r>
-        <w:rPr>
-          <w:rFonts w:ascii="Courier New" w:hAnsi="Courier New" w:cs="Courier New"/>
-          <w:sz w:val="18"/>
-          <w:lang w:val="en-US"/>
-        </w:rPr>
-        <w:t xml:space="preserve">) { </w:t>
-      </w:r>
-      <w:proofErr w:type="spellStart"/>
-      <w:r>
-        <w:rPr>
-          <w:rFonts w:ascii="Courier New" w:hAnsi="Courier New" w:cs="Courier New"/>
-          <w:sz w:val="18"/>
-          <w:lang w:val="en-US"/>
-        </w:rPr>
-        <w:t>e.dataTransfer.effectAllowed</w:t>
-      </w:r>
-      <w:proofErr w:type="spellEnd"/>
-      <w:r>
-        <w:rPr>
-          <w:rFonts w:ascii="Courier New" w:hAnsi="Courier New" w:cs="Courier New"/>
-          <w:sz w:val="18"/>
-          <w:lang w:val="en-US"/>
-        </w:rPr>
-        <w:t xml:space="preserve"> = 'move'; </w:t>
-      </w:r>
-      <w:proofErr w:type="spellStart"/>
-      <w:r>
-        <w:rPr>
-          <w:rFonts w:ascii="Courier New" w:hAnsi="Courier New" w:cs="Courier New"/>
-          <w:sz w:val="18"/>
-          <w:lang w:val="en-US"/>
-        </w:rPr>
-        <w:t>e.dataTransfer.setData</w:t>
-      </w:r>
-      <w:proofErr w:type="spellEnd"/>
-      <w:r>
-        <w:rPr>
-          <w:rFonts w:ascii="Courier New" w:hAnsi="Courier New" w:cs="Courier New"/>
-          <w:sz w:val="18"/>
-          <w:lang w:val="en-US"/>
-        </w:rPr>
-        <w:t>('text/plain', l.id) }</w:t>
-      </w:r>
-    </w:p>
-    <w:p>
-      <w:pPr>
-        <w:rPr>
-          <w:lang w:val="en-US"/>
-        </w:rPr>
-      </w:pPr>
-      <w:r>
-        <w:rPr>
-          <w:rFonts w:ascii="Courier New" w:hAnsi="Courier New" w:cs="Courier New"/>
-          <w:sz w:val="18"/>
-          <w:lang w:val="en-US"/>
-        </w:rPr>
-        <w:t>}</w:t>
-      </w:r>
-    </w:p>
-    <w:p>
-      <w:pPr>
-        <w:rPr>
-          <w:lang w:val="en-US"/>
-        </w:rPr>
-      </w:pPr>
-      <w:r>
-        <w:rPr>
-          <w:rFonts w:ascii="Courier New" w:hAnsi="Courier New" w:cs="Courier New"/>
-          <w:sz w:val="18"/>
-          <w:lang w:val="en-US"/>
-        </w:rPr>
-        <w:t xml:space="preserve"> </w:t>
-      </w:r>
-    </w:p>
-    <w:p>
-      <w:pPr>
-        <w:rPr>
-          <w:lang w:val="en-US"/>
-        </w:rPr>
-      </w:pPr>
-      <w:r>
-        <w:rPr>
-          <w:rFonts w:ascii="Courier New" w:hAnsi="Courier New" w:cs="Courier New"/>
-          <w:sz w:val="18"/>
-          <w:lang w:val="en-US"/>
-        </w:rPr>
-        <w:t xml:space="preserve">function </w:t>
-      </w:r>
-      <w:proofErr w:type="spellStart"/>
-      <w:proofErr w:type="gramStart"/>
-      <w:r>
-        <w:rPr>
-          <w:rFonts w:ascii="Courier New" w:hAnsi="Courier New" w:cs="Courier New"/>
-          <w:sz w:val="18"/>
-          <w:lang w:val="en-US"/>
-        </w:rPr>
-        <w:t>onDragEnd</w:t>
-      </w:r>
-      <w:proofErr w:type="spellEnd"/>
-      <w:r>
-        <w:rPr>
-          <w:rFonts w:ascii="Courier New" w:hAnsi="Courier New" w:cs="Courier New"/>
-          <w:sz w:val="18"/>
-          <w:lang w:val="en-US"/>
-        </w:rPr>
-        <w:t>(</w:t>
-      </w:r>
-      <w:proofErr w:type="gramEnd"/>
-      <w:r>
-        <w:rPr>
-          <w:rFonts w:ascii="Courier New" w:hAnsi="Courier New" w:cs="Courier New"/>
-          <w:sz w:val="18"/>
-          <w:lang w:val="en-US"/>
-        </w:rPr>
-        <w:t xml:space="preserve">) { </w:t>
-      </w:r>
-      <w:proofErr w:type="spellStart"/>
-      <w:r>
-        <w:rPr>
-          <w:rFonts w:ascii="Courier New" w:hAnsi="Courier New" w:cs="Courier New"/>
-          <w:sz w:val="18"/>
-          <w:lang w:val="en-US"/>
-        </w:rPr>
-        <w:t>draggingLesson.value</w:t>
-      </w:r>
-      <w:proofErr w:type="spellEnd"/>
-      <w:r>
-        <w:rPr>
-          <w:rFonts w:ascii="Courier New" w:hAnsi="Courier New" w:cs="Courier New"/>
-          <w:sz w:val="18"/>
-          <w:lang w:val="en-US"/>
-        </w:rPr>
-        <w:t xml:space="preserve"> = null; </w:t>
-      </w:r>
-      <w:proofErr w:type="spellStart"/>
-      <w:r>
-        <w:rPr>
-          <w:rFonts w:ascii="Courier New" w:hAnsi="Courier New" w:cs="Courier New"/>
-          <w:sz w:val="18"/>
-          <w:lang w:val="en-US"/>
-        </w:rPr>
-        <w:t>dragOverKey.value</w:t>
-      </w:r>
-      <w:proofErr w:type="spellEnd"/>
-      <w:r>
-        <w:rPr>
-          <w:rFonts w:ascii="Courier New" w:hAnsi="Courier New" w:cs="Courier New"/>
-          <w:sz w:val="18"/>
-          <w:lang w:val="en-US"/>
-        </w:rPr>
-        <w:t xml:space="preserve"> = null }</w:t>
-      </w:r>
     </w:p>
     <w:p>
       <w:pPr>
@@ -24548,7 +25814,16 @@
           <w:sz w:val="18"/>
           <w:lang w:val="en-US"/>
         </w:rPr>
-        <w:t>, pair) || !</w:t>
+        <w:t>, pair) |</w:t>
+      </w:r>
+      <w:proofErr w:type="gramStart"/>
+      <w:r>
+        <w:rPr>
+          <w:rFonts w:ascii="Courier New" w:hAnsi="Courier New" w:cs="Courier New"/>
+          <w:sz w:val="18"/>
+          <w:lang w:val="en-US"/>
+        </w:rPr>
+        <w:t>| !</w:t>
       </w:r>
       <w:proofErr w:type="spellStart"/>
       <w:r>
@@ -24560,6 +25835,7 @@
         <w:t>timeSlotIdFor</w:t>
       </w:r>
       <w:proofErr w:type="spellEnd"/>
+      <w:proofErr w:type="gramEnd"/>
       <w:r>
         <w:rPr>
           <w:rFonts w:ascii="Courier New" w:hAnsi="Courier New" w:cs="Courier New"/>
@@ -24584,7 +25860,25 @@
           <w:sz w:val="18"/>
           <w:lang w:val="en-US"/>
         </w:rPr>
-        <w:t xml:space="preserve">, pair)) return  // </w:t>
+        <w:t xml:space="preserve">, pair)) </w:t>
+      </w:r>
+      <w:proofErr w:type="gramStart"/>
+      <w:r>
+        <w:rPr>
+          <w:rFonts w:ascii="Courier New" w:hAnsi="Courier New" w:cs="Courier New"/>
+          <w:sz w:val="18"/>
+          <w:lang w:val="en-US"/>
+        </w:rPr>
+        <w:t>return  /</w:t>
+      </w:r>
+      <w:proofErr w:type="gramEnd"/>
+      <w:r>
+        <w:rPr>
+          <w:rFonts w:ascii="Courier New" w:hAnsi="Courier New" w:cs="Courier New"/>
+          <w:sz w:val="18"/>
+          <w:lang w:val="en-US"/>
+        </w:rPr>
+        <w:t xml:space="preserve">/ </w:t>
       </w:r>
       <w:r>
         <w:rPr>
@@ -24694,6 +25988,14 @@
         <w:t>e.preventDefault</w:t>
       </w:r>
       <w:proofErr w:type="spellEnd"/>
+      <w:r>
+        <w:rPr>
+          <w:rFonts w:ascii="Courier New" w:hAnsi="Courier New" w:cs="Courier New"/>
+          <w:sz w:val="18"/>
+          <w:lang w:val="en-US"/>
+        </w:rPr>
+        <w:t xml:space="preserve">()   </w:t>
+      </w:r>
       <w:proofErr w:type="gramEnd"/>
       <w:r>
         <w:rPr>
@@ -24701,7 +26003,7 @@
           <w:sz w:val="18"/>
           <w:lang w:val="en-US"/>
         </w:rPr>
-        <w:t xml:space="preserve">()                                                // </w:t>
+        <w:t xml:space="preserve">                                             // </w:t>
       </w:r>
       <w:r>
         <w:rPr>
@@ -25160,13 +26462,27 @@
         <w:rPr>
           <w:sz w:val="28"/>
         </w:rPr>
-        <w:t xml:space="preserve">                                  (Ф.И.О)</w:t>
+        <w:t xml:space="preserve">                               </w:t>
+      </w:r>
+      <w:proofErr w:type="gramStart"/>
+      <w:r>
+        <w:rPr>
+          <w:sz w:val="28"/>
+        </w:rPr>
+        <w:t xml:space="preserve">   (</w:t>
+      </w:r>
+      <w:proofErr w:type="gramEnd"/>
+      <w:r>
+        <w:rPr>
+          <w:sz w:val="28"/>
+        </w:rPr>
+        <w:t>Ф.И.О)</w:t>
       </w:r>
     </w:p>
     <w:p/>
     <w:p/>
     <w:sectPr>
-      <w:footerReference w:type="default" r:id="rId8"/>
+      <w:footerReference w:type="default" r:id="rId23"/>
       <w:pgSz w:w="11906" w:h="16838"/>
       <w:pgMar w:top="1134" w:right="850" w:bottom="1134" w:left="1701" w:header="708" w:footer="708" w:gutter="0"/>
       <w:cols w:space="708"/>
@@ -25177,8 +26493,27 @@
 </w:document>
 </file>
 
+<file path=word/endnotes.xml><?xml version="1.0" encoding="utf-8"?>
+<w:endnotes xmlns:wpc="http://schemas.microsoft.com/office/word/2010/wordprocessingCanvas" xmlns:cx="http://schemas.microsoft.com/office/drawing/2014/chartex" xmlns:cx1="http://schemas.microsoft.com/office/drawing/2015/9/8/chartex" xmlns:cx2="http://schemas.microsoft.com/office/drawing/2015/10/21/chartex" xmlns:cx3="http://schemas.microsoft.com/office/drawing/2016/5/9/chartex" xmlns:cx4="http://schemas.microsoft.com/office/drawing/2016/5/10/chartex" xmlns:cx5="http://schemas.microsoft.com/office/drawing/2016/5/11/chartex" xmlns:cx6="http://schemas.microsoft.com/office/drawing/2016/5/12/chartex" xmlns:cx7="http://schemas.microsoft.com/office/drawing/2016/5/13/chartex" xmlns:cx8="http://schemas.microsoft.com/office/drawing/2016/5/14/chartex" xmlns:mc="http://schemas.openxmlformats.org/markup-compatibility/2006" xmlns:aink="http://schemas.microsoft.com/office/drawing/2016/ink" xmlns:am3d="http://schemas.microsoft.com/office/drawing/2017/model3d" xmlns:o="urn:schemas-microsoft-com:office:office" xmlns:oel="http://schemas.microsoft.com/office/2019/extlst" xmlns:r="http://schemas.openxmlformats.org/officeDocument/2006/relationships" xmlns:m="http://schemas.openxmlformats.org/officeDocument/2006/math" xmlns:v="urn:schemas-microsoft-com:vml" xmlns:wp14="http://schemas.microsoft.com/office/word/2010/wordprocessingDrawing" xmlns:wp="http://schemas.openxmlformats.org/drawingml/2006/wordprocessingDrawing" xmlns:w10="urn:schemas-microsoft-com:office:word" xmlns:w="http://schemas.openxmlformats.org/wordprocessingml/2006/main" xmlns:w14="http://schemas.microsoft.com/office/word/2010/wordml" xmlns:w15="http://schemas.microsoft.com/office/word/2012/wordml" xmlns:w16cex="http://schemas.microsoft.com/office/word/2018/wordml/cex" xmlns:w16cid="http://schemas.microsoft.com/office/word/2016/wordml/cid" xmlns:w16="http://schemas.microsoft.com/office/word/2018/wordml" xmlns:w16du="http://schemas.microsoft.com/office/word/2023/wordml/word16du" xmlns:w16sdtdh="http://schemas.microsoft.com/office/word/2020/wordml/sdtdatahash" xmlns:w16sdtfl="http://schemas.microsoft.com/office/word/2024/wordml/sdtformatlock" xmlns:w16se="http://schemas.microsoft.com/office/word/2015/wordml/symex" xmlns:wpg="http://schemas.microsoft.com/office/word/2010/wordprocessingGroup" xmlns:wpi="http://schemas.microsoft.com/office/word/2010/wordprocessingInk" xmlns:wne="http://schemas.microsoft.com/office/word/2006/wordml" xmlns:wps="http://schemas.microsoft.com/office/word/2010/wordprocessingShape" mc:Ignorable="w14 w15 w16se w16cid w16 w16cex w16sdtdh w16sdtfl w16du wp14">
+  <w:endnote w:type="separator" w:id="-1">
+    <w:p>
+      <w:r>
+        <w:separator/>
+      </w:r>
+    </w:p>
+  </w:endnote>
+  <w:endnote w:type="continuationSeparator" w:id="0">
+    <w:p>
+      <w:r>
+        <w:continuationSeparator/>
+      </w:r>
+    </w:p>
+  </w:endnote>
+</w:endnotes>
+</file>
+
 <file path=word/footer1.xml><?xml version="1.0" encoding="utf-8"?>
-<w:ftr xmlns:wpc="http://schemas.microsoft.com/office/word/2010/wordprocessingCanvas" xmlns:cx="http://schemas.microsoft.com/office/drawing/2014/chartex" xmlns:cx1="http://schemas.microsoft.com/office/drawing/2015/9/8/chartex" xmlns:cx2="http://schemas.microsoft.com/office/drawing/2015/10/21/chartex" xmlns:cx3="http://schemas.microsoft.com/office/drawing/2016/5/9/chartex" xmlns:cx4="http://schemas.microsoft.com/office/drawing/2016/5/10/chartex" xmlns:cx5="http://schemas.microsoft.com/office/drawing/2016/5/11/chartex" xmlns:cx6="http://schemas.microsoft.com/office/drawing/2016/5/12/chartex" xmlns:cx7="http://schemas.microsoft.com/office/drawing/2016/5/13/chartex" xmlns:cx8="http://schemas.microsoft.com/office/drawing/2016/5/14/chartex" xmlns:mc="http://schemas.openxmlformats.org/markup-compatibility/2006" xmlns:aink="http://schemas.microsoft.com/office/drawing/2016/ink" xmlns:am3d="http://schemas.microsoft.com/office/drawing/2017/model3d" xmlns:o="urn:schemas-microsoft-com:office:office" xmlns:oel="http://schemas.microsoft.com/office/2019/extlst" xmlns:r="http://schemas.openxmlformats.org/officeDocument/2006/relationships" xmlns:m="http://schemas.openxmlformats.org/officeDocument/2006/math" xmlns:v="urn:schemas-microsoft-com:vml" xmlns:wp14="http://schemas.microsoft.com/office/word/2010/wordprocessingDrawing" xmlns:wp="http://schemas.openxmlformats.org/drawingml/2006/wordprocessingDrawing" xmlns:w10="urn:schemas-microsoft-com:office:word" xmlns:w="http://schemas.openxmlformats.org/wordprocessingml/2006/main" xmlns:w14="http://schemas.microsoft.com/office/word/2010/wordml" xmlns:w15="http://schemas.microsoft.com/office/word/2012/wordml" xmlns:w16cex="http://schemas.microsoft.com/office/word/2018/wordml/cex" xmlns:w16cid="http://schemas.microsoft.com/office/word/2016/wordml/cid" xmlns:w16="http://schemas.microsoft.com/office/word/2018/wordml" xmlns:w16sdtdh="http://schemas.microsoft.com/office/word/2020/wordml/sdtdatahash" xmlns:w16se="http://schemas.microsoft.com/office/word/2015/wordml/symex" xmlns:wpg="http://schemas.microsoft.com/office/word/2010/wordprocessingGroup" xmlns:wpi="http://schemas.microsoft.com/office/word/2010/wordprocessingInk" xmlns:wne="http://schemas.microsoft.com/office/word/2006/wordml" xmlns:wps="http://schemas.microsoft.com/office/word/2010/wordprocessingShape" mc:Ignorable="w14 w15 w16se w16cid w16 w16cex w16sdtdh wp14">
+<w:ftr xmlns:wpc="http://schemas.microsoft.com/office/word/2010/wordprocessingCanvas" xmlns:cx="http://schemas.microsoft.com/office/drawing/2014/chartex" xmlns:cx1="http://schemas.microsoft.com/office/drawing/2015/9/8/chartex" xmlns:cx2="http://schemas.microsoft.com/office/drawing/2015/10/21/chartex" xmlns:cx3="http://schemas.microsoft.com/office/drawing/2016/5/9/chartex" xmlns:cx4="http://schemas.microsoft.com/office/drawing/2016/5/10/chartex" xmlns:cx5="http://schemas.microsoft.com/office/drawing/2016/5/11/chartex" xmlns:cx6="http://schemas.microsoft.com/office/drawing/2016/5/12/chartex" xmlns:cx7="http://schemas.microsoft.com/office/drawing/2016/5/13/chartex" xmlns:cx8="http://schemas.microsoft.com/office/drawing/2016/5/14/chartex" xmlns:mc="http://schemas.openxmlformats.org/markup-compatibility/2006" xmlns:aink="http://schemas.microsoft.com/office/drawing/2016/ink" xmlns:am3d="http://schemas.microsoft.com/office/drawing/2017/model3d" xmlns:o="urn:schemas-microsoft-com:office:office" xmlns:oel="http://schemas.microsoft.com/office/2019/extlst" xmlns:r="http://schemas.openxmlformats.org/officeDocument/2006/relationships" xmlns:m="http://schemas.openxmlformats.org/officeDocument/2006/math" xmlns:v="urn:schemas-microsoft-com:vml" xmlns:wp14="http://schemas.microsoft.com/office/word/2010/wordprocessingDrawing" xmlns:wp="http://schemas.openxmlformats.org/drawingml/2006/wordprocessingDrawing" xmlns:w10="urn:schemas-microsoft-com:office:word" xmlns:w="http://schemas.openxmlformats.org/wordprocessingml/2006/main" xmlns:w14="http://schemas.microsoft.com/office/word/2010/wordml" xmlns:w15="http://schemas.microsoft.com/office/word/2012/wordml" xmlns:w16cex="http://schemas.microsoft.com/office/word/2018/wordml/cex" xmlns:w16cid="http://schemas.microsoft.com/office/word/2016/wordml/cid" xmlns:w16="http://schemas.microsoft.com/office/word/2018/wordml" xmlns:w16du="http://schemas.microsoft.com/office/word/2023/wordml/word16du" xmlns:w16sdtdh="http://schemas.microsoft.com/office/word/2020/wordml/sdtdatahash" xmlns:w16sdtfl="http://schemas.microsoft.com/office/word/2024/wordml/sdtformatlock" xmlns:w16se="http://schemas.microsoft.com/office/word/2015/wordml/symex" xmlns:wpg="http://schemas.microsoft.com/office/word/2010/wordprocessingGroup" xmlns:wpi="http://schemas.microsoft.com/office/word/2010/wordprocessingInk" xmlns:wne="http://schemas.microsoft.com/office/word/2006/wordml" xmlns:wps="http://schemas.microsoft.com/office/word/2010/wordprocessingShape" mc:Ignorable="w14 w15 w16se w16cid w16 w16cex w16sdtdh w16sdtfl w16du wp14">
   <w:sdt>
     <w:sdtPr>
       <w:id w:val="649726679"/>
@@ -25224,7 +26559,7 @@
 </file>
 
 <file path=word/footer2.xml><?xml version="1.0" encoding="utf-8"?>
-<w:ftr xmlns:wpc="http://schemas.microsoft.com/office/word/2010/wordprocessingCanvas" xmlns:cx="http://schemas.microsoft.com/office/drawing/2014/chartex" xmlns:cx1="http://schemas.microsoft.com/office/drawing/2015/9/8/chartex" xmlns:cx2="http://schemas.microsoft.com/office/drawing/2015/10/21/chartex" xmlns:cx3="http://schemas.microsoft.com/office/drawing/2016/5/9/chartex" xmlns:cx4="http://schemas.microsoft.com/office/drawing/2016/5/10/chartex" xmlns:cx5="http://schemas.microsoft.com/office/drawing/2016/5/11/chartex" xmlns:cx6="http://schemas.microsoft.com/office/drawing/2016/5/12/chartex" xmlns:cx7="http://schemas.microsoft.com/office/drawing/2016/5/13/chartex" xmlns:cx8="http://schemas.microsoft.com/office/drawing/2016/5/14/chartex" xmlns:mc="http://schemas.openxmlformats.org/markup-compatibility/2006" xmlns:aink="http://schemas.microsoft.com/office/drawing/2016/ink" xmlns:am3d="http://schemas.microsoft.com/office/drawing/2017/model3d" xmlns:o="urn:schemas-microsoft-com:office:office" xmlns:oel="http://schemas.microsoft.com/office/2019/extlst" xmlns:r="http://schemas.openxmlformats.org/officeDocument/2006/relationships" xmlns:m="http://schemas.openxmlformats.org/officeDocument/2006/math" xmlns:v="urn:schemas-microsoft-com:vml" xmlns:wp14="http://schemas.microsoft.com/office/word/2010/wordprocessingDrawing" xmlns:wp="http://schemas.openxmlformats.org/drawingml/2006/wordprocessingDrawing" xmlns:w10="urn:schemas-microsoft-com:office:word" xmlns:w="http://schemas.openxmlformats.org/wordprocessingml/2006/main" xmlns:w14="http://schemas.microsoft.com/office/word/2010/wordml" xmlns:w15="http://schemas.microsoft.com/office/word/2012/wordml" xmlns:w16cex="http://schemas.microsoft.com/office/word/2018/wordml/cex" xmlns:w16cid="http://schemas.microsoft.com/office/word/2016/wordml/cid" xmlns:w16="http://schemas.microsoft.com/office/word/2018/wordml" xmlns:w16sdtdh="http://schemas.microsoft.com/office/word/2020/wordml/sdtdatahash" xmlns:w16se="http://schemas.microsoft.com/office/word/2015/wordml/symex" xmlns:wpg="http://schemas.microsoft.com/office/word/2010/wordprocessingGroup" xmlns:wpi="http://schemas.microsoft.com/office/word/2010/wordprocessingInk" xmlns:wne="http://schemas.microsoft.com/office/word/2006/wordml" xmlns:wps="http://schemas.microsoft.com/office/word/2010/wordprocessingShape" mc:Ignorable="w14 w15 w16se w16cid w16 w16cex w16sdtdh wp14">
+<w:ftr xmlns:wpc="http://schemas.microsoft.com/office/word/2010/wordprocessingCanvas" xmlns:cx="http://schemas.microsoft.com/office/drawing/2014/chartex" xmlns:cx1="http://schemas.microsoft.com/office/drawing/2015/9/8/chartex" xmlns:cx2="http://schemas.microsoft.com/office/drawing/2015/10/21/chartex" xmlns:cx3="http://schemas.microsoft.com/office/drawing/2016/5/9/chartex" xmlns:cx4="http://schemas.microsoft.com/office/drawing/2016/5/10/chartex" xmlns:cx5="http://schemas.microsoft.com/office/drawing/2016/5/11/chartex" xmlns:cx6="http://schemas.microsoft.com/office/drawing/2016/5/12/chartex" xmlns:cx7="http://schemas.microsoft.com/office/drawing/2016/5/13/chartex" xmlns:cx8="http://schemas.microsoft.com/office/drawing/2016/5/14/chartex" xmlns:mc="http://schemas.openxmlformats.org/markup-compatibility/2006" xmlns:aink="http://schemas.microsoft.com/office/drawing/2016/ink" xmlns:am3d="http://schemas.microsoft.com/office/drawing/2017/model3d" xmlns:o="urn:schemas-microsoft-com:office:office" xmlns:oel="http://schemas.microsoft.com/office/2019/extlst" xmlns:r="http://schemas.openxmlformats.org/officeDocument/2006/relationships" xmlns:m="http://schemas.openxmlformats.org/officeDocument/2006/math" xmlns:v="urn:schemas-microsoft-com:vml" xmlns:wp14="http://schemas.microsoft.com/office/word/2010/wordprocessingDrawing" xmlns:wp="http://schemas.openxmlformats.org/drawingml/2006/wordprocessingDrawing" xmlns:w10="urn:schemas-microsoft-com:office:word" xmlns:w="http://schemas.openxmlformats.org/wordprocessingml/2006/main" xmlns:w14="http://schemas.microsoft.com/office/word/2010/wordml" xmlns:w15="http://schemas.microsoft.com/office/word/2012/wordml" xmlns:w16cex="http://schemas.microsoft.com/office/word/2018/wordml/cex" xmlns:w16cid="http://schemas.microsoft.com/office/word/2016/wordml/cid" xmlns:w16="http://schemas.microsoft.com/office/word/2018/wordml" xmlns:w16du="http://schemas.microsoft.com/office/word/2023/wordml/word16du" xmlns:w16sdtdh="http://schemas.microsoft.com/office/word/2020/wordml/sdtdatahash" xmlns:w16sdtfl="http://schemas.microsoft.com/office/word/2024/wordml/sdtformatlock" xmlns:w16se="http://schemas.microsoft.com/office/word/2015/wordml/symex" xmlns:wpg="http://schemas.microsoft.com/office/word/2010/wordprocessingGroup" xmlns:wpi="http://schemas.microsoft.com/office/word/2010/wordprocessingInk" xmlns:wne="http://schemas.microsoft.com/office/word/2006/wordml" xmlns:wps="http://schemas.microsoft.com/office/word/2010/wordprocessingShape" mc:Ignorable="w14 w15 w16se w16cid w16 w16cex w16sdtdh w16sdtfl w16du wp14">
   <w:sdt>
     <w:sdtPr>
       <w:id w:val="-1442609284"/>
@@ -25263,8 +26598,27 @@
 </w:ftr>
 </file>
 
+<file path=word/footnotes.xml><?xml version="1.0" encoding="utf-8"?>
+<w:footnotes xmlns:wpc="http://schemas.microsoft.com/office/word/2010/wordprocessingCanvas" xmlns:cx="http://schemas.microsoft.com/office/drawing/2014/chartex" xmlns:cx1="http://schemas.microsoft.com/office/drawing/2015/9/8/chartex" xmlns:cx2="http://schemas.microsoft.com/office/drawing/2015/10/21/chartex" xmlns:cx3="http://schemas.microsoft.com/office/drawing/2016/5/9/chartex" xmlns:cx4="http://schemas.microsoft.com/office/drawing/2016/5/10/chartex" xmlns:cx5="http://schemas.microsoft.com/office/drawing/2016/5/11/chartex" xmlns:cx6="http://schemas.microsoft.com/office/drawing/2016/5/12/chartex" xmlns:cx7="http://schemas.microsoft.com/office/drawing/2016/5/13/chartex" xmlns:cx8="http://schemas.microsoft.com/office/drawing/2016/5/14/chartex" xmlns:mc="http://schemas.openxmlformats.org/markup-compatibility/2006" xmlns:aink="http://schemas.microsoft.com/office/drawing/2016/ink" xmlns:am3d="http://schemas.microsoft.com/office/drawing/2017/model3d" xmlns:o="urn:schemas-microsoft-com:office:office" xmlns:oel="http://schemas.microsoft.com/office/2019/extlst" xmlns:r="http://schemas.openxmlformats.org/officeDocument/2006/relationships" xmlns:m="http://schemas.openxmlformats.org/officeDocument/2006/math" xmlns:v="urn:schemas-microsoft-com:vml" xmlns:wp14="http://schemas.microsoft.com/office/word/2010/wordprocessingDrawing" xmlns:wp="http://schemas.openxmlformats.org/drawingml/2006/wordprocessingDrawing" xmlns:w10="urn:schemas-microsoft-com:office:word" xmlns:w="http://schemas.openxmlformats.org/wordprocessingml/2006/main" xmlns:w14="http://schemas.microsoft.com/office/word/2010/wordml" xmlns:w15="http://schemas.microsoft.com/office/word/2012/wordml" xmlns:w16cex="http://schemas.microsoft.com/office/word/2018/wordml/cex" xmlns:w16cid="http://schemas.microsoft.com/office/word/2016/wordml/cid" xmlns:w16="http://schemas.microsoft.com/office/word/2018/wordml" xmlns:w16du="http://schemas.microsoft.com/office/word/2023/wordml/word16du" xmlns:w16sdtdh="http://schemas.microsoft.com/office/word/2020/wordml/sdtdatahash" xmlns:w16sdtfl="http://schemas.microsoft.com/office/word/2024/wordml/sdtformatlock" xmlns:w16se="http://schemas.microsoft.com/office/word/2015/wordml/symex" xmlns:wpg="http://schemas.microsoft.com/office/word/2010/wordprocessingGroup" xmlns:wpi="http://schemas.microsoft.com/office/word/2010/wordprocessingInk" xmlns:wne="http://schemas.microsoft.com/office/word/2006/wordml" xmlns:wps="http://schemas.microsoft.com/office/word/2010/wordprocessingShape" mc:Ignorable="w14 w15 w16se w16cid w16 w16cex w16sdtdh w16sdtfl w16du wp14">
+  <w:footnote w:type="separator" w:id="-1">
+    <w:p>
+      <w:r>
+        <w:separator/>
+      </w:r>
+    </w:p>
+  </w:footnote>
+  <w:footnote w:type="continuationSeparator" w:id="0">
+    <w:p>
+      <w:r>
+        <w:continuationSeparator/>
+      </w:r>
+    </w:p>
+  </w:footnote>
+</w:footnotes>
+</file>
+
 <file path=word/styles.xml><?xml version="1.0" encoding="utf-8"?>
-<w:styles xmlns:mc="http://schemas.openxmlformats.org/markup-compatibility/2006" xmlns:r="http://schemas.openxmlformats.org/officeDocument/2006/relationships" xmlns:w="http://schemas.openxmlformats.org/wordprocessingml/2006/main" xmlns:w14="http://schemas.microsoft.com/office/word/2010/wordml" xmlns:w15="http://schemas.microsoft.com/office/word/2012/wordml" xmlns:w16cex="http://schemas.microsoft.com/office/word/2018/wordml/cex" xmlns:w16cid="http://schemas.microsoft.com/office/word/2016/wordml/cid" xmlns:w16="http://schemas.microsoft.com/office/word/2018/wordml" xmlns:w16sdtdh="http://schemas.microsoft.com/office/word/2020/wordml/sdtdatahash" xmlns:w16se="http://schemas.microsoft.com/office/word/2015/wordml/symex" mc:Ignorable="w14 w15 w16se w16cid w16 w16cex w16sdtdh">
+<w:styles xmlns:mc="http://schemas.openxmlformats.org/markup-compatibility/2006" xmlns:r="http://schemas.openxmlformats.org/officeDocument/2006/relationships" xmlns:w="http://schemas.openxmlformats.org/wordprocessingml/2006/main" xmlns:w14="http://schemas.microsoft.com/office/word/2010/wordml" xmlns:w15="http://schemas.microsoft.com/office/word/2012/wordml" xmlns:w16cex="http://schemas.microsoft.com/office/word/2018/wordml/cex" xmlns:w16cid="http://schemas.microsoft.com/office/word/2016/wordml/cid" xmlns:w16="http://schemas.microsoft.com/office/word/2018/wordml" xmlns:w16du="http://schemas.microsoft.com/office/word/2023/wordml/word16du" xmlns:w16sdtdh="http://schemas.microsoft.com/office/word/2020/wordml/sdtdatahash" xmlns:w16sdtfl="http://schemas.microsoft.com/office/word/2024/wordml/sdtformatlock" xmlns:w16se="http://schemas.microsoft.com/office/word/2015/wordml/symex" mc:Ignorable="w14 w15 w16se w16cid w16 w16cex w16sdtdh w16sdtfl w16du">
   <w:docDefaults>
     <w:rPrDefault>
       <w:rPr>
